--- a/객지-기말/2371214이지형_객지과제3.docx
+++ b/객지-기말/2371214이지형_객지과제3.docx
@@ -566,11 +566,6 @@
       </w:r>
     </w:p>
     <w:p>
-      <w:pPr>
-        <w:rPr>
-          <w:rFonts w:hint="eastAsia"/>
-        </w:rPr>
-      </w:pPr>
       <w:r>
         <w:tab/>
         <w:t>Light operator--(int x)</w:t>
@@ -724,7 +719,6 @@
     <w:p>
       <w:pPr>
         <w:rPr>
-          <w:rFonts w:hint="eastAsia"/>
           <w:sz w:val="22"/>
         </w:rPr>
       </w:pPr>
@@ -879,7 +873,6 @@
     <w:p>
       <w:pPr>
         <w:rPr>
-          <w:rFonts w:hint="eastAsia"/>
           <w:sz w:val="22"/>
         </w:rPr>
       </w:pPr>
@@ -970,7 +963,6 @@
     <w:p>
       <w:pPr>
         <w:rPr>
-          <w:rFonts w:hint="eastAsia"/>
           <w:sz w:val="22"/>
         </w:rPr>
       </w:pPr>
@@ -1236,15 +1228,13 @@
     <w:p>
       <w:pPr>
         <w:rPr>
-          <w:rFonts w:hint="eastAsia"/>
-          <w:sz w:val="22"/>
-        </w:rPr>
-      </w:pPr>
-    </w:p>
-    <w:p>
-      <w:pPr>
-        <w:rPr>
-          <w:rFonts w:hint="eastAsia"/>
+          <w:sz w:val="22"/>
+        </w:rPr>
+      </w:pPr>
+    </w:p>
+    <w:p>
+      <w:pPr>
+        <w:rPr>
           <w:sz w:val="22"/>
         </w:rPr>
       </w:pPr>
@@ -1397,7 +1387,6 @@
     <w:p>
       <w:pPr>
         <w:rPr>
-          <w:rFonts w:hint="eastAsia"/>
           <w:sz w:val="22"/>
         </w:rPr>
       </w:pPr>
@@ -1594,7 +1583,6 @@
     <w:p>
       <w:pPr>
         <w:rPr>
-          <w:rFonts w:hint="eastAsia"/>
           <w:sz w:val="22"/>
         </w:rPr>
       </w:pPr>
@@ -1879,7 +1867,6 @@
     <w:p>
       <w:pPr>
         <w:rPr>
-          <w:rFonts w:hint="eastAsia"/>
           <w:sz w:val="22"/>
         </w:rPr>
       </w:pPr>
@@ -2495,6 +2482,7 @@
         <w:rPr>
           <w:b/>
           <w:bCs/>
+          <w:noProof/>
           <w:sz w:val="22"/>
         </w:rPr>
         <w:drawing>
@@ -2535,13 +2523,7 @@
       </w:r>
     </w:p>
     <w:p/>
-    <w:p>
-      <w:pPr>
-        <w:rPr>
-          <w:rFonts w:hint="eastAsia"/>
-        </w:rPr>
-      </w:pPr>
-    </w:p>
+    <w:p/>
     <w:p>
       <w:pPr>
         <w:pStyle w:val="a6"/>
@@ -2574,17 +2556,16 @@
           <w:sz w:val="34"/>
           <w:szCs w:val="34"/>
         </w:rPr>
-        <w:t>9</w:t>
-      </w:r>
-      <w:r>
-        <w:rPr>
-          <w:rFonts w:hint="eastAsia"/>
+        <w:t>9-4</w:t>
+      </w:r>
+      <w:r>
+        <w:rPr>
           <w:b/>
           <w:bCs/>
           <w:sz w:val="34"/>
           <w:szCs w:val="34"/>
         </w:rPr>
-        <w:t>-</w:t>
+        <w:t xml:space="preserve"> 실습문제(소요시간:</w:t>
       </w:r>
       <w:r>
         <w:rPr>
@@ -2594,7 +2575,7 @@
           <w:sz w:val="34"/>
           <w:szCs w:val="34"/>
         </w:rPr>
-        <w:t>4</w:t>
+        <w:t>1시간</w:t>
       </w:r>
       <w:r>
         <w:rPr>
@@ -2603,25 +2584,6 @@
           <w:sz w:val="34"/>
           <w:szCs w:val="34"/>
         </w:rPr>
-        <w:t xml:space="preserve"> 실습문제(소요시간:</w:t>
-      </w:r>
-      <w:r>
-        <w:rPr>
-          <w:rFonts w:hint="eastAsia"/>
-          <w:b/>
-          <w:bCs/>
-          <w:sz w:val="34"/>
-          <w:szCs w:val="34"/>
-        </w:rPr>
-        <w:t>1시간</w:t>
-      </w:r>
-      <w:r>
-        <w:rPr>
-          <w:b/>
-          <w:bCs/>
-          <w:sz w:val="34"/>
-          <w:szCs w:val="34"/>
-        </w:rPr>
         <w:t>)</w:t>
       </w:r>
     </w:p>
@@ -2629,6 +2591,7 @@
       <w:pPr>
         <w:ind w:left="440"/>
         <w:rPr>
+          <w:rFonts w:hint="eastAsia"/>
           <w:b/>
           <w:bCs/>
           <w:sz w:val="22"/>
@@ -2650,7 +2613,7 @@
           <w:bCs/>
           <w:sz w:val="22"/>
         </w:rPr>
-        <w:t>Light</w:t>
+        <w:t>AbstractPoint</w:t>
       </w:r>
       <w:r>
         <w:rPr>
@@ -2667,42 +2630,5513 @@
           <w:bCs/>
           <w:sz w:val="22"/>
         </w:rPr>
-        <w:t>(헤더파일)-</w:t>
-      </w:r>
-    </w:p>
-    <w:p>
-      <w:pPr>
-        <w:ind w:left="440"/>
-        <w:rPr>
-          <w:sz w:val="22"/>
-        </w:rPr>
-      </w:pPr>
-      <w:proofErr w:type="spellStart"/>
-      <w:r>
-        <w:rPr>
-          <w:rFonts w:hint="eastAsia"/>
-          <w:sz w:val="22"/>
-        </w:rPr>
-        <w:t>ㅜ</w:t>
-      </w:r>
-      <w:r>
-        <w:rPr>
-          <w:rFonts w:hint="eastAsia"/>
-          <w:sz w:val="22"/>
-        </w:rPr>
-        <w:t>ㅜ</w:t>
-      </w:r>
-      <w:proofErr w:type="spellEnd"/>
-    </w:p>
-    <w:p>
-      <w:pPr>
-        <w:ind w:left="440"/>
-        <w:rPr>
-          <w:rFonts w:hint="eastAsia"/>
-          <w:sz w:val="34"/>
-          <w:szCs w:val="34"/>
-        </w:rPr>
-      </w:pPr>
+        <w:t>(</w:t>
+      </w:r>
+      <w:r>
+        <w:rPr>
+          <w:rFonts w:hint="eastAsia"/>
+          <w:b/>
+          <w:bCs/>
+          <w:sz w:val="22"/>
+        </w:rPr>
+        <w:t xml:space="preserve">부모클래스 </w:t>
+      </w:r>
+      <w:r>
+        <w:rPr>
+          <w:b/>
+          <w:bCs/>
+          <w:sz w:val="22"/>
+        </w:rPr>
+        <w:t>헤더파일)-</w:t>
+      </w:r>
+    </w:p>
+    <w:p>
+      <w:pPr>
+        <w:ind w:left="440"/>
+        <w:rPr>
+          <w:sz w:val="22"/>
+        </w:rPr>
+      </w:pPr>
+      <w:r>
+        <w:rPr>
+          <w:sz w:val="22"/>
+        </w:rPr>
+        <w:t>#ifndef ABSTRACTPOINT_</w:t>
+      </w:r>
+      <w:proofErr w:type="gramStart"/>
+      <w:r>
+        <w:rPr>
+          <w:sz w:val="22"/>
+        </w:rPr>
+        <w:t>H /</w:t>
+      </w:r>
+      <w:proofErr w:type="gramEnd"/>
+      <w:r>
+        <w:rPr>
+          <w:sz w:val="22"/>
+        </w:rPr>
+        <w:t xml:space="preserve">/ABSTRACTPOINT_H가 </w:t>
+      </w:r>
+      <w:proofErr w:type="spellStart"/>
+      <w:r>
+        <w:rPr>
+          <w:sz w:val="22"/>
+        </w:rPr>
+        <w:t>정의되어있지않다면</w:t>
+      </w:r>
+      <w:proofErr w:type="spellEnd"/>
+      <w:r>
+        <w:rPr>
+          <w:sz w:val="22"/>
+        </w:rPr>
+        <w:t xml:space="preserve"> 헤더를 포함</w:t>
+      </w:r>
+    </w:p>
+    <w:p>
+      <w:pPr>
+        <w:ind w:left="440"/>
+        <w:rPr>
+          <w:rFonts w:hint="eastAsia"/>
+          <w:sz w:val="22"/>
+        </w:rPr>
+      </w:pPr>
+      <w:r>
+        <w:rPr>
+          <w:sz w:val="22"/>
+        </w:rPr>
+        <w:t>#define ABSTRACTPOINT_</w:t>
+      </w:r>
+      <w:proofErr w:type="gramStart"/>
+      <w:r>
+        <w:rPr>
+          <w:sz w:val="22"/>
+        </w:rPr>
+        <w:t>H /</w:t>
+      </w:r>
+      <w:proofErr w:type="gramEnd"/>
+      <w:r>
+        <w:rPr>
+          <w:sz w:val="22"/>
+        </w:rPr>
+        <w:t>/ABSTRACTPOINT_H 헤더파일 정의</w:t>
+      </w:r>
+    </w:p>
+    <w:p>
+      <w:pPr>
+        <w:ind w:left="440"/>
+        <w:rPr>
+          <w:sz w:val="22"/>
+        </w:rPr>
+      </w:pPr>
+      <w:r>
+        <w:rPr>
+          <w:sz w:val="22"/>
+        </w:rPr>
+        <w:t>#include &lt;string</w:t>
+      </w:r>
+      <w:proofErr w:type="gramStart"/>
+      <w:r>
+        <w:rPr>
+          <w:sz w:val="22"/>
+        </w:rPr>
+        <w:t>&gt; /</w:t>
+      </w:r>
+      <w:proofErr w:type="gramEnd"/>
+      <w:r>
+        <w:rPr>
+          <w:sz w:val="22"/>
+        </w:rPr>
+        <w:t>/name변수타입을 사용하기 위한 string 헤더선언</w:t>
+      </w:r>
+    </w:p>
+    <w:p>
+      <w:pPr>
+        <w:ind w:left="440"/>
+        <w:rPr>
+          <w:sz w:val="22"/>
+        </w:rPr>
+      </w:pPr>
+    </w:p>
+    <w:p>
+      <w:pPr>
+        <w:ind w:left="440"/>
+        <w:rPr>
+          <w:sz w:val="22"/>
+        </w:rPr>
+      </w:pPr>
+      <w:r>
+        <w:rPr>
+          <w:sz w:val="22"/>
+        </w:rPr>
+        <w:t xml:space="preserve">class </w:t>
+      </w:r>
+      <w:proofErr w:type="spellStart"/>
+      <w:r>
+        <w:rPr>
+          <w:sz w:val="22"/>
+        </w:rPr>
+        <w:t>AbstractPoint</w:t>
+      </w:r>
+      <w:proofErr w:type="spellEnd"/>
+      <w:r>
+        <w:rPr>
+          <w:sz w:val="22"/>
+        </w:rPr>
+        <w:t xml:space="preserve"> {//각 회원객체가 가지는 이름과 </w:t>
+      </w:r>
+      <w:proofErr w:type="gramStart"/>
+      <w:r>
+        <w:rPr>
+          <w:sz w:val="22"/>
+        </w:rPr>
+        <w:t>포인트,</w:t>
+      </w:r>
+      <w:proofErr w:type="spellStart"/>
+      <w:r>
+        <w:rPr>
+          <w:sz w:val="22"/>
+        </w:rPr>
+        <w:t>적립률을</w:t>
+      </w:r>
+      <w:proofErr w:type="spellEnd"/>
+      <w:proofErr w:type="gramEnd"/>
+      <w:r>
+        <w:rPr>
+          <w:sz w:val="22"/>
+        </w:rPr>
+        <w:t xml:space="preserve"> 정의하는 클래스</w:t>
+      </w:r>
+    </w:p>
+    <w:p>
+      <w:pPr>
+        <w:ind w:left="440"/>
+        <w:rPr>
+          <w:sz w:val="22"/>
+        </w:rPr>
+      </w:pPr>
+      <w:r>
+        <w:rPr>
+          <w:sz w:val="22"/>
+        </w:rPr>
+        <w:t>protected</w:t>
+      </w:r>
+      <w:proofErr w:type="gramStart"/>
+      <w:r>
+        <w:rPr>
+          <w:sz w:val="22"/>
+        </w:rPr>
+        <w:t>: /</w:t>
+      </w:r>
+      <w:proofErr w:type="gramEnd"/>
+      <w:r>
+        <w:rPr>
+          <w:sz w:val="22"/>
+        </w:rPr>
+        <w:t>/상속관계의 하위클래스에서만 접근이 가능하도록 허용하는 접근 지정자</w:t>
+      </w:r>
+    </w:p>
+    <w:p>
+      <w:pPr>
+        <w:ind w:left="440"/>
+        <w:rPr>
+          <w:sz w:val="22"/>
+        </w:rPr>
+      </w:pPr>
+      <w:r>
+        <w:rPr>
+          <w:sz w:val="22"/>
+        </w:rPr>
+        <w:tab/>
+      </w:r>
+      <w:proofErr w:type="gramStart"/>
+      <w:r>
+        <w:rPr>
+          <w:sz w:val="22"/>
+        </w:rPr>
+        <w:t>std::</w:t>
+      </w:r>
+      <w:proofErr w:type="gramEnd"/>
+      <w:r>
+        <w:rPr>
+          <w:sz w:val="22"/>
+        </w:rPr>
+        <w:t>string name</w:t>
+      </w:r>
+      <w:proofErr w:type="gramStart"/>
+      <w:r>
+        <w:rPr>
+          <w:sz w:val="22"/>
+        </w:rPr>
+        <w:t>; /</w:t>
+      </w:r>
+      <w:proofErr w:type="gramEnd"/>
+      <w:r>
+        <w:rPr>
+          <w:sz w:val="22"/>
+        </w:rPr>
+        <w:t xml:space="preserve">/포인트를 </w:t>
+      </w:r>
+      <w:proofErr w:type="spellStart"/>
+      <w:r>
+        <w:rPr>
+          <w:sz w:val="22"/>
+        </w:rPr>
+        <w:t>적립받는</w:t>
+      </w:r>
+      <w:proofErr w:type="spellEnd"/>
+      <w:r>
+        <w:rPr>
+          <w:sz w:val="22"/>
+        </w:rPr>
+        <w:t xml:space="preserve"> 회원의 이름을 저장할 string형식의 변수</w:t>
+      </w:r>
+    </w:p>
+    <w:p>
+      <w:pPr>
+        <w:ind w:left="440"/>
+        <w:rPr>
+          <w:sz w:val="22"/>
+        </w:rPr>
+      </w:pPr>
+      <w:r>
+        <w:rPr>
+          <w:sz w:val="22"/>
+        </w:rPr>
+        <w:tab/>
+        <w:t>int point =0;//누적포인트를 저장할 point변수를 만들고 초기포인트를 0으로 설정</w:t>
+      </w:r>
+    </w:p>
+    <w:p>
+      <w:pPr>
+        <w:ind w:left="440"/>
+        <w:rPr>
+          <w:sz w:val="22"/>
+        </w:rPr>
+      </w:pPr>
+      <w:r>
+        <w:rPr>
+          <w:sz w:val="22"/>
+        </w:rPr>
+        <w:tab/>
+        <w:t xml:space="preserve">int </w:t>
+      </w:r>
+      <w:proofErr w:type="spellStart"/>
+      <w:r>
+        <w:rPr>
+          <w:sz w:val="22"/>
+        </w:rPr>
+        <w:t>lowRatio</w:t>
+      </w:r>
+      <w:proofErr w:type="spellEnd"/>
+      <w:r>
+        <w:rPr>
+          <w:sz w:val="22"/>
+        </w:rPr>
+        <w:t xml:space="preserve"> = 0, </w:t>
+      </w:r>
+      <w:proofErr w:type="spellStart"/>
+      <w:r>
+        <w:rPr>
+          <w:sz w:val="22"/>
+        </w:rPr>
+        <w:t>highRatio</w:t>
+      </w:r>
+      <w:proofErr w:type="spellEnd"/>
+      <w:r>
+        <w:rPr>
+          <w:sz w:val="22"/>
+        </w:rPr>
+        <w:t xml:space="preserve"> = 0</w:t>
+      </w:r>
+      <w:proofErr w:type="gramStart"/>
+      <w:r>
+        <w:rPr>
+          <w:sz w:val="22"/>
+        </w:rPr>
+        <w:t>; /</w:t>
+      </w:r>
+      <w:proofErr w:type="gramEnd"/>
+      <w:r>
+        <w:rPr>
+          <w:sz w:val="22"/>
+        </w:rPr>
+        <w:t>/결재금액별 차등 적용될 적립비율 변수(%) 설정</w:t>
+      </w:r>
+    </w:p>
+    <w:p>
+      <w:pPr>
+        <w:ind w:left="440"/>
+        <w:rPr>
+          <w:sz w:val="22"/>
+        </w:rPr>
+      </w:pPr>
+      <w:r>
+        <w:rPr>
+          <w:sz w:val="22"/>
+        </w:rPr>
+        <w:t>public</w:t>
+      </w:r>
+      <w:proofErr w:type="gramStart"/>
+      <w:r>
+        <w:rPr>
+          <w:sz w:val="22"/>
+        </w:rPr>
+        <w:t>: /</w:t>
+      </w:r>
+      <w:proofErr w:type="gramEnd"/>
+      <w:r>
+        <w:rPr>
+          <w:sz w:val="22"/>
+        </w:rPr>
+        <w:t xml:space="preserve">/모두가 </w:t>
+      </w:r>
+      <w:proofErr w:type="spellStart"/>
+      <w:r>
+        <w:rPr>
+          <w:sz w:val="22"/>
+        </w:rPr>
+        <w:t>접근할수</w:t>
+      </w:r>
+      <w:proofErr w:type="spellEnd"/>
+      <w:r>
+        <w:rPr>
+          <w:sz w:val="22"/>
+        </w:rPr>
+        <w:t xml:space="preserve"> 있도록 하는 public 접근 지정자</w:t>
+      </w:r>
+    </w:p>
+    <w:p>
+      <w:pPr>
+        <w:ind w:left="440"/>
+        <w:rPr>
+          <w:sz w:val="22"/>
+        </w:rPr>
+      </w:pPr>
+      <w:r>
+        <w:rPr>
+          <w:sz w:val="22"/>
+        </w:rPr>
+        <w:tab/>
+        <w:t>//</w:t>
+      </w:r>
+      <w:proofErr w:type="spellStart"/>
+      <w:r>
+        <w:rPr>
+          <w:sz w:val="22"/>
+        </w:rPr>
+        <w:t>회원정보및</w:t>
+      </w:r>
+      <w:proofErr w:type="spellEnd"/>
+      <w:r>
+        <w:rPr>
+          <w:sz w:val="22"/>
+        </w:rPr>
+        <w:t xml:space="preserve"> 적립비율을 초기화하는 매개변수 생성자</w:t>
+      </w:r>
+    </w:p>
+    <w:p>
+      <w:pPr>
+        <w:ind w:left="440"/>
+        <w:rPr>
+          <w:sz w:val="22"/>
+        </w:rPr>
+      </w:pPr>
+      <w:r>
+        <w:rPr>
+          <w:sz w:val="22"/>
+        </w:rPr>
+        <w:tab/>
+      </w:r>
+      <w:proofErr w:type="spellStart"/>
+      <w:proofErr w:type="gramStart"/>
+      <w:r>
+        <w:rPr>
+          <w:sz w:val="22"/>
+        </w:rPr>
+        <w:t>AbstractPoint</w:t>
+      </w:r>
+      <w:proofErr w:type="spellEnd"/>
+      <w:r>
+        <w:rPr>
+          <w:sz w:val="22"/>
+        </w:rPr>
+        <w:t>(std::</w:t>
+      </w:r>
+      <w:proofErr w:type="gramEnd"/>
+      <w:r>
+        <w:rPr>
+          <w:sz w:val="22"/>
+        </w:rPr>
+        <w:t xml:space="preserve">string name, int </w:t>
+      </w:r>
+      <w:proofErr w:type="spellStart"/>
+      <w:r>
+        <w:rPr>
+          <w:sz w:val="22"/>
+        </w:rPr>
+        <w:t>lowRatio</w:t>
+      </w:r>
+      <w:proofErr w:type="spellEnd"/>
+      <w:r>
+        <w:rPr>
+          <w:sz w:val="22"/>
+        </w:rPr>
+        <w:t xml:space="preserve">, int </w:t>
+      </w:r>
+      <w:proofErr w:type="spellStart"/>
+      <w:r>
+        <w:rPr>
+          <w:sz w:val="22"/>
+        </w:rPr>
+        <w:t>highRatio</w:t>
+      </w:r>
+      <w:proofErr w:type="spellEnd"/>
+      <w:r>
+        <w:rPr>
+          <w:sz w:val="22"/>
+        </w:rPr>
+        <w:t>);</w:t>
+      </w:r>
+    </w:p>
+    <w:p>
+      <w:pPr>
+        <w:ind w:left="440"/>
+        <w:rPr>
+          <w:sz w:val="22"/>
+        </w:rPr>
+      </w:pPr>
+      <w:r>
+        <w:rPr>
+          <w:sz w:val="22"/>
+        </w:rPr>
+        <w:tab/>
+        <w:t>virtual void earn(int pay) = 0</w:t>
+      </w:r>
+      <w:proofErr w:type="gramStart"/>
+      <w:r>
+        <w:rPr>
+          <w:sz w:val="22"/>
+        </w:rPr>
+        <w:t>; /</w:t>
+      </w:r>
+      <w:proofErr w:type="gramEnd"/>
+      <w:r>
+        <w:rPr>
+          <w:sz w:val="22"/>
+        </w:rPr>
+        <w:t>/순수가상함수. pay금액에 대한 포인트를 적립</w:t>
+      </w:r>
+    </w:p>
+    <w:p>
+      <w:pPr>
+        <w:ind w:left="440"/>
+        <w:rPr>
+          <w:sz w:val="22"/>
+        </w:rPr>
+      </w:pPr>
+      <w:r>
+        <w:rPr>
+          <w:sz w:val="22"/>
+        </w:rPr>
+        <w:tab/>
+        <w:t>virtual void show() = 0</w:t>
+      </w:r>
+      <w:proofErr w:type="gramStart"/>
+      <w:r>
+        <w:rPr>
+          <w:sz w:val="22"/>
+        </w:rPr>
+        <w:t>; /</w:t>
+      </w:r>
+      <w:proofErr w:type="gramEnd"/>
+      <w:r>
+        <w:rPr>
+          <w:sz w:val="22"/>
+        </w:rPr>
+        <w:t>/순수가상함수. 이름과 포인트 출력하는 함수</w:t>
+      </w:r>
+    </w:p>
+    <w:p>
+      <w:pPr>
+        <w:ind w:left="440"/>
+        <w:rPr>
+          <w:sz w:val="22"/>
+        </w:rPr>
+      </w:pPr>
+      <w:r>
+        <w:rPr>
+          <w:sz w:val="22"/>
+        </w:rPr>
+        <w:tab/>
+        <w:t xml:space="preserve">int </w:t>
+      </w:r>
+      <w:proofErr w:type="spellStart"/>
+      <w:proofErr w:type="gramStart"/>
+      <w:r>
+        <w:rPr>
+          <w:sz w:val="22"/>
+        </w:rPr>
+        <w:t>getPoint</w:t>
+      </w:r>
+      <w:proofErr w:type="spellEnd"/>
+      <w:r>
+        <w:rPr>
+          <w:sz w:val="22"/>
+        </w:rPr>
+        <w:t>(</w:t>
+      </w:r>
+      <w:proofErr w:type="gramEnd"/>
+      <w:r>
+        <w:rPr>
+          <w:sz w:val="22"/>
+        </w:rPr>
+        <w:t xml:space="preserve">) </w:t>
+      </w:r>
+      <w:proofErr w:type="gramStart"/>
+      <w:r>
+        <w:rPr>
+          <w:sz w:val="22"/>
+        </w:rPr>
+        <w:t>{ return</w:t>
+      </w:r>
+      <w:proofErr w:type="gramEnd"/>
+      <w:r>
+        <w:rPr>
+          <w:sz w:val="22"/>
+        </w:rPr>
+        <w:t xml:space="preserve"> point</w:t>
+      </w:r>
+      <w:proofErr w:type="gramStart"/>
+      <w:r>
+        <w:rPr>
+          <w:sz w:val="22"/>
+        </w:rPr>
+        <w:t>; }</w:t>
+      </w:r>
+      <w:proofErr w:type="gramEnd"/>
+      <w:r>
+        <w:rPr>
+          <w:sz w:val="22"/>
+        </w:rPr>
+        <w:t xml:space="preserve"> </w:t>
+      </w:r>
+    </w:p>
+    <w:p>
+      <w:pPr>
+        <w:ind w:left="440" w:firstLine="360"/>
+        <w:rPr>
+          <w:sz w:val="22"/>
+        </w:rPr>
+      </w:pPr>
+      <w:r>
+        <w:rPr>
+          <w:sz w:val="22"/>
+        </w:rPr>
+        <w:t xml:space="preserve">//외부에서 현재의 포인트를 </w:t>
+      </w:r>
+      <w:proofErr w:type="spellStart"/>
+      <w:r>
+        <w:rPr>
+          <w:sz w:val="22"/>
+        </w:rPr>
+        <w:t>리턴하여</w:t>
+      </w:r>
+      <w:proofErr w:type="spellEnd"/>
+      <w:r>
+        <w:rPr>
+          <w:sz w:val="22"/>
+        </w:rPr>
+        <w:t xml:space="preserve"> 전달하기 위한 접근 함수</w:t>
+      </w:r>
+    </w:p>
+    <w:p>
+      <w:pPr>
+        <w:ind w:left="440"/>
+        <w:rPr>
+          <w:sz w:val="22"/>
+        </w:rPr>
+      </w:pPr>
+      <w:r>
+        <w:rPr>
+          <w:sz w:val="22"/>
+        </w:rPr>
+        <w:t>};</w:t>
+      </w:r>
+    </w:p>
+    <w:p>
+      <w:pPr>
+        <w:ind w:left="440"/>
+        <w:rPr>
+          <w:sz w:val="22"/>
+        </w:rPr>
+      </w:pPr>
+    </w:p>
+    <w:p>
+      <w:pPr>
+        <w:ind w:left="440"/>
+        <w:rPr>
+          <w:sz w:val="22"/>
+        </w:rPr>
+      </w:pPr>
+      <w:r>
+        <w:rPr>
+          <w:sz w:val="22"/>
+        </w:rPr>
+        <w:t>#</w:t>
+      </w:r>
+      <w:proofErr w:type="gramStart"/>
+      <w:r>
+        <w:rPr>
+          <w:sz w:val="22"/>
+        </w:rPr>
+        <w:t>endif /</w:t>
+      </w:r>
+      <w:proofErr w:type="gramEnd"/>
+      <w:r>
+        <w:rPr>
+          <w:sz w:val="22"/>
+        </w:rPr>
+        <w:t>/헤더파일 구역의 끝</w:t>
+      </w:r>
+    </w:p>
+    <w:p>
+      <w:pPr>
+        <w:ind w:left="440"/>
+        <w:rPr>
+          <w:rFonts w:hint="eastAsia"/>
+          <w:sz w:val="22"/>
+        </w:rPr>
+      </w:pPr>
+    </w:p>
+    <w:p>
+      <w:pPr>
+        <w:ind w:left="440"/>
+        <w:rPr>
+          <w:sz w:val="22"/>
+        </w:rPr>
+      </w:pPr>
+    </w:p>
+    <w:p>
+      <w:pPr>
+        <w:ind w:left="440"/>
+        <w:rPr>
+          <w:rFonts w:hint="eastAsia"/>
+          <w:b/>
+          <w:bCs/>
+          <w:sz w:val="22"/>
+        </w:rPr>
+      </w:pPr>
+      <w:r>
+        <w:rPr>
+          <w:b/>
+          <w:bCs/>
+          <w:sz w:val="22"/>
+        </w:rPr>
+        <w:lastRenderedPageBreak/>
+        <w:t>-</w:t>
+      </w:r>
+      <w:r>
+        <w:rPr>
+          <w:rFonts w:hint="eastAsia"/>
+          <w:b/>
+          <w:bCs/>
+          <w:sz w:val="22"/>
+        </w:rPr>
+        <w:t>AbstractPoint</w:t>
+      </w:r>
+      <w:r>
+        <w:rPr>
+          <w:b/>
+          <w:bCs/>
+          <w:sz w:val="22"/>
+        </w:rPr>
+        <w:t>.</w:t>
+      </w:r>
+      <w:r>
+        <w:rPr>
+          <w:rFonts w:hint="eastAsia"/>
+          <w:b/>
+          <w:bCs/>
+          <w:sz w:val="22"/>
+        </w:rPr>
+        <w:t>cpp</w:t>
+      </w:r>
+      <w:r>
+        <w:rPr>
+          <w:b/>
+          <w:bCs/>
+          <w:sz w:val="22"/>
+        </w:rPr>
+        <w:t>(</w:t>
+      </w:r>
+      <w:r>
+        <w:rPr>
+          <w:rFonts w:hint="eastAsia"/>
+          <w:b/>
+          <w:bCs/>
+          <w:sz w:val="22"/>
+        </w:rPr>
+        <w:t xml:space="preserve">클래스 </w:t>
+      </w:r>
+      <w:proofErr w:type="spellStart"/>
+      <w:r>
+        <w:rPr>
+          <w:rFonts w:hint="eastAsia"/>
+          <w:b/>
+          <w:bCs/>
+          <w:sz w:val="22"/>
+        </w:rPr>
+        <w:t>구현부</w:t>
+      </w:r>
+      <w:proofErr w:type="spellEnd"/>
+      <w:r>
+        <w:rPr>
+          <w:rFonts w:hint="eastAsia"/>
+          <w:b/>
+          <w:bCs/>
+          <w:sz w:val="22"/>
+        </w:rPr>
+        <w:t xml:space="preserve"> </w:t>
+      </w:r>
+      <w:r>
+        <w:rPr>
+          <w:b/>
+          <w:bCs/>
+          <w:sz w:val="22"/>
+        </w:rPr>
+        <w:t>파일)-</w:t>
+      </w:r>
+    </w:p>
+    <w:p>
+      <w:pPr>
+        <w:ind w:left="440"/>
+        <w:rPr>
+          <w:sz w:val="22"/>
+        </w:rPr>
+      </w:pPr>
+      <w:r>
+        <w:rPr>
+          <w:sz w:val="22"/>
+        </w:rPr>
+        <w:t>#include &lt;iostream</w:t>
+      </w:r>
+      <w:proofErr w:type="gramStart"/>
+      <w:r>
+        <w:rPr>
+          <w:sz w:val="22"/>
+        </w:rPr>
+        <w:t>&gt; /</w:t>
+      </w:r>
+      <w:proofErr w:type="gramEnd"/>
+      <w:r>
+        <w:rPr>
+          <w:sz w:val="22"/>
+        </w:rPr>
+        <w:t>/표준 입출력기능을 활용하기위한 라이브러리</w:t>
+      </w:r>
+    </w:p>
+    <w:p>
+      <w:pPr>
+        <w:ind w:left="440"/>
+        <w:rPr>
+          <w:sz w:val="22"/>
+        </w:rPr>
+      </w:pPr>
+      <w:r>
+        <w:rPr>
+          <w:sz w:val="22"/>
+        </w:rPr>
+        <w:t>#include &lt;string</w:t>
+      </w:r>
+      <w:proofErr w:type="gramStart"/>
+      <w:r>
+        <w:rPr>
+          <w:sz w:val="22"/>
+        </w:rPr>
+        <w:t>&gt;  /</w:t>
+      </w:r>
+      <w:proofErr w:type="gramEnd"/>
+      <w:r>
+        <w:rPr>
+          <w:sz w:val="22"/>
+        </w:rPr>
+        <w:t>/회원의 이름을 string형태로 처리하기 위한 헤더</w:t>
+      </w:r>
+    </w:p>
+    <w:p>
+      <w:pPr>
+        <w:ind w:left="440"/>
+        <w:rPr>
+          <w:sz w:val="22"/>
+        </w:rPr>
+      </w:pPr>
+      <w:r>
+        <w:rPr>
+          <w:sz w:val="22"/>
+        </w:rPr>
+        <w:t>using namespace std</w:t>
+      </w:r>
+      <w:proofErr w:type="gramStart"/>
+      <w:r>
+        <w:rPr>
+          <w:sz w:val="22"/>
+        </w:rPr>
+        <w:t>; /</w:t>
+      </w:r>
+      <w:proofErr w:type="gramEnd"/>
+      <w:r>
+        <w:rPr>
+          <w:sz w:val="22"/>
+        </w:rPr>
+        <w:t>/std 이름공간에 선언된 모든 이름에 std생략</w:t>
+      </w:r>
+    </w:p>
+    <w:p>
+      <w:pPr>
+        <w:ind w:left="440"/>
+        <w:rPr>
+          <w:sz w:val="22"/>
+        </w:rPr>
+      </w:pPr>
+    </w:p>
+    <w:p>
+      <w:pPr>
+        <w:ind w:left="440"/>
+        <w:rPr>
+          <w:sz w:val="22"/>
+        </w:rPr>
+      </w:pPr>
+      <w:r>
+        <w:rPr>
+          <w:sz w:val="22"/>
+        </w:rPr>
+        <w:t>#include "</w:t>
+      </w:r>
+      <w:proofErr w:type="spellStart"/>
+      <w:r>
+        <w:rPr>
+          <w:sz w:val="22"/>
+        </w:rPr>
+        <w:t>AbstractPoint.h</w:t>
+      </w:r>
+      <w:proofErr w:type="spellEnd"/>
+      <w:proofErr w:type="gramStart"/>
+      <w:r>
+        <w:rPr>
+          <w:sz w:val="22"/>
+        </w:rPr>
+        <w:t>" /</w:t>
+      </w:r>
+      <w:proofErr w:type="gramEnd"/>
+      <w:r>
+        <w:rPr>
+          <w:sz w:val="22"/>
+        </w:rPr>
+        <w:t>/</w:t>
+      </w:r>
+      <w:proofErr w:type="spellStart"/>
+      <w:r>
+        <w:rPr>
+          <w:sz w:val="22"/>
+        </w:rPr>
+        <w:t>Abstractpoint.h</w:t>
+      </w:r>
+      <w:proofErr w:type="spellEnd"/>
+      <w:r>
+        <w:rPr>
+          <w:sz w:val="22"/>
+        </w:rPr>
+        <w:t xml:space="preserve"> 헤더파일 호출</w:t>
+      </w:r>
+    </w:p>
+    <w:p>
+      <w:pPr>
+        <w:ind w:left="440"/>
+        <w:rPr>
+          <w:sz w:val="22"/>
+        </w:rPr>
+      </w:pPr>
+    </w:p>
+    <w:p>
+      <w:pPr>
+        <w:ind w:left="440"/>
+        <w:rPr>
+          <w:sz w:val="22"/>
+        </w:rPr>
+      </w:pPr>
+      <w:r>
+        <w:rPr>
+          <w:sz w:val="22"/>
+        </w:rPr>
+        <w:t xml:space="preserve">//회원의 이름과 </w:t>
+      </w:r>
+      <w:proofErr w:type="spellStart"/>
+      <w:r>
+        <w:rPr>
+          <w:sz w:val="22"/>
+        </w:rPr>
+        <w:t>차등적립률을</w:t>
+      </w:r>
+      <w:proofErr w:type="spellEnd"/>
+      <w:r>
+        <w:rPr>
+          <w:sz w:val="22"/>
+        </w:rPr>
+        <w:t xml:space="preserve"> 저장하는 부모클래스의 생성자 </w:t>
+      </w:r>
+      <w:proofErr w:type="spellStart"/>
+      <w:r>
+        <w:rPr>
+          <w:sz w:val="22"/>
+        </w:rPr>
+        <w:t>구현부</w:t>
+      </w:r>
+      <w:proofErr w:type="spellEnd"/>
+    </w:p>
+    <w:p>
+      <w:pPr>
+        <w:ind w:left="440"/>
+        <w:rPr>
+          <w:sz w:val="22"/>
+        </w:rPr>
+      </w:pPr>
+      <w:proofErr w:type="spellStart"/>
+      <w:proofErr w:type="gramStart"/>
+      <w:r>
+        <w:rPr>
+          <w:sz w:val="22"/>
+        </w:rPr>
+        <w:t>AbstractPoint</w:t>
+      </w:r>
+      <w:proofErr w:type="spellEnd"/>
+      <w:r>
+        <w:rPr>
+          <w:sz w:val="22"/>
+        </w:rPr>
+        <w:t>::</w:t>
+      </w:r>
+      <w:proofErr w:type="spellStart"/>
+      <w:r>
+        <w:rPr>
+          <w:sz w:val="22"/>
+        </w:rPr>
+        <w:t>AbstractPoint</w:t>
+      </w:r>
+      <w:proofErr w:type="spellEnd"/>
+      <w:r>
+        <w:rPr>
+          <w:sz w:val="22"/>
+        </w:rPr>
+        <w:t>(</w:t>
+      </w:r>
+      <w:proofErr w:type="gramEnd"/>
+      <w:r>
+        <w:rPr>
+          <w:sz w:val="22"/>
+        </w:rPr>
+        <w:t xml:space="preserve">string name, int </w:t>
+      </w:r>
+      <w:proofErr w:type="spellStart"/>
+      <w:proofErr w:type="gramStart"/>
+      <w:r>
+        <w:rPr>
+          <w:sz w:val="22"/>
+        </w:rPr>
+        <w:t>lowRatio,int</w:t>
+      </w:r>
+      <w:proofErr w:type="spellEnd"/>
+      <w:proofErr w:type="gramEnd"/>
+      <w:r>
+        <w:rPr>
+          <w:sz w:val="22"/>
+        </w:rPr>
+        <w:t xml:space="preserve"> </w:t>
+      </w:r>
+      <w:proofErr w:type="spellStart"/>
+      <w:proofErr w:type="gramStart"/>
+      <w:r>
+        <w:rPr>
+          <w:sz w:val="22"/>
+        </w:rPr>
+        <w:t>highRatio</w:t>
+      </w:r>
+      <w:proofErr w:type="spellEnd"/>
+      <w:r>
+        <w:rPr>
+          <w:sz w:val="22"/>
+        </w:rPr>
+        <w:t>) {</w:t>
+      </w:r>
+      <w:proofErr w:type="gramEnd"/>
+    </w:p>
+    <w:p>
+      <w:pPr>
+        <w:ind w:left="440"/>
+        <w:rPr>
+          <w:sz w:val="22"/>
+        </w:rPr>
+      </w:pPr>
+      <w:r>
+        <w:rPr>
+          <w:sz w:val="22"/>
+        </w:rPr>
+        <w:tab/>
+        <w:t>this-&gt;name = name</w:t>
+      </w:r>
+      <w:proofErr w:type="gramStart"/>
+      <w:r>
+        <w:rPr>
+          <w:sz w:val="22"/>
+        </w:rPr>
+        <w:t>; /</w:t>
+      </w:r>
+      <w:proofErr w:type="gramEnd"/>
+      <w:r>
+        <w:rPr>
+          <w:sz w:val="22"/>
+        </w:rPr>
+        <w:t>/매개변수로 들어온 이름을 클래스변수로 저장</w:t>
+      </w:r>
+    </w:p>
+    <w:p>
+      <w:pPr>
+        <w:ind w:left="440"/>
+        <w:rPr>
+          <w:rFonts w:hint="eastAsia"/>
+          <w:sz w:val="22"/>
+        </w:rPr>
+      </w:pPr>
+      <w:r>
+        <w:rPr>
+          <w:sz w:val="22"/>
+        </w:rPr>
+        <w:tab/>
+        <w:t>//기준금액 이하일때 적용할 일반적립율을 클래스변수에 저장</w:t>
+      </w:r>
+    </w:p>
+    <w:p>
+      <w:pPr>
+        <w:ind w:firstLine="800"/>
+        <w:rPr>
+          <w:sz w:val="22"/>
+        </w:rPr>
+      </w:pPr>
+      <w:r>
+        <w:rPr>
+          <w:sz w:val="22"/>
+        </w:rPr>
+        <w:t>this-&gt;</w:t>
+      </w:r>
+      <w:proofErr w:type="spellStart"/>
+      <w:r>
+        <w:rPr>
+          <w:sz w:val="22"/>
+        </w:rPr>
+        <w:t>lowRatio</w:t>
+      </w:r>
+      <w:proofErr w:type="spellEnd"/>
+      <w:r>
+        <w:rPr>
+          <w:sz w:val="22"/>
+        </w:rPr>
+        <w:t xml:space="preserve"> = </w:t>
+      </w:r>
+      <w:proofErr w:type="spellStart"/>
+      <w:r>
+        <w:rPr>
+          <w:sz w:val="22"/>
+        </w:rPr>
+        <w:t>lowRatio</w:t>
+      </w:r>
+      <w:proofErr w:type="spellEnd"/>
+      <w:r>
+        <w:rPr>
+          <w:sz w:val="22"/>
+        </w:rPr>
+        <w:t xml:space="preserve">; </w:t>
+      </w:r>
+    </w:p>
+    <w:p>
+      <w:pPr>
+        <w:ind w:left="440" w:firstLine="360"/>
+        <w:rPr>
+          <w:sz w:val="22"/>
+        </w:rPr>
+      </w:pPr>
+      <w:r>
+        <w:rPr>
+          <w:sz w:val="22"/>
+        </w:rPr>
+        <w:t>//기준금액 초과일</w:t>
+      </w:r>
+      <w:r>
+        <w:rPr>
+          <w:rFonts w:hint="eastAsia"/>
+          <w:sz w:val="22"/>
+        </w:rPr>
+        <w:t>때</w:t>
+      </w:r>
+      <w:r>
+        <w:rPr>
+          <w:sz w:val="22"/>
+        </w:rPr>
+        <w:t xml:space="preserve"> 적용할 우대적립율을 클래스 변수에 저장</w:t>
+      </w:r>
+    </w:p>
+    <w:p>
+      <w:pPr>
+        <w:rPr>
+          <w:sz w:val="22"/>
+        </w:rPr>
+      </w:pPr>
+      <w:r>
+        <w:rPr>
+          <w:sz w:val="22"/>
+        </w:rPr>
+        <w:tab/>
+        <w:t>this-&gt;</w:t>
+      </w:r>
+      <w:proofErr w:type="spellStart"/>
+      <w:r>
+        <w:rPr>
+          <w:sz w:val="22"/>
+        </w:rPr>
+        <w:t>highRatio</w:t>
+      </w:r>
+      <w:proofErr w:type="spellEnd"/>
+      <w:r>
+        <w:rPr>
+          <w:sz w:val="22"/>
+        </w:rPr>
+        <w:t xml:space="preserve"> = </w:t>
+      </w:r>
+      <w:proofErr w:type="spellStart"/>
+      <w:r>
+        <w:rPr>
+          <w:sz w:val="22"/>
+        </w:rPr>
+        <w:t>highRatio</w:t>
+      </w:r>
+      <w:proofErr w:type="spellEnd"/>
+      <w:r>
+        <w:rPr>
+          <w:sz w:val="22"/>
+        </w:rPr>
+        <w:t xml:space="preserve">; </w:t>
+      </w:r>
+    </w:p>
+    <w:p>
+      <w:pPr>
+        <w:ind w:left="440"/>
+        <w:rPr>
+          <w:sz w:val="22"/>
+        </w:rPr>
+      </w:pPr>
+      <w:proofErr w:type="gramStart"/>
+      <w:r>
+        <w:rPr>
+          <w:sz w:val="22"/>
+        </w:rPr>
+        <w:t>} /</w:t>
+      </w:r>
+      <w:proofErr w:type="gramEnd"/>
+      <w:r>
+        <w:rPr>
+          <w:sz w:val="22"/>
+        </w:rPr>
+        <w:t>/생성자 구현 종료</w:t>
+      </w:r>
+    </w:p>
+    <w:p>
+      <w:pPr>
+        <w:ind w:left="440"/>
+        <w:rPr>
+          <w:sz w:val="22"/>
+        </w:rPr>
+      </w:pPr>
+    </w:p>
+    <w:p>
+      <w:pPr>
+        <w:ind w:left="440"/>
+        <w:rPr>
+          <w:sz w:val="22"/>
+        </w:rPr>
+      </w:pPr>
+    </w:p>
+    <w:p>
+      <w:pPr>
+        <w:ind w:left="440"/>
+        <w:rPr>
+          <w:sz w:val="22"/>
+        </w:rPr>
+      </w:pPr>
+    </w:p>
+    <w:p>
+      <w:pPr>
+        <w:ind w:left="440"/>
+        <w:rPr>
+          <w:sz w:val="22"/>
+        </w:rPr>
+      </w:pPr>
+    </w:p>
+    <w:p>
+      <w:pPr>
+        <w:ind w:left="440"/>
+        <w:rPr>
+          <w:sz w:val="22"/>
+        </w:rPr>
+      </w:pPr>
+    </w:p>
+    <w:p>
+      <w:pPr>
+        <w:ind w:left="440"/>
+        <w:rPr>
+          <w:sz w:val="22"/>
+        </w:rPr>
+      </w:pPr>
+    </w:p>
+    <w:p>
+      <w:pPr>
+        <w:ind w:left="440"/>
+        <w:rPr>
+          <w:sz w:val="22"/>
+        </w:rPr>
+      </w:pPr>
+    </w:p>
+    <w:p>
+      <w:pPr>
+        <w:ind w:left="440"/>
+        <w:rPr>
+          <w:sz w:val="22"/>
+        </w:rPr>
+      </w:pPr>
+    </w:p>
+    <w:p>
+      <w:pPr>
+        <w:ind w:left="440"/>
+        <w:rPr>
+          <w:rFonts w:hint="eastAsia"/>
+          <w:sz w:val="22"/>
+        </w:rPr>
+      </w:pPr>
+    </w:p>
+    <w:p>
+      <w:pPr>
+        <w:ind w:left="440"/>
+        <w:rPr>
+          <w:rFonts w:hint="eastAsia"/>
+          <w:b/>
+          <w:bCs/>
+          <w:sz w:val="22"/>
+        </w:rPr>
+      </w:pPr>
+      <w:r>
+        <w:rPr>
+          <w:b/>
+          <w:bCs/>
+          <w:sz w:val="22"/>
+        </w:rPr>
+        <w:lastRenderedPageBreak/>
+        <w:t>-</w:t>
+      </w:r>
+      <w:proofErr w:type="spellStart"/>
+      <w:r>
+        <w:rPr>
+          <w:rFonts w:hint="eastAsia"/>
+          <w:b/>
+          <w:bCs/>
+          <w:sz w:val="22"/>
+        </w:rPr>
+        <w:t>Platinum</w:t>
+      </w:r>
+      <w:r>
+        <w:rPr>
+          <w:b/>
+          <w:bCs/>
+          <w:sz w:val="22"/>
+        </w:rPr>
+        <w:t>.h</w:t>
+      </w:r>
+      <w:proofErr w:type="spellEnd"/>
+      <w:r>
+        <w:rPr>
+          <w:b/>
+          <w:bCs/>
+          <w:sz w:val="22"/>
+        </w:rPr>
+        <w:t>(</w:t>
+      </w:r>
+      <w:r>
+        <w:rPr>
+          <w:rFonts w:hint="eastAsia"/>
+          <w:b/>
+          <w:bCs/>
+          <w:sz w:val="22"/>
+        </w:rPr>
+        <w:t xml:space="preserve">자식클래스 </w:t>
+      </w:r>
+      <w:r>
+        <w:rPr>
+          <w:b/>
+          <w:bCs/>
+          <w:sz w:val="22"/>
+        </w:rPr>
+        <w:t>헤더파일)-</w:t>
+      </w:r>
+    </w:p>
+    <w:p>
+      <w:pPr>
+        <w:ind w:left="440"/>
+        <w:rPr>
+          <w:sz w:val="22"/>
+        </w:rPr>
+      </w:pPr>
+      <w:r>
+        <w:rPr>
+          <w:sz w:val="22"/>
+        </w:rPr>
+        <w:t>#ifndef PLATINUM_</w:t>
+      </w:r>
+      <w:proofErr w:type="gramStart"/>
+      <w:r>
+        <w:rPr>
+          <w:sz w:val="22"/>
+        </w:rPr>
+        <w:t>H /</w:t>
+      </w:r>
+      <w:proofErr w:type="gramEnd"/>
+      <w:r>
+        <w:rPr>
+          <w:sz w:val="22"/>
+        </w:rPr>
+        <w:t xml:space="preserve">/PLATINUM_H가 </w:t>
+      </w:r>
+      <w:proofErr w:type="spellStart"/>
+      <w:r>
+        <w:rPr>
+          <w:sz w:val="22"/>
+        </w:rPr>
+        <w:t>정의되어있지않다면</w:t>
+      </w:r>
+      <w:proofErr w:type="spellEnd"/>
+      <w:r>
+        <w:rPr>
+          <w:sz w:val="22"/>
+        </w:rPr>
+        <w:t xml:space="preserve"> 헤더를 포함</w:t>
+      </w:r>
+    </w:p>
+    <w:p>
+      <w:pPr>
+        <w:ind w:left="440"/>
+        <w:rPr>
+          <w:rFonts w:hint="eastAsia"/>
+          <w:sz w:val="22"/>
+        </w:rPr>
+      </w:pPr>
+      <w:r>
+        <w:rPr>
+          <w:sz w:val="22"/>
+        </w:rPr>
+        <w:t>#define PLATINUM_</w:t>
+      </w:r>
+      <w:proofErr w:type="gramStart"/>
+      <w:r>
+        <w:rPr>
+          <w:sz w:val="22"/>
+        </w:rPr>
+        <w:t>H /</w:t>
+      </w:r>
+      <w:proofErr w:type="gramEnd"/>
+      <w:r>
+        <w:rPr>
+          <w:sz w:val="22"/>
+        </w:rPr>
+        <w:t>/PLATINUM_H 헤더파일 정의</w:t>
+      </w:r>
+    </w:p>
+    <w:p>
+      <w:pPr>
+        <w:ind w:left="440"/>
+        <w:rPr>
+          <w:sz w:val="22"/>
+        </w:rPr>
+      </w:pPr>
+      <w:r>
+        <w:rPr>
+          <w:sz w:val="22"/>
+        </w:rPr>
+        <w:t>#include "</w:t>
+      </w:r>
+      <w:proofErr w:type="spellStart"/>
+      <w:r>
+        <w:rPr>
+          <w:sz w:val="22"/>
+        </w:rPr>
+        <w:t>AbstractPoint.h</w:t>
+      </w:r>
+      <w:proofErr w:type="spellEnd"/>
+      <w:proofErr w:type="gramStart"/>
+      <w:r>
+        <w:rPr>
+          <w:sz w:val="22"/>
+        </w:rPr>
+        <w:t>" /</w:t>
+      </w:r>
+      <w:proofErr w:type="gramEnd"/>
+      <w:r>
+        <w:rPr>
+          <w:sz w:val="22"/>
+        </w:rPr>
+        <w:t>/부모클래스 성질을 상속받기</w:t>
+      </w:r>
+      <w:r>
+        <w:rPr>
+          <w:rFonts w:hint="eastAsia"/>
+          <w:sz w:val="22"/>
+        </w:rPr>
+        <w:t xml:space="preserve"> </w:t>
+      </w:r>
+      <w:r>
+        <w:rPr>
+          <w:sz w:val="22"/>
+        </w:rPr>
+        <w:t xml:space="preserve">위해 </w:t>
+      </w:r>
+      <w:proofErr w:type="spellStart"/>
+      <w:r>
+        <w:rPr>
+          <w:sz w:val="22"/>
+        </w:rPr>
+        <w:t>부모헤더파일</w:t>
+      </w:r>
+      <w:proofErr w:type="spellEnd"/>
+      <w:r>
+        <w:rPr>
+          <w:sz w:val="22"/>
+        </w:rPr>
+        <w:t xml:space="preserve"> 포함</w:t>
+      </w:r>
+    </w:p>
+    <w:p>
+      <w:pPr>
+        <w:ind w:left="440"/>
+        <w:rPr>
+          <w:rFonts w:hint="eastAsia"/>
+          <w:sz w:val="22"/>
+        </w:rPr>
+      </w:pPr>
+    </w:p>
+    <w:p>
+      <w:pPr>
+        <w:ind w:left="440"/>
+        <w:rPr>
+          <w:rFonts w:hint="eastAsia"/>
+          <w:sz w:val="22"/>
+        </w:rPr>
+      </w:pPr>
+      <w:r>
+        <w:rPr>
+          <w:sz w:val="22"/>
+        </w:rPr>
+        <w:t>//</w:t>
+      </w:r>
+      <w:proofErr w:type="spellStart"/>
+      <w:r>
+        <w:rPr>
+          <w:sz w:val="22"/>
+        </w:rPr>
+        <w:t>AbstractPoint</w:t>
+      </w:r>
+      <w:proofErr w:type="spellEnd"/>
+      <w:r>
+        <w:rPr>
+          <w:sz w:val="22"/>
+        </w:rPr>
+        <w:t>클래스를 상속받아 고유속성을 확장한 자식클래스</w:t>
+      </w:r>
+    </w:p>
+    <w:p>
+      <w:pPr>
+        <w:ind w:left="440"/>
+        <w:rPr>
+          <w:rFonts w:hint="eastAsia"/>
+          <w:sz w:val="22"/>
+        </w:rPr>
+      </w:pPr>
+      <w:r>
+        <w:rPr>
+          <w:sz w:val="22"/>
+        </w:rPr>
+        <w:t xml:space="preserve">class </w:t>
+      </w:r>
+      <w:proofErr w:type="gramStart"/>
+      <w:r>
+        <w:rPr>
+          <w:sz w:val="22"/>
+        </w:rPr>
+        <w:t>Platinum :</w:t>
+      </w:r>
+      <w:proofErr w:type="gramEnd"/>
+      <w:r>
+        <w:rPr>
+          <w:sz w:val="22"/>
+        </w:rPr>
+        <w:t xml:space="preserve"> public </w:t>
+      </w:r>
+      <w:proofErr w:type="spellStart"/>
+      <w:r>
+        <w:rPr>
+          <w:sz w:val="22"/>
+        </w:rPr>
+        <w:t>AbstractPoint</w:t>
+      </w:r>
+      <w:proofErr w:type="spellEnd"/>
+      <w:r>
+        <w:rPr>
+          <w:sz w:val="22"/>
+        </w:rPr>
+        <w:t xml:space="preserve"> { </w:t>
+      </w:r>
+    </w:p>
+    <w:p>
+      <w:pPr>
+        <w:ind w:left="440"/>
+        <w:rPr>
+          <w:sz w:val="22"/>
+        </w:rPr>
+      </w:pPr>
+      <w:r>
+        <w:rPr>
+          <w:sz w:val="22"/>
+        </w:rPr>
+        <w:t>protected</w:t>
+      </w:r>
+      <w:proofErr w:type="gramStart"/>
+      <w:r>
+        <w:rPr>
+          <w:sz w:val="22"/>
+        </w:rPr>
+        <w:t>: /</w:t>
+      </w:r>
+      <w:proofErr w:type="gramEnd"/>
+      <w:r>
+        <w:rPr>
+          <w:sz w:val="22"/>
+        </w:rPr>
+        <w:t>/상속관계의 하위클래스에서만 접근이 가능하도록 허용하는 접근 지정자</w:t>
+      </w:r>
+    </w:p>
+    <w:p>
+      <w:pPr>
+        <w:ind w:left="440"/>
+        <w:rPr>
+          <w:rFonts w:hint="eastAsia"/>
+          <w:sz w:val="22"/>
+        </w:rPr>
+      </w:pPr>
+      <w:r>
+        <w:rPr>
+          <w:sz w:val="22"/>
+        </w:rPr>
+        <w:tab/>
+      </w:r>
+      <w:r>
+        <w:rPr>
+          <w:sz w:val="22"/>
+        </w:rPr>
+        <w:t>//적립율을 결정하기 위한 결재금액을 나타내는 변수선언 및 초기화</w:t>
+      </w:r>
+    </w:p>
+    <w:p>
+      <w:pPr>
+        <w:ind w:left="440" w:firstLine="360"/>
+        <w:rPr>
+          <w:sz w:val="22"/>
+        </w:rPr>
+      </w:pPr>
+      <w:r>
+        <w:rPr>
+          <w:sz w:val="22"/>
+        </w:rPr>
+        <w:t xml:space="preserve">int </w:t>
+      </w:r>
+      <w:proofErr w:type="spellStart"/>
+      <w:r>
+        <w:rPr>
+          <w:sz w:val="22"/>
+        </w:rPr>
+        <w:t>baseMoney</w:t>
+      </w:r>
+      <w:proofErr w:type="spellEnd"/>
+      <w:r>
+        <w:rPr>
+          <w:sz w:val="22"/>
+        </w:rPr>
+        <w:t xml:space="preserve"> = 0; </w:t>
+      </w:r>
+    </w:p>
+    <w:p>
+      <w:pPr>
+        <w:ind w:left="440"/>
+        <w:rPr>
+          <w:sz w:val="22"/>
+        </w:rPr>
+      </w:pPr>
+      <w:r>
+        <w:rPr>
+          <w:sz w:val="22"/>
+        </w:rPr>
+        <w:t>public</w:t>
+      </w:r>
+      <w:proofErr w:type="gramStart"/>
+      <w:r>
+        <w:rPr>
+          <w:sz w:val="22"/>
+        </w:rPr>
+        <w:t>: /</w:t>
+      </w:r>
+      <w:proofErr w:type="gramEnd"/>
+      <w:r>
+        <w:rPr>
+          <w:sz w:val="22"/>
+        </w:rPr>
+        <w:t xml:space="preserve">/모두가 </w:t>
+      </w:r>
+      <w:proofErr w:type="spellStart"/>
+      <w:r>
+        <w:rPr>
+          <w:sz w:val="22"/>
+        </w:rPr>
+        <w:t>접근할수</w:t>
+      </w:r>
+      <w:proofErr w:type="spellEnd"/>
+      <w:r>
+        <w:rPr>
+          <w:sz w:val="22"/>
+        </w:rPr>
+        <w:t xml:space="preserve"> 있도록 하는 public 접근 지정자</w:t>
+      </w:r>
+    </w:p>
+    <w:p>
+      <w:pPr>
+        <w:ind w:left="440"/>
+        <w:rPr>
+          <w:sz w:val="22"/>
+        </w:rPr>
+      </w:pPr>
+    </w:p>
+    <w:p>
+      <w:pPr>
+        <w:rPr>
+          <w:sz w:val="22"/>
+        </w:rPr>
+      </w:pPr>
+      <w:r>
+        <w:rPr>
+          <w:sz w:val="22"/>
+        </w:rPr>
+        <w:t xml:space="preserve">//부모클래스의 생성자를 명시적으로 </w:t>
+      </w:r>
+      <w:proofErr w:type="gramStart"/>
+      <w:r>
+        <w:rPr>
+          <w:sz w:val="22"/>
+        </w:rPr>
+        <w:t>호출</w:t>
+      </w:r>
+      <w:r>
+        <w:rPr>
+          <w:rFonts w:hint="eastAsia"/>
+          <w:sz w:val="22"/>
+        </w:rPr>
+        <w:t>,</w:t>
+      </w:r>
+      <w:r>
+        <w:rPr>
+          <w:sz w:val="22"/>
+        </w:rPr>
+        <w:t>기준금액을</w:t>
+      </w:r>
+      <w:proofErr w:type="gramEnd"/>
+      <w:r>
+        <w:rPr>
+          <w:sz w:val="22"/>
+        </w:rPr>
+        <w:t xml:space="preserve"> 설정하는 자식클래스 생성자선언</w:t>
+      </w:r>
+    </w:p>
+    <w:p>
+      <w:pPr>
+        <w:ind w:left="440"/>
+        <w:rPr>
+          <w:sz w:val="22"/>
+        </w:rPr>
+      </w:pPr>
+      <w:r>
+        <w:rPr>
+          <w:sz w:val="22"/>
+        </w:rPr>
+        <w:tab/>
+      </w:r>
+      <w:proofErr w:type="gramStart"/>
+      <w:r>
+        <w:rPr>
+          <w:sz w:val="22"/>
+        </w:rPr>
+        <w:t>Platinum(</w:t>
+      </w:r>
+      <w:proofErr w:type="gramEnd"/>
+      <w:r>
+        <w:rPr>
+          <w:sz w:val="22"/>
+        </w:rPr>
+        <w:t xml:space="preserve">string name, int </w:t>
+      </w:r>
+      <w:proofErr w:type="spellStart"/>
+      <w:r>
+        <w:rPr>
+          <w:sz w:val="22"/>
+        </w:rPr>
+        <w:t>lowRatio</w:t>
+      </w:r>
+      <w:proofErr w:type="spellEnd"/>
+      <w:r>
+        <w:rPr>
+          <w:sz w:val="22"/>
+        </w:rPr>
+        <w:t xml:space="preserve">, int </w:t>
+      </w:r>
+      <w:proofErr w:type="spellStart"/>
+      <w:r>
+        <w:rPr>
+          <w:sz w:val="22"/>
+        </w:rPr>
+        <w:t>baseMoney</w:t>
+      </w:r>
+      <w:proofErr w:type="spellEnd"/>
+      <w:r>
+        <w:rPr>
+          <w:sz w:val="22"/>
+        </w:rPr>
+        <w:t xml:space="preserve">, int </w:t>
+      </w:r>
+      <w:proofErr w:type="spellStart"/>
+      <w:r>
+        <w:rPr>
+          <w:sz w:val="22"/>
+        </w:rPr>
+        <w:t>highRatio</w:t>
+      </w:r>
+      <w:proofErr w:type="spellEnd"/>
+      <w:r>
+        <w:rPr>
+          <w:sz w:val="22"/>
+        </w:rPr>
+        <w:t>);</w:t>
+      </w:r>
+    </w:p>
+    <w:p>
+      <w:pPr>
+        <w:ind w:left="440" w:firstLineChars="200" w:firstLine="440"/>
+        <w:rPr>
+          <w:rFonts w:hint="eastAsia"/>
+          <w:sz w:val="22"/>
+        </w:rPr>
+      </w:pPr>
+      <w:r>
+        <w:rPr>
+          <w:sz w:val="22"/>
+        </w:rPr>
+        <w:t xml:space="preserve">//추상클래스의 순수가상함수 </w:t>
+      </w:r>
+      <w:proofErr w:type="gramStart"/>
+      <w:r>
+        <w:rPr>
+          <w:sz w:val="22"/>
+        </w:rPr>
+        <w:t>구현,pay</w:t>
+      </w:r>
+      <w:proofErr w:type="gramEnd"/>
+      <w:r>
+        <w:rPr>
+          <w:sz w:val="22"/>
+        </w:rPr>
+        <w:t>금액에 대한 포인트 적립(</w:t>
+      </w:r>
+      <w:proofErr w:type="spellStart"/>
+      <w:r>
+        <w:rPr>
+          <w:sz w:val="22"/>
+        </w:rPr>
+        <w:t>오버라이딩</w:t>
+      </w:r>
+      <w:proofErr w:type="spellEnd"/>
+      <w:r>
+        <w:rPr>
+          <w:sz w:val="22"/>
+        </w:rPr>
+        <w:t>)</w:t>
+      </w:r>
+    </w:p>
+    <w:p>
+      <w:pPr>
+        <w:ind w:left="440"/>
+        <w:rPr>
+          <w:sz w:val="22"/>
+        </w:rPr>
+      </w:pPr>
+      <w:r>
+        <w:rPr>
+          <w:sz w:val="22"/>
+        </w:rPr>
+        <w:tab/>
+        <w:t xml:space="preserve">virtual void </w:t>
+      </w:r>
+      <w:proofErr w:type="gramStart"/>
+      <w:r>
+        <w:rPr>
+          <w:sz w:val="22"/>
+        </w:rPr>
+        <w:t>earn(</w:t>
+      </w:r>
+      <w:proofErr w:type="gramEnd"/>
+      <w:r>
+        <w:rPr>
+          <w:sz w:val="22"/>
+        </w:rPr>
+        <w:t xml:space="preserve">int pay); </w:t>
+      </w:r>
+    </w:p>
+    <w:p>
+      <w:pPr>
+        <w:ind w:left="440" w:firstLineChars="200" w:firstLine="440"/>
+        <w:rPr>
+          <w:rFonts w:hint="eastAsia"/>
+          <w:sz w:val="22"/>
+        </w:rPr>
+      </w:pPr>
+      <w:r>
+        <w:rPr>
+          <w:sz w:val="22"/>
+        </w:rPr>
+        <w:t xml:space="preserve">//추상클래스의 순수가상함수 </w:t>
+      </w:r>
+      <w:proofErr w:type="gramStart"/>
+      <w:r>
+        <w:rPr>
+          <w:sz w:val="22"/>
+        </w:rPr>
+        <w:t>구현,현재까지의</w:t>
+      </w:r>
+      <w:proofErr w:type="gramEnd"/>
+      <w:r>
+        <w:rPr>
+          <w:sz w:val="22"/>
+        </w:rPr>
+        <w:t xml:space="preserve"> 적립금액을 출력(</w:t>
+      </w:r>
+      <w:proofErr w:type="spellStart"/>
+      <w:r>
+        <w:rPr>
+          <w:sz w:val="22"/>
+        </w:rPr>
+        <w:t>오버라이딩</w:t>
+      </w:r>
+      <w:proofErr w:type="spellEnd"/>
+      <w:r>
+        <w:rPr>
+          <w:sz w:val="22"/>
+        </w:rPr>
+        <w:t>)</w:t>
+      </w:r>
+    </w:p>
+    <w:p>
+      <w:pPr>
+        <w:ind w:left="440"/>
+        <w:rPr>
+          <w:sz w:val="22"/>
+        </w:rPr>
+      </w:pPr>
+      <w:r>
+        <w:rPr>
+          <w:sz w:val="22"/>
+        </w:rPr>
+        <w:tab/>
+        <w:t xml:space="preserve">virtual void </w:t>
+      </w:r>
+      <w:proofErr w:type="gramStart"/>
+      <w:r>
+        <w:rPr>
+          <w:sz w:val="22"/>
+        </w:rPr>
+        <w:t>show(</w:t>
+      </w:r>
+      <w:proofErr w:type="gramEnd"/>
+      <w:r>
+        <w:rPr>
+          <w:sz w:val="22"/>
+        </w:rPr>
+        <w:t xml:space="preserve">); </w:t>
+      </w:r>
+    </w:p>
+    <w:p>
+      <w:pPr>
+        <w:ind w:left="440"/>
+        <w:rPr>
+          <w:sz w:val="22"/>
+        </w:rPr>
+      </w:pPr>
+      <w:r>
+        <w:rPr>
+          <w:sz w:val="22"/>
+        </w:rPr>
+        <w:tab/>
+        <w:t xml:space="preserve">//두객체의 포인트를 한쪽으로 완전히 병합하고, </w:t>
+      </w:r>
+    </w:p>
+    <w:p>
+      <w:pPr>
+        <w:ind w:left="440" w:firstLineChars="200" w:firstLine="440"/>
+        <w:rPr>
+          <w:sz w:val="22"/>
+        </w:rPr>
+      </w:pPr>
+      <w:r>
+        <w:rPr>
+          <w:rFonts w:hint="eastAsia"/>
+          <w:sz w:val="22"/>
+        </w:rPr>
+        <w:t>//</w:t>
+      </w:r>
+      <w:proofErr w:type="spellStart"/>
+      <w:r>
+        <w:rPr>
+          <w:sz w:val="22"/>
+        </w:rPr>
+        <w:t>병합당한</w:t>
+      </w:r>
+      <w:proofErr w:type="spellEnd"/>
+      <w:r>
+        <w:rPr>
+          <w:sz w:val="22"/>
+        </w:rPr>
+        <w:t xml:space="preserve"> 객체의 포인트를 초기화 하는 함수</w:t>
+      </w:r>
+    </w:p>
+    <w:p>
+      <w:pPr>
+        <w:ind w:left="440"/>
+        <w:rPr>
+          <w:sz w:val="22"/>
+        </w:rPr>
+      </w:pPr>
+      <w:r>
+        <w:rPr>
+          <w:sz w:val="22"/>
+        </w:rPr>
+        <w:tab/>
+        <w:t xml:space="preserve">void </w:t>
+      </w:r>
+      <w:proofErr w:type="gramStart"/>
+      <w:r>
+        <w:rPr>
+          <w:sz w:val="22"/>
+        </w:rPr>
+        <w:t>combine(</w:t>
+      </w:r>
+      <w:proofErr w:type="gramEnd"/>
+      <w:r>
+        <w:rPr>
+          <w:sz w:val="22"/>
+        </w:rPr>
+        <w:t xml:space="preserve">Platinum&amp; p); </w:t>
+      </w:r>
+    </w:p>
+    <w:p>
+      <w:pPr>
+        <w:ind w:left="440"/>
+        <w:rPr>
+          <w:sz w:val="22"/>
+        </w:rPr>
+      </w:pPr>
+      <w:r>
+        <w:rPr>
+          <w:sz w:val="22"/>
+        </w:rPr>
+        <w:t>};</w:t>
+      </w:r>
+    </w:p>
+    <w:p>
+      <w:pPr>
+        <w:ind w:left="440"/>
+        <w:rPr>
+          <w:sz w:val="22"/>
+        </w:rPr>
+      </w:pPr>
+      <w:r>
+        <w:rPr>
+          <w:sz w:val="22"/>
+        </w:rPr>
+        <w:t>#</w:t>
+      </w:r>
+      <w:proofErr w:type="gramStart"/>
+      <w:r>
+        <w:rPr>
+          <w:sz w:val="22"/>
+        </w:rPr>
+        <w:t>endif /</w:t>
+      </w:r>
+      <w:proofErr w:type="gramEnd"/>
+      <w:r>
+        <w:rPr>
+          <w:sz w:val="22"/>
+        </w:rPr>
+        <w:t>/PLATINUM_H조건부 헤더파일 구역의 끝</w:t>
+      </w:r>
+    </w:p>
+    <w:p>
+      <w:pPr>
+        <w:ind w:left="440"/>
+        <w:rPr>
+          <w:rFonts w:hint="eastAsia"/>
+          <w:sz w:val="22"/>
+        </w:rPr>
+      </w:pPr>
+    </w:p>
+    <w:p>
+      <w:pPr>
+        <w:ind w:left="440"/>
+        <w:rPr>
+          <w:rFonts w:hint="eastAsia"/>
+          <w:b/>
+          <w:bCs/>
+          <w:sz w:val="22"/>
+        </w:rPr>
+      </w:pPr>
+      <w:r>
+        <w:rPr>
+          <w:b/>
+          <w:bCs/>
+          <w:sz w:val="22"/>
+        </w:rPr>
+        <w:lastRenderedPageBreak/>
+        <w:t>-</w:t>
+      </w:r>
+      <w:r>
+        <w:rPr>
+          <w:rFonts w:hint="eastAsia"/>
+          <w:b/>
+          <w:bCs/>
+          <w:sz w:val="22"/>
+        </w:rPr>
+        <w:t>Platinum</w:t>
+      </w:r>
+      <w:r>
+        <w:rPr>
+          <w:b/>
+          <w:bCs/>
+          <w:sz w:val="22"/>
+        </w:rPr>
+        <w:t>.</w:t>
+      </w:r>
+      <w:r>
+        <w:rPr>
+          <w:rFonts w:hint="eastAsia"/>
+          <w:b/>
+          <w:bCs/>
+          <w:sz w:val="22"/>
+        </w:rPr>
+        <w:t>cpp</w:t>
+      </w:r>
+      <w:r>
+        <w:rPr>
+          <w:b/>
+          <w:bCs/>
+          <w:sz w:val="22"/>
+        </w:rPr>
+        <w:t>(</w:t>
+      </w:r>
+      <w:r>
+        <w:rPr>
+          <w:rFonts w:hint="eastAsia"/>
+          <w:b/>
+          <w:bCs/>
+          <w:sz w:val="22"/>
+        </w:rPr>
+        <w:t xml:space="preserve">클래스 </w:t>
+      </w:r>
+      <w:proofErr w:type="spellStart"/>
+      <w:r>
+        <w:rPr>
+          <w:rFonts w:hint="eastAsia"/>
+          <w:b/>
+          <w:bCs/>
+          <w:sz w:val="22"/>
+        </w:rPr>
+        <w:t>구현부</w:t>
+      </w:r>
+      <w:proofErr w:type="spellEnd"/>
+      <w:r>
+        <w:rPr>
+          <w:rFonts w:hint="eastAsia"/>
+          <w:b/>
+          <w:bCs/>
+          <w:sz w:val="22"/>
+        </w:rPr>
+        <w:t xml:space="preserve"> </w:t>
+      </w:r>
+      <w:r>
+        <w:rPr>
+          <w:b/>
+          <w:bCs/>
+          <w:sz w:val="22"/>
+        </w:rPr>
+        <w:t>파일)-</w:t>
+      </w:r>
+    </w:p>
+    <w:p>
+      <w:pPr>
+        <w:ind w:left="440"/>
+        <w:rPr>
+          <w:sz w:val="22"/>
+        </w:rPr>
+      </w:pPr>
+      <w:r>
+        <w:rPr>
+          <w:sz w:val="22"/>
+        </w:rPr>
+        <w:t>#include &lt;iostream</w:t>
+      </w:r>
+      <w:proofErr w:type="gramStart"/>
+      <w:r>
+        <w:rPr>
+          <w:sz w:val="22"/>
+        </w:rPr>
+        <w:t>&gt; /</w:t>
+      </w:r>
+      <w:proofErr w:type="gramEnd"/>
+      <w:r>
+        <w:rPr>
+          <w:sz w:val="22"/>
+        </w:rPr>
+        <w:t>/표준 입출력기능을 활용하기위한 라이브러리</w:t>
+      </w:r>
+    </w:p>
+    <w:p>
+      <w:pPr>
+        <w:ind w:left="440"/>
+        <w:rPr>
+          <w:sz w:val="22"/>
+        </w:rPr>
+      </w:pPr>
+      <w:r>
+        <w:rPr>
+          <w:sz w:val="22"/>
+        </w:rPr>
+        <w:t>#include &lt;string</w:t>
+      </w:r>
+      <w:proofErr w:type="gramStart"/>
+      <w:r>
+        <w:rPr>
+          <w:sz w:val="22"/>
+        </w:rPr>
+        <w:t>&gt; /</w:t>
+      </w:r>
+      <w:proofErr w:type="gramEnd"/>
+      <w:r>
+        <w:rPr>
+          <w:sz w:val="22"/>
+        </w:rPr>
+        <w:t>/회원의 이름을 string형태로 처리하기 위한 헤더</w:t>
+      </w:r>
+    </w:p>
+    <w:p>
+      <w:pPr>
+        <w:ind w:left="440"/>
+        <w:rPr>
+          <w:sz w:val="22"/>
+        </w:rPr>
+      </w:pPr>
+      <w:r>
+        <w:rPr>
+          <w:sz w:val="22"/>
+        </w:rPr>
+        <w:t>using namespace std</w:t>
+      </w:r>
+      <w:proofErr w:type="gramStart"/>
+      <w:r>
+        <w:rPr>
+          <w:sz w:val="22"/>
+        </w:rPr>
+        <w:t>; /</w:t>
+      </w:r>
+      <w:proofErr w:type="gramEnd"/>
+      <w:r>
+        <w:rPr>
+          <w:sz w:val="22"/>
+        </w:rPr>
+        <w:t>/std 이름공간에 선언된 모든 이름에 std생략</w:t>
+      </w:r>
+    </w:p>
+    <w:p>
+      <w:pPr>
+        <w:ind w:left="440"/>
+        <w:rPr>
+          <w:sz w:val="22"/>
+        </w:rPr>
+      </w:pPr>
+    </w:p>
+    <w:p>
+      <w:pPr>
+        <w:ind w:left="440"/>
+        <w:rPr>
+          <w:sz w:val="22"/>
+        </w:rPr>
+      </w:pPr>
+      <w:r>
+        <w:rPr>
+          <w:sz w:val="22"/>
+        </w:rPr>
+        <w:t>#include "</w:t>
+      </w:r>
+      <w:proofErr w:type="spellStart"/>
+      <w:r>
+        <w:rPr>
+          <w:sz w:val="22"/>
+        </w:rPr>
+        <w:t>Platinum.h</w:t>
+      </w:r>
+      <w:proofErr w:type="spellEnd"/>
+      <w:proofErr w:type="gramStart"/>
+      <w:r>
+        <w:rPr>
+          <w:sz w:val="22"/>
+        </w:rPr>
+        <w:t>" /</w:t>
+      </w:r>
+      <w:proofErr w:type="gramEnd"/>
+      <w:r>
+        <w:rPr>
+          <w:sz w:val="22"/>
+        </w:rPr>
+        <w:t>/</w:t>
+      </w:r>
+      <w:proofErr w:type="spellStart"/>
+      <w:r>
+        <w:rPr>
+          <w:sz w:val="22"/>
+        </w:rPr>
+        <w:t>Platinum.h</w:t>
+      </w:r>
+      <w:proofErr w:type="spellEnd"/>
+      <w:r>
+        <w:rPr>
+          <w:sz w:val="22"/>
+        </w:rPr>
+        <w:t xml:space="preserve"> 헤더파일 호출</w:t>
+      </w:r>
+    </w:p>
+    <w:p>
+      <w:pPr>
+        <w:ind w:left="440"/>
+        <w:rPr>
+          <w:sz w:val="22"/>
+        </w:rPr>
+      </w:pPr>
+    </w:p>
+    <w:p>
+      <w:pPr>
+        <w:ind w:left="440"/>
+        <w:rPr>
+          <w:sz w:val="22"/>
+        </w:rPr>
+      </w:pPr>
+      <w:r>
+        <w:rPr>
+          <w:sz w:val="22"/>
+        </w:rPr>
+        <w:t xml:space="preserve">//부모클래스의 생성자를 명시적으로 </w:t>
+      </w:r>
+      <w:proofErr w:type="spellStart"/>
+      <w:r>
+        <w:rPr>
+          <w:sz w:val="22"/>
+        </w:rPr>
+        <w:t>호출함으로서</w:t>
+      </w:r>
+      <w:proofErr w:type="spellEnd"/>
+      <w:r>
+        <w:rPr>
+          <w:sz w:val="22"/>
+        </w:rPr>
+        <w:t xml:space="preserve"> 기본생성자의 </w:t>
+      </w:r>
+      <w:proofErr w:type="spellStart"/>
+      <w:r>
+        <w:rPr>
+          <w:sz w:val="22"/>
+        </w:rPr>
+        <w:t>묵시적삽입을</w:t>
+      </w:r>
+      <w:proofErr w:type="spellEnd"/>
+      <w:r>
+        <w:rPr>
+          <w:sz w:val="22"/>
+        </w:rPr>
+        <w:t xml:space="preserve"> 방지</w:t>
+      </w:r>
+      <w:r>
+        <w:rPr>
+          <w:rFonts w:hint="eastAsia"/>
+          <w:sz w:val="22"/>
+        </w:rPr>
+        <w:t>//</w:t>
+      </w:r>
+      <w:r>
+        <w:rPr>
+          <w:sz w:val="22"/>
+        </w:rPr>
+        <w:t>+자식클래스 생성자구현</w:t>
+      </w:r>
+    </w:p>
+    <w:p>
+      <w:pPr>
+        <w:ind w:left="440"/>
+        <w:rPr>
+          <w:sz w:val="22"/>
+        </w:rPr>
+      </w:pPr>
+      <w:proofErr w:type="gramStart"/>
+      <w:r>
+        <w:rPr>
+          <w:sz w:val="22"/>
+        </w:rPr>
+        <w:t>Platinum::Platinum(</w:t>
+      </w:r>
+      <w:proofErr w:type="gramEnd"/>
+      <w:r>
+        <w:rPr>
+          <w:sz w:val="22"/>
+        </w:rPr>
+        <w:t xml:space="preserve">string name, int </w:t>
+      </w:r>
+      <w:proofErr w:type="spellStart"/>
+      <w:r>
+        <w:rPr>
+          <w:sz w:val="22"/>
+        </w:rPr>
+        <w:t>lowRatio</w:t>
+      </w:r>
+      <w:proofErr w:type="spellEnd"/>
+      <w:r>
+        <w:rPr>
+          <w:sz w:val="22"/>
+        </w:rPr>
+        <w:t xml:space="preserve">, int </w:t>
+      </w:r>
+      <w:proofErr w:type="spellStart"/>
+      <w:r>
+        <w:rPr>
+          <w:sz w:val="22"/>
+        </w:rPr>
+        <w:t>baseMoney</w:t>
+      </w:r>
+      <w:proofErr w:type="spellEnd"/>
+      <w:r>
+        <w:rPr>
+          <w:sz w:val="22"/>
+        </w:rPr>
+        <w:t xml:space="preserve">, int </w:t>
+      </w:r>
+      <w:proofErr w:type="spellStart"/>
+      <w:r>
+        <w:rPr>
+          <w:sz w:val="22"/>
+        </w:rPr>
+        <w:t>highRatio</w:t>
+      </w:r>
+      <w:proofErr w:type="spellEnd"/>
+      <w:r>
+        <w:rPr>
+          <w:sz w:val="22"/>
+        </w:rPr>
+        <w:t>)</w:t>
+      </w:r>
+    </w:p>
+    <w:p>
+      <w:pPr>
+        <w:ind w:left="440"/>
+        <w:rPr>
+          <w:sz w:val="22"/>
+        </w:rPr>
+      </w:pPr>
+      <w:r>
+        <w:rPr>
+          <w:sz w:val="22"/>
+        </w:rPr>
+        <w:tab/>
+        <w:t xml:space="preserve">: </w:t>
+      </w:r>
+      <w:proofErr w:type="spellStart"/>
+      <w:proofErr w:type="gramStart"/>
+      <w:r>
+        <w:rPr>
+          <w:sz w:val="22"/>
+        </w:rPr>
+        <w:t>AbstractPoint</w:t>
+      </w:r>
+      <w:proofErr w:type="spellEnd"/>
+      <w:r>
+        <w:rPr>
+          <w:sz w:val="22"/>
+        </w:rPr>
+        <w:t>(</w:t>
+      </w:r>
+      <w:proofErr w:type="gramEnd"/>
+      <w:r>
+        <w:rPr>
+          <w:sz w:val="22"/>
+        </w:rPr>
+        <w:t xml:space="preserve">name, </w:t>
+      </w:r>
+      <w:proofErr w:type="spellStart"/>
+      <w:r>
+        <w:rPr>
+          <w:sz w:val="22"/>
+        </w:rPr>
+        <w:t>lowRatio</w:t>
+      </w:r>
+      <w:proofErr w:type="spellEnd"/>
+      <w:r>
+        <w:rPr>
+          <w:sz w:val="22"/>
+        </w:rPr>
+        <w:t xml:space="preserve">, </w:t>
+      </w:r>
+      <w:proofErr w:type="spellStart"/>
+      <w:proofErr w:type="gramStart"/>
+      <w:r>
+        <w:rPr>
+          <w:sz w:val="22"/>
+        </w:rPr>
+        <w:t>highRatio</w:t>
+      </w:r>
+      <w:proofErr w:type="spellEnd"/>
+      <w:r>
+        <w:rPr>
+          <w:sz w:val="22"/>
+        </w:rPr>
+        <w:t>) {</w:t>
+      </w:r>
+      <w:proofErr w:type="gramEnd"/>
+      <w:r>
+        <w:rPr>
+          <w:sz w:val="22"/>
+        </w:rPr>
+        <w:t xml:space="preserve"> </w:t>
+      </w:r>
+    </w:p>
+    <w:p>
+      <w:pPr>
+        <w:ind w:left="440"/>
+        <w:rPr>
+          <w:sz w:val="22"/>
+        </w:rPr>
+      </w:pPr>
+      <w:r>
+        <w:rPr>
+          <w:sz w:val="22"/>
+        </w:rPr>
+        <w:tab/>
+        <w:t>this-&gt;</w:t>
+      </w:r>
+      <w:proofErr w:type="spellStart"/>
+      <w:r>
+        <w:rPr>
+          <w:sz w:val="22"/>
+        </w:rPr>
+        <w:t>baseMoney</w:t>
+      </w:r>
+      <w:proofErr w:type="spellEnd"/>
+      <w:r>
+        <w:rPr>
+          <w:sz w:val="22"/>
+        </w:rPr>
+        <w:t xml:space="preserve"> = </w:t>
+      </w:r>
+      <w:proofErr w:type="spellStart"/>
+      <w:r>
+        <w:rPr>
+          <w:sz w:val="22"/>
+        </w:rPr>
+        <w:t>baseMoney</w:t>
+      </w:r>
+      <w:proofErr w:type="spellEnd"/>
+      <w:proofErr w:type="gramStart"/>
+      <w:r>
+        <w:rPr>
+          <w:sz w:val="22"/>
+        </w:rPr>
+        <w:t>; /</w:t>
+      </w:r>
+      <w:proofErr w:type="gramEnd"/>
+      <w:r>
+        <w:rPr>
+          <w:sz w:val="22"/>
+        </w:rPr>
+        <w:t>/</w:t>
+      </w:r>
+      <w:proofErr w:type="spellStart"/>
+      <w:r>
+        <w:rPr>
+          <w:sz w:val="22"/>
+        </w:rPr>
+        <w:t>적립률을</w:t>
+      </w:r>
+      <w:proofErr w:type="spellEnd"/>
+      <w:r>
+        <w:rPr>
+          <w:sz w:val="22"/>
+        </w:rPr>
+        <w:t xml:space="preserve"> </w:t>
+      </w:r>
+      <w:proofErr w:type="spellStart"/>
+      <w:r>
+        <w:rPr>
+          <w:sz w:val="22"/>
+        </w:rPr>
+        <w:t>결정할수</w:t>
+      </w:r>
+      <w:proofErr w:type="spellEnd"/>
+      <w:r>
+        <w:rPr>
+          <w:sz w:val="22"/>
+        </w:rPr>
+        <w:t xml:space="preserve"> 있는 지출액 저장</w:t>
+      </w:r>
+    </w:p>
+    <w:p>
+      <w:pPr>
+        <w:ind w:left="440"/>
+        <w:rPr>
+          <w:sz w:val="22"/>
+        </w:rPr>
+      </w:pPr>
+      <w:r>
+        <w:rPr>
+          <w:sz w:val="22"/>
+        </w:rPr>
+        <w:t>}</w:t>
+      </w:r>
+    </w:p>
+    <w:p>
+      <w:pPr>
+        <w:ind w:left="440"/>
+        <w:rPr>
+          <w:sz w:val="22"/>
+        </w:rPr>
+      </w:pPr>
+    </w:p>
+    <w:p>
+      <w:pPr>
+        <w:ind w:left="440"/>
+        <w:rPr>
+          <w:sz w:val="22"/>
+        </w:rPr>
+      </w:pPr>
+      <w:r>
+        <w:rPr>
+          <w:sz w:val="22"/>
+        </w:rPr>
+        <w:t xml:space="preserve">void </w:t>
+      </w:r>
+      <w:proofErr w:type="gramStart"/>
+      <w:r>
+        <w:rPr>
+          <w:sz w:val="22"/>
+        </w:rPr>
+        <w:t>Platinum::</w:t>
+      </w:r>
+      <w:proofErr w:type="gramEnd"/>
+      <w:r>
+        <w:rPr>
+          <w:sz w:val="22"/>
+        </w:rPr>
+        <w:t xml:space="preserve">earn(int pay) </w:t>
+      </w:r>
+      <w:proofErr w:type="gramStart"/>
+      <w:r>
+        <w:rPr>
+          <w:sz w:val="22"/>
+        </w:rPr>
+        <w:t>{ /</w:t>
+      </w:r>
+      <w:proofErr w:type="gramEnd"/>
+      <w:r>
+        <w:rPr>
+          <w:sz w:val="22"/>
+        </w:rPr>
+        <w:t>/</w:t>
+      </w:r>
+      <w:proofErr w:type="spellStart"/>
+      <w:r>
+        <w:rPr>
+          <w:sz w:val="22"/>
+        </w:rPr>
+        <w:t>적립률을</w:t>
+      </w:r>
+      <w:proofErr w:type="spellEnd"/>
+      <w:r>
+        <w:rPr>
+          <w:sz w:val="22"/>
+        </w:rPr>
+        <w:t xml:space="preserve"> </w:t>
+      </w:r>
+      <w:proofErr w:type="gramStart"/>
+      <w:r>
+        <w:rPr>
+          <w:sz w:val="22"/>
+        </w:rPr>
+        <w:t>결정</w:t>
+      </w:r>
+      <w:r>
+        <w:rPr>
+          <w:rFonts w:hint="eastAsia"/>
+          <w:sz w:val="22"/>
+        </w:rPr>
+        <w:t>,</w:t>
+      </w:r>
+      <w:r>
+        <w:rPr>
+          <w:sz w:val="22"/>
+        </w:rPr>
+        <w:t>포인트를</w:t>
+      </w:r>
+      <w:proofErr w:type="gramEnd"/>
+      <w:r>
+        <w:rPr>
+          <w:sz w:val="22"/>
+        </w:rPr>
+        <w:t xml:space="preserve"> 저장해주는 earn함수 </w:t>
+      </w:r>
+      <w:proofErr w:type="spellStart"/>
+      <w:r>
+        <w:rPr>
+          <w:sz w:val="22"/>
+        </w:rPr>
+        <w:t>구현부</w:t>
+      </w:r>
+      <w:proofErr w:type="spellEnd"/>
+    </w:p>
+    <w:p>
+      <w:pPr>
+        <w:ind w:left="440"/>
+        <w:rPr>
+          <w:sz w:val="22"/>
+        </w:rPr>
+      </w:pPr>
+      <w:r>
+        <w:rPr>
+          <w:sz w:val="22"/>
+        </w:rPr>
+        <w:tab/>
+        <w:t>if (</w:t>
+      </w:r>
+      <w:proofErr w:type="gramStart"/>
+      <w:r>
+        <w:rPr>
+          <w:sz w:val="22"/>
+        </w:rPr>
+        <w:t>pay &gt;</w:t>
+      </w:r>
+      <w:proofErr w:type="gramEnd"/>
+      <w:r>
+        <w:rPr>
+          <w:sz w:val="22"/>
+        </w:rPr>
+        <w:t xml:space="preserve"> </w:t>
+      </w:r>
+      <w:proofErr w:type="spellStart"/>
+      <w:r>
+        <w:rPr>
+          <w:sz w:val="22"/>
+        </w:rPr>
+        <w:t>baseMoney</w:t>
+      </w:r>
+      <w:proofErr w:type="spellEnd"/>
+      <w:proofErr w:type="gramStart"/>
+      <w:r>
+        <w:rPr>
+          <w:sz w:val="22"/>
+        </w:rPr>
+        <w:t>) /</w:t>
+      </w:r>
+      <w:proofErr w:type="gramEnd"/>
+      <w:r>
+        <w:rPr>
+          <w:sz w:val="22"/>
+        </w:rPr>
+        <w:t xml:space="preserve">/지출액이 우대기준선을 </w:t>
+      </w:r>
+      <w:proofErr w:type="spellStart"/>
+      <w:r>
+        <w:rPr>
+          <w:sz w:val="22"/>
+        </w:rPr>
+        <w:t>넘을시</w:t>
+      </w:r>
+      <w:proofErr w:type="spellEnd"/>
+      <w:r>
+        <w:rPr>
+          <w:sz w:val="22"/>
+        </w:rPr>
+        <w:t xml:space="preserve">, </w:t>
+      </w:r>
+      <w:proofErr w:type="spellStart"/>
+      <w:r>
+        <w:rPr>
+          <w:sz w:val="22"/>
+        </w:rPr>
+        <w:t>우대적립률로</w:t>
+      </w:r>
+      <w:proofErr w:type="spellEnd"/>
+      <w:r>
+        <w:rPr>
+          <w:sz w:val="22"/>
+        </w:rPr>
+        <w:t xml:space="preserve"> 적립</w:t>
+      </w:r>
+    </w:p>
+    <w:p>
+      <w:pPr>
+        <w:ind w:left="440"/>
+        <w:rPr>
+          <w:rFonts w:hint="eastAsia"/>
+          <w:sz w:val="22"/>
+        </w:rPr>
+      </w:pPr>
+      <w:r>
+        <w:rPr>
+          <w:sz w:val="22"/>
+        </w:rPr>
+        <w:tab/>
+      </w:r>
+      <w:r>
+        <w:rPr>
+          <w:sz w:val="22"/>
+        </w:rPr>
+        <w:tab/>
+        <w:t>//우</w:t>
+      </w:r>
+      <w:r>
+        <w:rPr>
+          <w:rFonts w:hint="eastAsia"/>
+          <w:sz w:val="22"/>
+        </w:rPr>
+        <w:t>대</w:t>
+      </w:r>
+      <w:r>
+        <w:rPr>
+          <w:sz w:val="22"/>
+        </w:rPr>
+        <w:t>비율을 곱해 포인트를 계산하고 포인트에 누적</w:t>
+      </w:r>
+    </w:p>
+    <w:p>
+      <w:pPr>
+        <w:ind w:left="1240" w:firstLine="360"/>
+        <w:rPr>
+          <w:sz w:val="22"/>
+        </w:rPr>
+      </w:pPr>
+      <w:r>
+        <w:rPr>
+          <w:sz w:val="22"/>
+        </w:rPr>
+        <w:t xml:space="preserve">point += (pay * </w:t>
+      </w:r>
+      <w:proofErr w:type="spellStart"/>
+      <w:r>
+        <w:rPr>
+          <w:sz w:val="22"/>
+        </w:rPr>
+        <w:t>highRatio</w:t>
+      </w:r>
+      <w:proofErr w:type="spellEnd"/>
+      <w:r>
+        <w:rPr>
+          <w:sz w:val="22"/>
+        </w:rPr>
+        <w:t xml:space="preserve">) / 100; </w:t>
+      </w:r>
+    </w:p>
+    <w:p>
+      <w:pPr>
+        <w:ind w:left="440"/>
+        <w:rPr>
+          <w:sz w:val="22"/>
+        </w:rPr>
+      </w:pPr>
+      <w:r>
+        <w:rPr>
+          <w:sz w:val="22"/>
+        </w:rPr>
+        <w:tab/>
+      </w:r>
+      <w:proofErr w:type="gramStart"/>
+      <w:r>
+        <w:rPr>
+          <w:sz w:val="22"/>
+        </w:rPr>
+        <w:t>else /</w:t>
+      </w:r>
+      <w:proofErr w:type="gramEnd"/>
+      <w:r>
+        <w:rPr>
+          <w:sz w:val="22"/>
+        </w:rPr>
+        <w:t xml:space="preserve">/지출액이 우대기준선을 </w:t>
+      </w:r>
+      <w:proofErr w:type="spellStart"/>
+      <w:proofErr w:type="gramStart"/>
+      <w:r>
+        <w:rPr>
+          <w:sz w:val="22"/>
+        </w:rPr>
+        <w:t>넘지않을시</w:t>
+      </w:r>
+      <w:proofErr w:type="spellEnd"/>
+      <w:proofErr w:type="gramEnd"/>
+      <w:r>
+        <w:rPr>
+          <w:sz w:val="22"/>
+        </w:rPr>
+        <w:t xml:space="preserve">, </w:t>
+      </w:r>
+      <w:proofErr w:type="spellStart"/>
+      <w:r>
+        <w:rPr>
+          <w:sz w:val="22"/>
+        </w:rPr>
+        <w:t>일반적립률로</w:t>
+      </w:r>
+      <w:proofErr w:type="spellEnd"/>
+      <w:r>
+        <w:rPr>
+          <w:sz w:val="22"/>
+        </w:rPr>
+        <w:t xml:space="preserve"> 적립</w:t>
+      </w:r>
+    </w:p>
+    <w:p>
+      <w:pPr>
+        <w:ind w:left="440"/>
+        <w:rPr>
+          <w:rFonts w:hint="eastAsia"/>
+          <w:sz w:val="22"/>
+        </w:rPr>
+      </w:pPr>
+      <w:r>
+        <w:rPr>
+          <w:sz w:val="22"/>
+        </w:rPr>
+        <w:tab/>
+      </w:r>
+      <w:r>
+        <w:rPr>
+          <w:sz w:val="22"/>
+        </w:rPr>
+        <w:tab/>
+      </w:r>
+      <w:r>
+        <w:rPr>
+          <w:sz w:val="22"/>
+        </w:rPr>
+        <w:t>//일반비율을 곱해 포인트를 계산하고 포인트에 누적</w:t>
+      </w:r>
+    </w:p>
+    <w:p>
+      <w:pPr>
+        <w:ind w:left="440"/>
+        <w:rPr>
+          <w:sz w:val="22"/>
+        </w:rPr>
+      </w:pPr>
+      <w:r>
+        <w:rPr>
+          <w:sz w:val="22"/>
+        </w:rPr>
+        <w:tab/>
+      </w:r>
+      <w:r>
+        <w:rPr>
+          <w:sz w:val="22"/>
+        </w:rPr>
+        <w:tab/>
+        <w:t xml:space="preserve">point += (pay * </w:t>
+      </w:r>
+      <w:proofErr w:type="spellStart"/>
+      <w:r>
+        <w:rPr>
+          <w:sz w:val="22"/>
+        </w:rPr>
+        <w:t>lowRatio</w:t>
+      </w:r>
+      <w:proofErr w:type="spellEnd"/>
+      <w:r>
+        <w:rPr>
+          <w:sz w:val="22"/>
+        </w:rPr>
+        <w:t xml:space="preserve">) / 100; </w:t>
+      </w:r>
+    </w:p>
+    <w:p>
+      <w:pPr>
+        <w:ind w:left="440"/>
+        <w:rPr>
+          <w:sz w:val="22"/>
+        </w:rPr>
+      </w:pPr>
+      <w:r>
+        <w:rPr>
+          <w:sz w:val="22"/>
+        </w:rPr>
+        <w:t>}</w:t>
+      </w:r>
+    </w:p>
+    <w:p>
+      <w:pPr>
+        <w:ind w:left="440"/>
+        <w:rPr>
+          <w:sz w:val="22"/>
+        </w:rPr>
+      </w:pPr>
+    </w:p>
+    <w:p>
+      <w:pPr>
+        <w:ind w:left="440"/>
+        <w:rPr>
+          <w:rFonts w:hint="eastAsia"/>
+          <w:sz w:val="22"/>
+        </w:rPr>
+      </w:pPr>
+    </w:p>
+    <w:p>
+      <w:pPr>
+        <w:ind w:left="440"/>
+        <w:rPr>
+          <w:sz w:val="22"/>
+        </w:rPr>
+      </w:pPr>
+      <w:r>
+        <w:rPr>
+          <w:sz w:val="22"/>
+        </w:rPr>
+        <w:lastRenderedPageBreak/>
+        <w:t xml:space="preserve">void </w:t>
+      </w:r>
+      <w:proofErr w:type="gramStart"/>
+      <w:r>
+        <w:rPr>
+          <w:sz w:val="22"/>
+        </w:rPr>
+        <w:t>Platinum::</w:t>
+      </w:r>
+      <w:proofErr w:type="gramEnd"/>
+      <w:r>
+        <w:rPr>
+          <w:sz w:val="22"/>
+        </w:rPr>
+        <w:t xml:space="preserve">show() </w:t>
+      </w:r>
+      <w:proofErr w:type="gramStart"/>
+      <w:r>
+        <w:rPr>
+          <w:sz w:val="22"/>
+        </w:rPr>
+        <w:t>{ /</w:t>
+      </w:r>
+      <w:proofErr w:type="gramEnd"/>
+      <w:r>
+        <w:rPr>
+          <w:sz w:val="22"/>
+        </w:rPr>
+        <w:t xml:space="preserve">/회원의 이름과 포인트 수치를 출력하는 함수 </w:t>
+      </w:r>
+      <w:proofErr w:type="spellStart"/>
+      <w:r>
+        <w:rPr>
+          <w:sz w:val="22"/>
+        </w:rPr>
+        <w:t>구현부</w:t>
+      </w:r>
+      <w:proofErr w:type="spellEnd"/>
+    </w:p>
+    <w:p>
+      <w:pPr>
+        <w:ind w:left="440"/>
+        <w:rPr>
+          <w:sz w:val="22"/>
+        </w:rPr>
+      </w:pPr>
+      <w:r>
+        <w:rPr>
+          <w:sz w:val="22"/>
+        </w:rPr>
+        <w:tab/>
+        <w:t>//부모의 멤버 변수(point)에 직접 접근하여 값을 가져오는 대신,</w:t>
+      </w:r>
+    </w:p>
+    <w:p>
+      <w:pPr>
+        <w:ind w:left="220" w:hangingChars="100" w:hanging="220"/>
+        <w:rPr>
+          <w:rFonts w:hint="eastAsia"/>
+          <w:sz w:val="22"/>
+        </w:rPr>
+      </w:pPr>
+      <w:r>
+        <w:rPr>
+          <w:sz w:val="22"/>
+        </w:rPr>
+        <w:tab/>
+      </w:r>
+      <w:r>
+        <w:rPr>
+          <w:sz w:val="22"/>
+        </w:rPr>
+        <w:tab/>
+      </w:r>
+      <w:proofErr w:type="gramStart"/>
+      <w:r>
+        <w:rPr>
+          <w:sz w:val="22"/>
+        </w:rPr>
+        <w:t>// 캡슐화</w:t>
+      </w:r>
+      <w:proofErr w:type="gramEnd"/>
+      <w:r>
+        <w:rPr>
+          <w:sz w:val="22"/>
+        </w:rPr>
+        <w:t xml:space="preserve"> 원칙을 지키기 위해 안전하게 데이터를 반환하는 </w:t>
+      </w:r>
+      <w:proofErr w:type="spellStart"/>
+      <w:r>
+        <w:rPr>
+          <w:sz w:val="22"/>
+        </w:rPr>
+        <w:t>getPoint</w:t>
+      </w:r>
+      <w:proofErr w:type="spellEnd"/>
+      <w:r>
+        <w:rPr>
+          <w:sz w:val="22"/>
+        </w:rPr>
+        <w:t>() 함수를</w:t>
+      </w:r>
+    </w:p>
+    <w:p>
+      <w:pPr>
+        <w:ind w:left="220" w:firstLine="580"/>
+        <w:rPr>
+          <w:sz w:val="22"/>
+        </w:rPr>
+      </w:pPr>
+      <w:r>
+        <w:rPr>
+          <w:rFonts w:hint="eastAsia"/>
+          <w:sz w:val="22"/>
+        </w:rPr>
+        <w:t>//호</w:t>
+      </w:r>
+      <w:r>
+        <w:rPr>
+          <w:sz w:val="22"/>
+        </w:rPr>
+        <w:t>출하여 활용함</w:t>
+      </w:r>
+    </w:p>
+    <w:p>
+      <w:pPr>
+        <w:ind w:left="440"/>
+        <w:rPr>
+          <w:sz w:val="22"/>
+        </w:rPr>
+      </w:pPr>
+      <w:r>
+        <w:rPr>
+          <w:sz w:val="22"/>
+        </w:rPr>
+        <w:tab/>
+      </w:r>
+      <w:proofErr w:type="spellStart"/>
+      <w:r>
+        <w:rPr>
+          <w:sz w:val="22"/>
+        </w:rPr>
+        <w:t>cout</w:t>
+      </w:r>
+      <w:proofErr w:type="spellEnd"/>
+      <w:r>
+        <w:rPr>
+          <w:sz w:val="22"/>
+        </w:rPr>
+        <w:t xml:space="preserve"> </w:t>
+      </w:r>
+      <w:proofErr w:type="gramStart"/>
+      <w:r>
+        <w:rPr>
+          <w:sz w:val="22"/>
+        </w:rPr>
+        <w:t>&lt;&lt; name</w:t>
+      </w:r>
+      <w:proofErr w:type="gramEnd"/>
+      <w:r>
+        <w:rPr>
+          <w:sz w:val="22"/>
+        </w:rPr>
+        <w:t xml:space="preserve"> </w:t>
+      </w:r>
+      <w:proofErr w:type="gramStart"/>
+      <w:r>
+        <w:rPr>
+          <w:sz w:val="22"/>
+        </w:rPr>
+        <w:t>&lt;&lt; "</w:t>
+      </w:r>
+      <w:proofErr w:type="gramEnd"/>
+      <w:r>
+        <w:rPr>
+          <w:sz w:val="22"/>
+        </w:rPr>
+        <w:t xml:space="preserve">님*** " </w:t>
+      </w:r>
+      <w:proofErr w:type="gramStart"/>
+      <w:r>
+        <w:rPr>
+          <w:sz w:val="22"/>
+        </w:rPr>
+        <w:t>&lt;&lt; "</w:t>
+      </w:r>
+      <w:proofErr w:type="gramEnd"/>
+      <w:r>
+        <w:rPr>
+          <w:sz w:val="22"/>
+        </w:rPr>
+        <w:t xml:space="preserve">적립 포인트는 " </w:t>
+      </w:r>
+      <w:proofErr w:type="gramStart"/>
+      <w:r>
+        <w:rPr>
+          <w:sz w:val="22"/>
+        </w:rPr>
+        <w:t xml:space="preserve">&lt;&lt; </w:t>
+      </w:r>
+      <w:proofErr w:type="spellStart"/>
+      <w:r>
+        <w:rPr>
+          <w:sz w:val="22"/>
+        </w:rPr>
+        <w:t>getPoint</w:t>
+      </w:r>
+      <w:proofErr w:type="spellEnd"/>
+      <w:proofErr w:type="gramEnd"/>
+      <w:r>
+        <w:rPr>
+          <w:sz w:val="22"/>
+        </w:rPr>
+        <w:t xml:space="preserve">() </w:t>
+      </w:r>
+      <w:proofErr w:type="gramStart"/>
+      <w:r>
+        <w:rPr>
+          <w:sz w:val="22"/>
+        </w:rPr>
+        <w:t>&lt;&lt; "점 입니다</w:t>
+      </w:r>
+      <w:proofErr w:type="gramEnd"/>
+      <w:r>
+        <w:rPr>
+          <w:sz w:val="22"/>
+        </w:rPr>
+        <w:t xml:space="preserve">." &lt;&lt; </w:t>
+      </w:r>
+      <w:proofErr w:type="spellStart"/>
+      <w:r>
+        <w:rPr>
+          <w:sz w:val="22"/>
+        </w:rPr>
+        <w:t>endl</w:t>
+      </w:r>
+      <w:proofErr w:type="spellEnd"/>
+      <w:r>
+        <w:rPr>
+          <w:sz w:val="22"/>
+        </w:rPr>
+        <w:t>;</w:t>
+      </w:r>
+    </w:p>
+    <w:p>
+      <w:pPr>
+        <w:ind w:left="440"/>
+        <w:rPr>
+          <w:sz w:val="22"/>
+        </w:rPr>
+      </w:pPr>
+      <w:r>
+        <w:rPr>
+          <w:sz w:val="22"/>
+        </w:rPr>
+        <w:t>}</w:t>
+      </w:r>
+    </w:p>
+    <w:p>
+      <w:pPr>
+        <w:ind w:left="440"/>
+        <w:rPr>
+          <w:sz w:val="22"/>
+        </w:rPr>
+      </w:pPr>
+    </w:p>
+    <w:p>
+      <w:pPr>
+        <w:ind w:left="440"/>
+        <w:rPr>
+          <w:sz w:val="22"/>
+        </w:rPr>
+      </w:pPr>
+      <w:r>
+        <w:rPr>
+          <w:sz w:val="22"/>
+        </w:rPr>
+        <w:t>//매개변수로 전달받은 회원의 포인트를 내 포인트로 병합하고, 상대방의 포인트는 소멸시키는 함수구현</w:t>
+      </w:r>
+    </w:p>
+    <w:p>
+      <w:pPr>
+        <w:ind w:left="440"/>
+        <w:rPr>
+          <w:sz w:val="22"/>
+        </w:rPr>
+      </w:pPr>
+      <w:r>
+        <w:rPr>
+          <w:sz w:val="22"/>
+        </w:rPr>
+        <w:t xml:space="preserve">void </w:t>
+      </w:r>
+      <w:proofErr w:type="gramStart"/>
+      <w:r>
+        <w:rPr>
+          <w:sz w:val="22"/>
+        </w:rPr>
+        <w:t>Platinum::combine(</w:t>
+      </w:r>
+      <w:proofErr w:type="gramEnd"/>
+      <w:r>
+        <w:rPr>
+          <w:sz w:val="22"/>
+        </w:rPr>
+        <w:t xml:space="preserve">Platinum&amp; p) { </w:t>
+      </w:r>
+    </w:p>
+    <w:p>
+      <w:pPr>
+        <w:ind w:left="440"/>
+        <w:rPr>
+          <w:rFonts w:hint="eastAsia"/>
+          <w:sz w:val="22"/>
+        </w:rPr>
+      </w:pPr>
+      <w:r>
+        <w:rPr>
+          <w:sz w:val="22"/>
+        </w:rPr>
+        <w:tab/>
+        <w:t xml:space="preserve">point += </w:t>
+      </w:r>
+      <w:proofErr w:type="spellStart"/>
+      <w:proofErr w:type="gramStart"/>
+      <w:r>
+        <w:rPr>
+          <w:sz w:val="22"/>
+        </w:rPr>
+        <w:t>p.point</w:t>
+      </w:r>
+      <w:proofErr w:type="spellEnd"/>
+      <w:r>
+        <w:rPr>
+          <w:sz w:val="22"/>
+        </w:rPr>
+        <w:t>; /</w:t>
+      </w:r>
+      <w:proofErr w:type="gramEnd"/>
+      <w:r>
+        <w:rPr>
+          <w:sz w:val="22"/>
+        </w:rPr>
+        <w:t>/ 참조를 통해 원본객체의 포인트를 현재 나의 수치에 합산</w:t>
+      </w:r>
+    </w:p>
+    <w:p>
+      <w:pPr>
+        <w:ind w:left="440"/>
+        <w:rPr>
+          <w:sz w:val="22"/>
+        </w:rPr>
+      </w:pPr>
+      <w:r>
+        <w:rPr>
+          <w:sz w:val="22"/>
+        </w:rPr>
+        <w:tab/>
+      </w:r>
+      <w:proofErr w:type="spellStart"/>
+      <w:proofErr w:type="gramStart"/>
+      <w:r>
+        <w:rPr>
+          <w:sz w:val="22"/>
+        </w:rPr>
+        <w:t>p.point</w:t>
+      </w:r>
+      <w:proofErr w:type="spellEnd"/>
+      <w:proofErr w:type="gramEnd"/>
+      <w:r>
+        <w:rPr>
+          <w:sz w:val="22"/>
+        </w:rPr>
+        <w:t xml:space="preserve"> = 0</w:t>
+      </w:r>
+      <w:proofErr w:type="gramStart"/>
+      <w:r>
+        <w:rPr>
+          <w:sz w:val="22"/>
+        </w:rPr>
+        <w:t>; /</w:t>
+      </w:r>
+      <w:proofErr w:type="gramEnd"/>
+      <w:r>
+        <w:rPr>
+          <w:sz w:val="22"/>
+        </w:rPr>
+        <w:t>/참조를 통해 상대방 원본객체의 포인트를 복사본이 아닌 '실제 원본'에서 0으로 초기화함</w:t>
+      </w:r>
+    </w:p>
+    <w:p>
+      <w:pPr>
+        <w:ind w:left="440"/>
+        <w:rPr>
+          <w:sz w:val="22"/>
+        </w:rPr>
+      </w:pPr>
+      <w:r>
+        <w:rPr>
+          <w:sz w:val="22"/>
+        </w:rPr>
+        <w:t>}</w:t>
+      </w:r>
+    </w:p>
+    <w:p>
+      <w:pPr>
+        <w:ind w:left="440"/>
+        <w:rPr>
+          <w:sz w:val="22"/>
+        </w:rPr>
+      </w:pPr>
+    </w:p>
+    <w:p>
+      <w:pPr>
+        <w:rPr>
+          <w:b/>
+          <w:bCs/>
+          <w:sz w:val="22"/>
+        </w:rPr>
+      </w:pPr>
+      <w:r>
+        <w:rPr>
+          <w:b/>
+          <w:bCs/>
+          <w:sz w:val="22"/>
+        </w:rPr>
+        <w:t>-main.cpp(</w:t>
+      </w:r>
+      <w:proofErr w:type="spellStart"/>
+      <w:r>
+        <w:rPr>
+          <w:b/>
+          <w:bCs/>
+          <w:sz w:val="22"/>
+        </w:rPr>
+        <w:t>메인함수</w:t>
+      </w:r>
+      <w:proofErr w:type="spellEnd"/>
+      <w:r>
+        <w:rPr>
+          <w:b/>
+          <w:bCs/>
+          <w:sz w:val="22"/>
+        </w:rPr>
+        <w:t>)-</w:t>
+      </w:r>
+    </w:p>
+    <w:p>
+      <w:pPr>
+        <w:ind w:left="440"/>
+        <w:rPr>
+          <w:sz w:val="22"/>
+        </w:rPr>
+      </w:pPr>
+      <w:r>
+        <w:rPr>
+          <w:sz w:val="22"/>
+        </w:rPr>
+        <w:t>#include &lt;iostream</w:t>
+      </w:r>
+      <w:proofErr w:type="gramStart"/>
+      <w:r>
+        <w:rPr>
+          <w:sz w:val="22"/>
+        </w:rPr>
+        <w:t>&gt; /</w:t>
+      </w:r>
+      <w:proofErr w:type="gramEnd"/>
+      <w:r>
+        <w:rPr>
+          <w:sz w:val="22"/>
+        </w:rPr>
+        <w:t>/표준 입출력기능을 활용하기위한 라이브러리</w:t>
+      </w:r>
+    </w:p>
+    <w:p>
+      <w:pPr>
+        <w:ind w:left="440"/>
+        <w:rPr>
+          <w:sz w:val="22"/>
+        </w:rPr>
+      </w:pPr>
+      <w:r>
+        <w:rPr>
+          <w:sz w:val="22"/>
+        </w:rPr>
+        <w:t>#include &lt;string</w:t>
+      </w:r>
+      <w:proofErr w:type="gramStart"/>
+      <w:r>
+        <w:rPr>
+          <w:sz w:val="22"/>
+        </w:rPr>
+        <w:t>&gt; /</w:t>
+      </w:r>
+      <w:proofErr w:type="gramEnd"/>
+      <w:r>
+        <w:rPr>
+          <w:sz w:val="22"/>
+        </w:rPr>
+        <w:t>/회원의 이름을 string형태로 처리하기 위한 헤더</w:t>
+      </w:r>
+    </w:p>
+    <w:p>
+      <w:pPr>
+        <w:ind w:left="440"/>
+        <w:rPr>
+          <w:sz w:val="22"/>
+        </w:rPr>
+      </w:pPr>
+      <w:r>
+        <w:rPr>
+          <w:sz w:val="22"/>
+        </w:rPr>
+        <w:t>using namespace std</w:t>
+      </w:r>
+      <w:proofErr w:type="gramStart"/>
+      <w:r>
+        <w:rPr>
+          <w:sz w:val="22"/>
+        </w:rPr>
+        <w:t>; /</w:t>
+      </w:r>
+      <w:proofErr w:type="gramEnd"/>
+      <w:r>
+        <w:rPr>
+          <w:sz w:val="22"/>
+        </w:rPr>
+        <w:t>/std 이름공간에 선언된 모든 이름에 std생략</w:t>
+      </w:r>
+    </w:p>
+    <w:p>
+      <w:pPr>
+        <w:ind w:left="440"/>
+        <w:rPr>
+          <w:sz w:val="22"/>
+        </w:rPr>
+      </w:pPr>
+    </w:p>
+    <w:p>
+      <w:pPr>
+        <w:ind w:left="440"/>
+        <w:rPr>
+          <w:sz w:val="22"/>
+        </w:rPr>
+      </w:pPr>
+      <w:r>
+        <w:rPr>
+          <w:sz w:val="22"/>
+        </w:rPr>
+        <w:t>#include "</w:t>
+      </w:r>
+      <w:proofErr w:type="spellStart"/>
+      <w:r>
+        <w:rPr>
+          <w:sz w:val="22"/>
+        </w:rPr>
+        <w:t>Platinum.h</w:t>
+      </w:r>
+      <w:proofErr w:type="spellEnd"/>
+      <w:proofErr w:type="gramStart"/>
+      <w:r>
+        <w:rPr>
+          <w:sz w:val="22"/>
+        </w:rPr>
+        <w:t>" /</w:t>
+      </w:r>
+      <w:proofErr w:type="gramEnd"/>
+      <w:r>
+        <w:rPr>
+          <w:sz w:val="22"/>
+        </w:rPr>
+        <w:t>/</w:t>
+      </w:r>
+      <w:proofErr w:type="spellStart"/>
+      <w:r>
+        <w:rPr>
+          <w:sz w:val="22"/>
+        </w:rPr>
+        <w:t>Platinum.h</w:t>
+      </w:r>
+      <w:proofErr w:type="spellEnd"/>
+      <w:r>
+        <w:rPr>
+          <w:sz w:val="22"/>
+        </w:rPr>
+        <w:t xml:space="preserve"> 헤더파일 호출</w:t>
+      </w:r>
+    </w:p>
+    <w:p>
+      <w:pPr>
+        <w:ind w:left="440"/>
+        <w:rPr>
+          <w:sz w:val="22"/>
+        </w:rPr>
+      </w:pPr>
+    </w:p>
+    <w:p>
+      <w:pPr>
+        <w:ind w:left="440"/>
+        <w:rPr>
+          <w:sz w:val="22"/>
+        </w:rPr>
+      </w:pPr>
+      <w:r>
+        <w:rPr>
+          <w:sz w:val="22"/>
+        </w:rPr>
+        <w:t xml:space="preserve">int main() </w:t>
+      </w:r>
+      <w:proofErr w:type="gramStart"/>
+      <w:r>
+        <w:rPr>
+          <w:sz w:val="22"/>
+        </w:rPr>
+        <w:t>{ /</w:t>
+      </w:r>
+      <w:proofErr w:type="gramEnd"/>
+      <w:r>
+        <w:rPr>
+          <w:sz w:val="22"/>
+        </w:rPr>
+        <w:t>/</w:t>
+      </w:r>
+      <w:proofErr w:type="spellStart"/>
+      <w:r>
+        <w:rPr>
+          <w:sz w:val="22"/>
+        </w:rPr>
+        <w:t>메인함수</w:t>
+      </w:r>
+      <w:proofErr w:type="spellEnd"/>
+    </w:p>
+    <w:p>
+      <w:pPr>
+        <w:ind w:left="440"/>
+        <w:rPr>
+          <w:sz w:val="22"/>
+        </w:rPr>
+      </w:pPr>
+      <w:r>
+        <w:rPr>
+          <w:sz w:val="22"/>
+        </w:rPr>
+        <w:tab/>
+        <w:t xml:space="preserve">//생성자 의미:100000원 까지는 5%, 그보다 </w:t>
+      </w:r>
+      <w:proofErr w:type="spellStart"/>
+      <w:r>
+        <w:rPr>
+          <w:sz w:val="22"/>
+        </w:rPr>
+        <w:t>큰경우</w:t>
+      </w:r>
+      <w:proofErr w:type="spellEnd"/>
+      <w:r>
+        <w:rPr>
+          <w:sz w:val="22"/>
+        </w:rPr>
+        <w:t xml:space="preserve"> 7%</w:t>
+      </w:r>
+    </w:p>
+    <w:p>
+      <w:pPr>
+        <w:ind w:left="440"/>
+        <w:rPr>
+          <w:sz w:val="22"/>
+        </w:rPr>
+      </w:pPr>
+      <w:r>
+        <w:rPr>
+          <w:sz w:val="22"/>
+        </w:rPr>
+        <w:lastRenderedPageBreak/>
+        <w:tab/>
+        <w:t xml:space="preserve">Platinum </w:t>
+      </w:r>
+      <w:proofErr w:type="spellStart"/>
+      <w:r>
+        <w:rPr>
+          <w:sz w:val="22"/>
+        </w:rPr>
+        <w:t>hwang</w:t>
+      </w:r>
+      <w:proofErr w:type="spellEnd"/>
+      <w:r>
+        <w:rPr>
+          <w:sz w:val="22"/>
+        </w:rPr>
+        <w:t>("</w:t>
+      </w:r>
+      <w:proofErr w:type="spellStart"/>
+      <w:r>
+        <w:rPr>
+          <w:sz w:val="22"/>
+        </w:rPr>
+        <w:t>황기태</w:t>
+      </w:r>
+      <w:proofErr w:type="spellEnd"/>
+      <w:r>
+        <w:rPr>
+          <w:sz w:val="22"/>
+        </w:rPr>
+        <w:t>", 5, 100000, 7), park("</w:t>
+      </w:r>
+      <w:proofErr w:type="spellStart"/>
+      <w:r>
+        <w:rPr>
+          <w:sz w:val="22"/>
+        </w:rPr>
+        <w:t>박채원</w:t>
+      </w:r>
+      <w:proofErr w:type="spellEnd"/>
+      <w:r>
+        <w:rPr>
+          <w:sz w:val="22"/>
+        </w:rPr>
+        <w:t>", 5, 100000, 7);</w:t>
+      </w:r>
+    </w:p>
+    <w:p>
+      <w:pPr>
+        <w:ind w:left="440"/>
+        <w:rPr>
+          <w:sz w:val="22"/>
+        </w:rPr>
+      </w:pPr>
+    </w:p>
+    <w:p>
+      <w:pPr>
+        <w:ind w:left="440"/>
+        <w:rPr>
+          <w:sz w:val="22"/>
+        </w:rPr>
+      </w:pPr>
+      <w:r>
+        <w:rPr>
+          <w:sz w:val="22"/>
+        </w:rPr>
+        <w:tab/>
+      </w:r>
+      <w:proofErr w:type="spellStart"/>
+      <w:proofErr w:type="gramStart"/>
+      <w:r>
+        <w:rPr>
+          <w:sz w:val="22"/>
+        </w:rPr>
+        <w:t>hwang.earn</w:t>
+      </w:r>
+      <w:proofErr w:type="spellEnd"/>
+      <w:proofErr w:type="gramEnd"/>
+      <w:r>
+        <w:rPr>
+          <w:sz w:val="22"/>
+        </w:rPr>
+        <w:t>(50000)</w:t>
+      </w:r>
+      <w:proofErr w:type="gramStart"/>
+      <w:r>
+        <w:rPr>
+          <w:sz w:val="22"/>
+        </w:rPr>
+        <w:t>; /</w:t>
+      </w:r>
+      <w:proofErr w:type="gramEnd"/>
+      <w:r>
+        <w:rPr>
+          <w:sz w:val="22"/>
+        </w:rPr>
+        <w:t xml:space="preserve">/50000원 </w:t>
+      </w:r>
+      <w:proofErr w:type="spellStart"/>
+      <w:r>
+        <w:rPr>
+          <w:sz w:val="22"/>
+        </w:rPr>
+        <w:t>지출경우</w:t>
+      </w:r>
+      <w:proofErr w:type="spellEnd"/>
+      <w:r>
+        <w:rPr>
+          <w:sz w:val="22"/>
+        </w:rPr>
+        <w:t>, 2500원 포인트 적립</w:t>
+      </w:r>
+    </w:p>
+    <w:p>
+      <w:pPr>
+        <w:ind w:left="440"/>
+        <w:rPr>
+          <w:sz w:val="22"/>
+        </w:rPr>
+      </w:pPr>
+      <w:r>
+        <w:rPr>
+          <w:sz w:val="22"/>
+        </w:rPr>
+        <w:tab/>
+      </w:r>
+      <w:proofErr w:type="spellStart"/>
+      <w:proofErr w:type="gramStart"/>
+      <w:r>
+        <w:rPr>
+          <w:sz w:val="22"/>
+        </w:rPr>
+        <w:t>hwang.earn</w:t>
+      </w:r>
+      <w:proofErr w:type="spellEnd"/>
+      <w:proofErr w:type="gramEnd"/>
+      <w:r>
+        <w:rPr>
+          <w:sz w:val="22"/>
+        </w:rPr>
+        <w:t>(200000)</w:t>
+      </w:r>
+      <w:proofErr w:type="gramStart"/>
+      <w:r>
+        <w:rPr>
+          <w:sz w:val="22"/>
+        </w:rPr>
+        <w:t>; /</w:t>
+      </w:r>
+      <w:proofErr w:type="gramEnd"/>
+      <w:r>
+        <w:rPr>
+          <w:sz w:val="22"/>
+        </w:rPr>
+        <w:t xml:space="preserve">/200000원 </w:t>
+      </w:r>
+      <w:proofErr w:type="spellStart"/>
+      <w:r>
+        <w:rPr>
+          <w:sz w:val="22"/>
+        </w:rPr>
+        <w:t>지출경우</w:t>
+      </w:r>
+      <w:proofErr w:type="spellEnd"/>
+      <w:r>
+        <w:rPr>
+          <w:sz w:val="22"/>
+        </w:rPr>
+        <w:t>, 14000원 포인트 적립</w:t>
+      </w:r>
+    </w:p>
+    <w:p>
+      <w:pPr>
+        <w:ind w:left="440"/>
+        <w:rPr>
+          <w:sz w:val="22"/>
+        </w:rPr>
+      </w:pPr>
+      <w:r>
+        <w:rPr>
+          <w:sz w:val="22"/>
+        </w:rPr>
+        <w:tab/>
+      </w:r>
+      <w:proofErr w:type="spellStart"/>
+      <w:proofErr w:type="gramStart"/>
+      <w:r>
+        <w:rPr>
+          <w:sz w:val="22"/>
+        </w:rPr>
+        <w:t>park.earn</w:t>
+      </w:r>
+      <w:proofErr w:type="spellEnd"/>
+      <w:proofErr w:type="gramEnd"/>
+      <w:r>
+        <w:rPr>
+          <w:sz w:val="22"/>
+        </w:rPr>
+        <w:t>(500000)</w:t>
+      </w:r>
+      <w:proofErr w:type="gramStart"/>
+      <w:r>
+        <w:rPr>
+          <w:sz w:val="22"/>
+        </w:rPr>
+        <w:t>; /</w:t>
+      </w:r>
+      <w:proofErr w:type="gramEnd"/>
+      <w:r>
+        <w:rPr>
+          <w:sz w:val="22"/>
+        </w:rPr>
+        <w:t xml:space="preserve">/500000원 </w:t>
+      </w:r>
+      <w:proofErr w:type="spellStart"/>
+      <w:r>
+        <w:rPr>
+          <w:sz w:val="22"/>
+        </w:rPr>
+        <w:t>지출경우</w:t>
+      </w:r>
+      <w:proofErr w:type="spellEnd"/>
+      <w:r>
+        <w:rPr>
+          <w:sz w:val="22"/>
+        </w:rPr>
+        <w:t>, 35000원 포인트 적립</w:t>
+      </w:r>
+    </w:p>
+    <w:p>
+      <w:pPr>
+        <w:ind w:left="440"/>
+        <w:rPr>
+          <w:sz w:val="22"/>
+        </w:rPr>
+      </w:pPr>
+      <w:r>
+        <w:rPr>
+          <w:sz w:val="22"/>
+        </w:rPr>
+        <w:tab/>
+      </w:r>
+      <w:proofErr w:type="spellStart"/>
+      <w:proofErr w:type="gramStart"/>
+      <w:r>
+        <w:rPr>
+          <w:sz w:val="22"/>
+        </w:rPr>
+        <w:t>hwang.show</w:t>
+      </w:r>
+      <w:proofErr w:type="spellEnd"/>
+      <w:proofErr w:type="gramEnd"/>
+      <w:r>
+        <w:rPr>
+          <w:sz w:val="22"/>
+        </w:rPr>
+        <w:t>()</w:t>
+      </w:r>
+      <w:proofErr w:type="gramStart"/>
+      <w:r>
+        <w:rPr>
+          <w:sz w:val="22"/>
+        </w:rPr>
+        <w:t>; /</w:t>
+      </w:r>
+      <w:proofErr w:type="gramEnd"/>
+      <w:r>
+        <w:rPr>
+          <w:sz w:val="22"/>
+        </w:rPr>
+        <w:t>/</w:t>
+      </w:r>
+      <w:proofErr w:type="spellStart"/>
+      <w:r>
+        <w:rPr>
+          <w:sz w:val="22"/>
+        </w:rPr>
+        <w:t>hwang</w:t>
+      </w:r>
+      <w:proofErr w:type="spellEnd"/>
+      <w:r>
+        <w:rPr>
+          <w:sz w:val="22"/>
+        </w:rPr>
+        <w:t>객체의 현재 누적 포인트 출력</w:t>
+      </w:r>
+    </w:p>
+    <w:p>
+      <w:pPr>
+        <w:ind w:left="440"/>
+        <w:rPr>
+          <w:sz w:val="22"/>
+        </w:rPr>
+      </w:pPr>
+      <w:r>
+        <w:rPr>
+          <w:sz w:val="22"/>
+        </w:rPr>
+        <w:tab/>
+      </w:r>
+      <w:proofErr w:type="spellStart"/>
+      <w:proofErr w:type="gramStart"/>
+      <w:r>
+        <w:rPr>
+          <w:sz w:val="22"/>
+        </w:rPr>
+        <w:t>park.show</w:t>
+      </w:r>
+      <w:proofErr w:type="spellEnd"/>
+      <w:proofErr w:type="gramEnd"/>
+      <w:r>
+        <w:rPr>
+          <w:sz w:val="22"/>
+        </w:rPr>
+        <w:t>()</w:t>
+      </w:r>
+      <w:proofErr w:type="gramStart"/>
+      <w:r>
+        <w:rPr>
+          <w:sz w:val="22"/>
+        </w:rPr>
+        <w:t>; /</w:t>
+      </w:r>
+      <w:proofErr w:type="gramEnd"/>
+      <w:r>
+        <w:rPr>
+          <w:sz w:val="22"/>
+        </w:rPr>
+        <w:t>/show객체의 현재 누적 포인트 출력</w:t>
+      </w:r>
+    </w:p>
+    <w:p>
+      <w:pPr>
+        <w:ind w:left="440"/>
+        <w:rPr>
+          <w:sz w:val="22"/>
+        </w:rPr>
+      </w:pPr>
+    </w:p>
+    <w:p>
+      <w:pPr>
+        <w:ind w:left="440"/>
+        <w:rPr>
+          <w:sz w:val="22"/>
+        </w:rPr>
+      </w:pPr>
+      <w:r>
+        <w:rPr>
+          <w:sz w:val="22"/>
+        </w:rPr>
+        <w:tab/>
+      </w:r>
+      <w:proofErr w:type="spellStart"/>
+      <w:proofErr w:type="gramStart"/>
+      <w:r>
+        <w:rPr>
+          <w:sz w:val="22"/>
+        </w:rPr>
+        <w:t>hwang.combine</w:t>
+      </w:r>
+      <w:proofErr w:type="spellEnd"/>
+      <w:proofErr w:type="gramEnd"/>
+      <w:r>
+        <w:rPr>
+          <w:sz w:val="22"/>
+        </w:rPr>
+        <w:t>(park)</w:t>
+      </w:r>
+      <w:proofErr w:type="gramStart"/>
+      <w:r>
+        <w:rPr>
+          <w:sz w:val="22"/>
+        </w:rPr>
+        <w:t>; /</w:t>
+      </w:r>
+      <w:proofErr w:type="gramEnd"/>
+      <w:r>
+        <w:rPr>
+          <w:sz w:val="22"/>
+        </w:rPr>
+        <w:t>/</w:t>
+      </w:r>
+      <w:proofErr w:type="spellStart"/>
+      <w:r>
+        <w:rPr>
+          <w:sz w:val="22"/>
+        </w:rPr>
+        <w:t>hwang</w:t>
+      </w:r>
+      <w:proofErr w:type="spellEnd"/>
+      <w:r>
+        <w:rPr>
+          <w:sz w:val="22"/>
+        </w:rPr>
+        <w:t>회원에 park의 포인트 결합</w:t>
+      </w:r>
+    </w:p>
+    <w:p>
+      <w:pPr>
+        <w:ind w:left="440"/>
+        <w:rPr>
+          <w:sz w:val="22"/>
+        </w:rPr>
+      </w:pPr>
+      <w:r>
+        <w:rPr>
+          <w:sz w:val="22"/>
+        </w:rPr>
+        <w:tab/>
+      </w:r>
+      <w:proofErr w:type="spellStart"/>
+      <w:proofErr w:type="gramStart"/>
+      <w:r>
+        <w:rPr>
+          <w:sz w:val="22"/>
+        </w:rPr>
+        <w:t>hwang.show</w:t>
+      </w:r>
+      <w:proofErr w:type="spellEnd"/>
+      <w:proofErr w:type="gramEnd"/>
+      <w:r>
+        <w:rPr>
+          <w:sz w:val="22"/>
+        </w:rPr>
+        <w:t>()</w:t>
+      </w:r>
+      <w:proofErr w:type="gramStart"/>
+      <w:r>
+        <w:rPr>
+          <w:sz w:val="22"/>
+        </w:rPr>
+        <w:t>; /</w:t>
+      </w:r>
+      <w:proofErr w:type="gramEnd"/>
+      <w:r>
+        <w:rPr>
+          <w:sz w:val="22"/>
+        </w:rPr>
+        <w:t>/</w:t>
+      </w:r>
+      <w:proofErr w:type="spellStart"/>
+      <w:r>
+        <w:rPr>
+          <w:sz w:val="22"/>
+        </w:rPr>
+        <w:t>hwang</w:t>
+      </w:r>
+      <w:proofErr w:type="spellEnd"/>
+      <w:r>
+        <w:rPr>
+          <w:sz w:val="22"/>
+        </w:rPr>
+        <w:t>객체의 현재 누적 포인트 출력</w:t>
+      </w:r>
+    </w:p>
+    <w:p>
+      <w:pPr>
+        <w:ind w:left="440"/>
+        <w:rPr>
+          <w:sz w:val="22"/>
+        </w:rPr>
+      </w:pPr>
+      <w:r>
+        <w:rPr>
+          <w:sz w:val="22"/>
+        </w:rPr>
+        <w:tab/>
+      </w:r>
+      <w:proofErr w:type="spellStart"/>
+      <w:proofErr w:type="gramStart"/>
+      <w:r>
+        <w:rPr>
+          <w:sz w:val="22"/>
+        </w:rPr>
+        <w:t>park.show</w:t>
+      </w:r>
+      <w:proofErr w:type="spellEnd"/>
+      <w:proofErr w:type="gramEnd"/>
+      <w:r>
+        <w:rPr>
+          <w:sz w:val="22"/>
+        </w:rPr>
+        <w:t>()</w:t>
+      </w:r>
+      <w:proofErr w:type="gramStart"/>
+      <w:r>
+        <w:rPr>
+          <w:sz w:val="22"/>
+        </w:rPr>
+        <w:t>; /</w:t>
+      </w:r>
+      <w:proofErr w:type="gramEnd"/>
+      <w:r>
+        <w:rPr>
+          <w:sz w:val="22"/>
+        </w:rPr>
+        <w:t>/show객체의 현재 누적 포인트 출력</w:t>
+      </w:r>
+    </w:p>
+    <w:p>
+      <w:pPr>
+        <w:ind w:left="440"/>
+        <w:rPr>
+          <w:sz w:val="22"/>
+        </w:rPr>
+      </w:pPr>
+      <w:proofErr w:type="gramStart"/>
+      <w:r>
+        <w:rPr>
+          <w:sz w:val="22"/>
+        </w:rPr>
+        <w:t>}</w:t>
+      </w:r>
+      <w:r>
+        <w:rPr>
+          <w:rFonts w:hint="eastAsia"/>
+          <w:sz w:val="22"/>
+        </w:rPr>
+        <w:t xml:space="preserve"> /</w:t>
+      </w:r>
+      <w:proofErr w:type="gramEnd"/>
+      <w:r>
+        <w:rPr>
+          <w:rFonts w:hint="eastAsia"/>
+          <w:sz w:val="22"/>
+        </w:rPr>
+        <w:t>/</w:t>
+      </w:r>
+      <w:proofErr w:type="spellStart"/>
+      <w:r>
+        <w:rPr>
+          <w:rFonts w:hint="eastAsia"/>
+          <w:sz w:val="22"/>
+        </w:rPr>
+        <w:t>메인함수</w:t>
+      </w:r>
+      <w:proofErr w:type="spellEnd"/>
+      <w:r>
+        <w:rPr>
+          <w:rFonts w:hint="eastAsia"/>
+          <w:sz w:val="22"/>
+        </w:rPr>
+        <w:t xml:space="preserve"> 종료</w:t>
+      </w:r>
+    </w:p>
+    <w:p>
+      <w:pPr>
+        <w:ind w:left="440"/>
+        <w:rPr>
+          <w:rFonts w:hint="eastAsia"/>
+          <w:sz w:val="22"/>
+        </w:rPr>
+      </w:pPr>
+    </w:p>
+    <w:p>
+      <w:pPr>
+        <w:rPr>
+          <w:b/>
+          <w:bCs/>
+          <w:sz w:val="22"/>
+        </w:rPr>
+      </w:pPr>
+      <w:r>
+        <w:rPr>
+          <w:b/>
+          <w:bCs/>
+          <w:sz w:val="22"/>
+        </w:rPr>
+        <w:t>-</w:t>
+      </w:r>
+      <w:r>
+        <w:rPr>
+          <w:rFonts w:hint="eastAsia"/>
+          <w:b/>
+          <w:bCs/>
+          <w:sz w:val="22"/>
+        </w:rPr>
+        <w:t>실행결과</w:t>
+      </w:r>
+      <w:r>
+        <w:rPr>
+          <w:b/>
+          <w:bCs/>
+          <w:sz w:val="22"/>
+        </w:rPr>
+        <w:t>-</w:t>
+      </w:r>
+    </w:p>
+    <w:p>
+      <w:pPr>
+        <w:ind w:left="440"/>
+        <w:rPr>
+          <w:rFonts w:hint="eastAsia"/>
+          <w:sz w:val="22"/>
+        </w:rPr>
+      </w:pPr>
+      <w:r>
+        <w:rPr>
+          <w:sz w:val="22"/>
+        </w:rPr>
+        <w:drawing>
+          <wp:inline distT="0" distB="0" distL="0" distR="0" wp14:anchorId="01CA28F8" wp14:editId="43927441">
+            <wp:extent cx="5662151" cy="1493649"/>
+            <wp:effectExtent l="0" t="0" r="0" b="0"/>
+            <wp:docPr id="1603439103" name="그림 1"/>
+            <wp:cNvGraphicFramePr>
+              <a:graphicFrameLocks xmlns:a="http://schemas.openxmlformats.org/drawingml/2006/main" noChangeAspect="1"/>
+            </wp:cNvGraphicFramePr>
+            <a:graphic xmlns:a="http://schemas.openxmlformats.org/drawingml/2006/main">
+              <a:graphicData uri="http://schemas.openxmlformats.org/drawingml/2006/picture">
+                <pic:pic xmlns:pic="http://schemas.openxmlformats.org/drawingml/2006/picture">
+                  <pic:nvPicPr>
+                    <pic:cNvPr id="1603439103" name=""/>
+                    <pic:cNvPicPr/>
+                  </pic:nvPicPr>
+                  <pic:blipFill>
+                    <a:blip r:embed="rId8"/>
+                    <a:stretch>
+                      <a:fillRect/>
+                    </a:stretch>
+                  </pic:blipFill>
+                  <pic:spPr>
+                    <a:xfrm>
+                      <a:off x="0" y="0"/>
+                      <a:ext cx="5662151" cy="1493649"/>
+                    </a:xfrm>
+                    <a:prstGeom prst="rect">
+                      <a:avLst/>
+                    </a:prstGeom>
+                  </pic:spPr>
+                </pic:pic>
+              </a:graphicData>
+            </a:graphic>
+          </wp:inline>
+        </w:drawing>
+      </w:r>
+    </w:p>
+    <w:p>
+      <w:pPr>
+        <w:rPr>
+          <w:b/>
+          <w:bCs/>
+          <w:sz w:val="32"/>
+          <w:szCs w:val="32"/>
+        </w:rPr>
+      </w:pPr>
+    </w:p>
+    <w:p>
+      <w:pPr>
+        <w:rPr>
+          <w:b/>
+          <w:bCs/>
+          <w:sz w:val="32"/>
+          <w:szCs w:val="32"/>
+        </w:rPr>
+      </w:pPr>
+      <w:r>
+        <w:rPr>
+          <w:rFonts w:hint="eastAsia"/>
+          <w:b/>
+          <w:bCs/>
+          <w:sz w:val="32"/>
+          <w:szCs w:val="32"/>
+        </w:rPr>
+        <w:t>[</w:t>
+      </w:r>
+      <w:r>
+        <w:rPr>
+          <w:rFonts w:hint="eastAsia"/>
+          <w:b/>
+          <w:bCs/>
+          <w:sz w:val="32"/>
+          <w:szCs w:val="32"/>
+        </w:rPr>
+        <w:t>과제3 수행 소감문</w:t>
+      </w:r>
+      <w:r>
+        <w:rPr>
+          <w:rFonts w:hint="eastAsia"/>
+          <w:b/>
+          <w:bCs/>
+          <w:sz w:val="32"/>
+          <w:szCs w:val="32"/>
+        </w:rPr>
+        <w:t>-과제후기</w:t>
+      </w:r>
+      <w:r>
+        <w:rPr>
+          <w:rFonts w:hint="eastAsia"/>
+          <w:b/>
+          <w:bCs/>
+          <w:sz w:val="32"/>
+          <w:szCs w:val="32"/>
+        </w:rPr>
+        <w:t>]</w:t>
+      </w:r>
+    </w:p>
+    <w:p>
+      <w:pPr>
+        <w:rPr>
+          <w:b/>
+          <w:bCs/>
+        </w:rPr>
+      </w:pPr>
+      <w:r>
+        <w:rPr>
+          <w:rFonts w:hint="eastAsia"/>
+          <w:b/>
+          <w:bCs/>
+        </w:rPr>
+        <w:t xml:space="preserve">7-6번문제를 풀고 주석을 </w:t>
+      </w:r>
+      <w:r>
+        <w:rPr>
+          <w:rFonts w:hint="eastAsia"/>
+          <w:b/>
+          <w:bCs/>
+        </w:rPr>
+        <w:t>다는 것까지</w:t>
+      </w:r>
+      <w:r>
+        <w:rPr>
+          <w:rFonts w:hint="eastAsia"/>
+          <w:b/>
+          <w:bCs/>
+        </w:rPr>
+        <w:t xml:space="preserve"> 총 1시간10분 정도의 시간이 소요되었습니다. 7장은 </w:t>
+      </w:r>
+      <w:proofErr w:type="spellStart"/>
+      <w:r>
+        <w:rPr>
+          <w:rFonts w:hint="eastAsia"/>
+          <w:b/>
+          <w:bCs/>
+        </w:rPr>
+        <w:t>프렌드</w:t>
+      </w:r>
+      <w:proofErr w:type="spellEnd"/>
+      <w:r>
+        <w:rPr>
+          <w:rFonts w:hint="eastAsia"/>
+          <w:b/>
+          <w:bCs/>
+        </w:rPr>
+        <w:t xml:space="preserve"> </w:t>
+      </w:r>
+      <w:r>
+        <w:rPr>
+          <w:rFonts w:hint="eastAsia"/>
+          <w:b/>
+          <w:bCs/>
+        </w:rPr>
+        <w:t xml:space="preserve">함수와 연산자중복을 다루는 파트인데, +=연산자를 중복 정의하면서 Light&amp; 참조 리턴 타입으로 </w:t>
+      </w:r>
+      <w:r>
+        <w:rPr>
+          <w:rFonts w:hint="eastAsia"/>
+          <w:b/>
+          <w:bCs/>
+        </w:rPr>
+        <w:t>사용해야 하는</w:t>
+      </w:r>
+      <w:r>
+        <w:rPr>
+          <w:rFonts w:hint="eastAsia"/>
+          <w:b/>
+          <w:bCs/>
+        </w:rPr>
+        <w:t xml:space="preserve"> 이유와 각각의 연산자중복 함수를 작성할 때 </w:t>
+      </w:r>
+      <w:r>
+        <w:rPr>
+          <w:rFonts w:hint="eastAsia"/>
+          <w:b/>
+          <w:bCs/>
+        </w:rPr>
+        <w:t>리턴 타입을</w:t>
+      </w:r>
+      <w:r>
+        <w:rPr>
+          <w:rFonts w:hint="eastAsia"/>
+          <w:b/>
+          <w:bCs/>
+        </w:rPr>
+        <w:t xml:space="preserve"> 어떻게 </w:t>
+      </w:r>
+      <w:r>
+        <w:rPr>
+          <w:rFonts w:hint="eastAsia"/>
+          <w:b/>
+          <w:bCs/>
+        </w:rPr>
+        <w:t>설정해야 하는지에</w:t>
+      </w:r>
+      <w:r>
+        <w:rPr>
+          <w:rFonts w:hint="eastAsia"/>
+          <w:b/>
+          <w:bCs/>
+        </w:rPr>
+        <w:t xml:space="preserve"> 대해 확실하게 </w:t>
+      </w:r>
+      <w:r>
+        <w:rPr>
+          <w:rFonts w:hint="eastAsia"/>
+          <w:b/>
+          <w:bCs/>
+        </w:rPr>
+        <w:t>배울 수</w:t>
+      </w:r>
+      <w:r>
+        <w:rPr>
+          <w:rFonts w:hint="eastAsia"/>
+          <w:b/>
+          <w:bCs/>
+        </w:rPr>
+        <w:t xml:space="preserve"> 있었습니다. 수정된 객체 자신(*this)을 참조형태로 반환해야만 </w:t>
+      </w:r>
+      <w:r>
+        <w:rPr>
+          <w:rFonts w:hint="eastAsia"/>
+          <w:b/>
+          <w:bCs/>
+        </w:rPr>
+        <w:lastRenderedPageBreak/>
+        <w:t xml:space="preserve">a += b += </w:t>
+      </w:r>
+      <w:proofErr w:type="gramStart"/>
+      <w:r>
+        <w:rPr>
+          <w:rFonts w:hint="eastAsia"/>
+          <w:b/>
+          <w:bCs/>
+        </w:rPr>
+        <w:t>c;와</w:t>
+      </w:r>
+      <w:proofErr w:type="gramEnd"/>
+      <w:r>
+        <w:rPr>
+          <w:rFonts w:hint="eastAsia"/>
+          <w:b/>
+          <w:bCs/>
+        </w:rPr>
+        <w:t xml:space="preserve"> 같은 C++의 연쇄적인 연속연산이 자연스럽게 성립된다는 점을 이해했습니다. 다음에 연산자 중복과 연쇄계산이 들어간 문제를 </w:t>
+      </w:r>
+      <w:proofErr w:type="spellStart"/>
+      <w:r>
+        <w:rPr>
+          <w:rFonts w:hint="eastAsia"/>
+          <w:b/>
+          <w:bCs/>
+        </w:rPr>
+        <w:t>풀이할시</w:t>
+      </w:r>
+      <w:proofErr w:type="spellEnd"/>
+      <w:r>
+        <w:rPr>
+          <w:rFonts w:hint="eastAsia"/>
+          <w:b/>
+          <w:bCs/>
+        </w:rPr>
+        <w:t xml:space="preserve"> 자신감을 가지고 </w:t>
+      </w:r>
+      <w:proofErr w:type="spellStart"/>
+      <w:r>
+        <w:rPr>
+          <w:rFonts w:hint="eastAsia"/>
+          <w:b/>
+          <w:bCs/>
+        </w:rPr>
+        <w:t>풀수있겠다고</w:t>
+      </w:r>
+      <w:proofErr w:type="spellEnd"/>
+      <w:r>
+        <w:rPr>
+          <w:rFonts w:hint="eastAsia"/>
+          <w:b/>
+          <w:bCs/>
+        </w:rPr>
+        <w:t xml:space="preserve"> 생각하였습니다. 또한 </w:t>
+      </w:r>
+      <w:r>
+        <w:rPr>
+          <w:b/>
+          <w:bCs/>
+        </w:rPr>
+        <w:t>–</w:t>
+      </w:r>
+      <w:r>
+        <w:rPr>
+          <w:rFonts w:hint="eastAsia"/>
+          <w:b/>
+          <w:bCs/>
+        </w:rPr>
+        <w:t xml:space="preserve">후위연산자를 </w:t>
+      </w:r>
+      <w:r>
+        <w:rPr>
+          <w:rFonts w:hint="eastAsia"/>
+          <w:b/>
+          <w:bCs/>
+        </w:rPr>
+        <w:t>구현할 때는</w:t>
+      </w:r>
+      <w:r>
+        <w:rPr>
+          <w:rFonts w:hint="eastAsia"/>
+          <w:b/>
+          <w:bCs/>
+        </w:rPr>
+        <w:t xml:space="preserve"> 반대로 왜 </w:t>
+      </w:r>
+      <w:proofErr w:type="spellStart"/>
+      <w:r>
+        <w:rPr>
+          <w:rFonts w:hint="eastAsia"/>
+          <w:b/>
+          <w:bCs/>
+        </w:rPr>
+        <w:t>객체참조리턴을</w:t>
+      </w:r>
+      <w:proofErr w:type="spellEnd"/>
+      <w:r>
+        <w:rPr>
+          <w:rFonts w:hint="eastAsia"/>
+          <w:b/>
+          <w:bCs/>
+        </w:rPr>
+        <w:t xml:space="preserve"> 하면 </w:t>
+      </w:r>
+      <w:proofErr w:type="gramStart"/>
+      <w:r>
+        <w:rPr>
+          <w:rFonts w:hint="eastAsia"/>
+          <w:b/>
+          <w:bCs/>
+        </w:rPr>
+        <w:t>안되는지도</w:t>
+      </w:r>
+      <w:proofErr w:type="gramEnd"/>
+      <w:r>
+        <w:rPr>
+          <w:rFonts w:hint="eastAsia"/>
+          <w:b/>
+          <w:bCs/>
+        </w:rPr>
+        <w:t xml:space="preserve"> 이해하였습니다. </w:t>
+      </w:r>
+      <w:proofErr w:type="spellStart"/>
+      <w:r>
+        <w:rPr>
+          <w:rFonts w:hint="eastAsia"/>
+          <w:b/>
+          <w:bCs/>
+        </w:rPr>
+        <w:t>임시객체등을</w:t>
+      </w:r>
+      <w:proofErr w:type="spellEnd"/>
+      <w:r>
+        <w:rPr>
+          <w:rFonts w:hint="eastAsia"/>
+          <w:b/>
+          <w:bCs/>
+        </w:rPr>
+        <w:t xml:space="preserve"> 함수내에서 </w:t>
+      </w:r>
+      <w:r>
+        <w:rPr>
+          <w:rFonts w:hint="eastAsia"/>
+          <w:b/>
+          <w:bCs/>
+        </w:rPr>
+        <w:t>만들었을 때는</w:t>
+      </w:r>
+      <w:r>
+        <w:rPr>
+          <w:rFonts w:hint="eastAsia"/>
+          <w:b/>
+          <w:bCs/>
+        </w:rPr>
+        <w:t xml:space="preserve"> 꼭 해당 임시객체가 소멸된다는 것을 인지하고, </w:t>
+      </w:r>
+      <w:proofErr w:type="spellStart"/>
+      <w:r>
+        <w:rPr>
+          <w:rFonts w:hint="eastAsia"/>
+          <w:b/>
+          <w:bCs/>
+        </w:rPr>
+        <w:t>리턴타입을</w:t>
+      </w:r>
+      <w:proofErr w:type="spellEnd"/>
+      <w:r>
+        <w:rPr>
+          <w:rFonts w:hint="eastAsia"/>
+          <w:b/>
+          <w:bCs/>
+        </w:rPr>
+        <w:t xml:space="preserve"> 정하는 습관을 가지게 된 것 같습니다. 또한 문제를 풀면서 ~a는 </w:t>
+      </w:r>
+      <w:proofErr w:type="spellStart"/>
+      <w:proofErr w:type="gramStart"/>
+      <w:r>
+        <w:rPr>
+          <w:rFonts w:hint="eastAsia"/>
+          <w:b/>
+          <w:bCs/>
+        </w:rPr>
+        <w:t>a.</w:t>
+      </w:r>
+      <w:r>
+        <w:rPr>
+          <w:rFonts w:hint="eastAsia"/>
+          <w:b/>
+          <w:bCs/>
+        </w:rPr>
+        <w:t>operator</w:t>
+      </w:r>
+      <w:proofErr w:type="spellEnd"/>
+      <w:proofErr w:type="gramEnd"/>
+      <w:r>
+        <w:rPr>
+          <w:rFonts w:hint="eastAsia"/>
+          <w:b/>
+          <w:bCs/>
+        </w:rPr>
+        <w:t xml:space="preserve">~()형태로 변환되는데, a~는 어떻게 표현해야 될지에 대한 의문이 들어서 다시한번 교재를 공부한 결과, </w:t>
+      </w:r>
+      <w:r>
+        <w:rPr>
+          <w:rFonts w:hint="eastAsia"/>
+          <w:b/>
+          <w:bCs/>
+        </w:rPr>
+        <w:t xml:space="preserve">표준문법상으로 </w:t>
+      </w:r>
+      <w:r>
+        <w:rPr>
+          <w:rFonts w:hint="eastAsia"/>
+          <w:b/>
+          <w:bCs/>
+        </w:rPr>
+        <w:t xml:space="preserve">~연산자는 원래 </w:t>
+      </w:r>
+      <w:r>
+        <w:rPr>
+          <w:b/>
+          <w:bCs/>
+        </w:rPr>
+        <w:t>‘</w:t>
+      </w:r>
+      <w:r>
+        <w:rPr>
+          <w:rFonts w:hint="eastAsia"/>
+          <w:b/>
+          <w:bCs/>
+        </w:rPr>
+        <w:t>전</w:t>
+      </w:r>
+      <w:r>
+        <w:rPr>
+          <w:rFonts w:hint="eastAsia"/>
+          <w:b/>
+          <w:bCs/>
+        </w:rPr>
+        <w:t>위</w:t>
+      </w:r>
+      <w:r>
+        <w:rPr>
+          <w:rFonts w:hint="eastAsia"/>
+          <w:b/>
+          <w:bCs/>
+        </w:rPr>
+        <w:t xml:space="preserve"> 연산자</w:t>
+      </w:r>
+      <w:r>
+        <w:rPr>
+          <w:b/>
+          <w:bCs/>
+        </w:rPr>
+        <w:t>’</w:t>
+      </w:r>
+      <w:r>
+        <w:rPr>
+          <w:rFonts w:hint="eastAsia"/>
+          <w:b/>
+          <w:bCs/>
+        </w:rPr>
+        <w:t xml:space="preserve">로만 </w:t>
+      </w:r>
+      <w:proofErr w:type="spellStart"/>
+      <w:r>
+        <w:rPr>
+          <w:rFonts w:hint="eastAsia"/>
+          <w:b/>
+          <w:bCs/>
+        </w:rPr>
+        <w:t>쓸수</w:t>
+      </w:r>
+      <w:proofErr w:type="spellEnd"/>
+      <w:r>
+        <w:rPr>
+          <w:rFonts w:hint="eastAsia"/>
+          <w:b/>
+          <w:bCs/>
+        </w:rPr>
+        <w:t xml:space="preserve"> </w:t>
+      </w:r>
+      <w:r>
+        <w:rPr>
+          <w:rFonts w:hint="eastAsia"/>
+          <w:b/>
+          <w:bCs/>
+        </w:rPr>
+        <w:t>있다는 사실을</w:t>
+      </w:r>
+      <w:r>
+        <w:rPr>
+          <w:rFonts w:hint="eastAsia"/>
+          <w:b/>
+          <w:bCs/>
+        </w:rPr>
+        <w:t xml:space="preserve"> 다시 한번 배웠습니다.</w:t>
+      </w:r>
+      <w:r>
+        <w:rPr>
+          <w:rFonts w:hint="eastAsia"/>
+          <w:b/>
+          <w:bCs/>
+        </w:rPr>
+        <w:t xml:space="preserve"> </w:t>
+      </w:r>
+      <w:r>
+        <w:rPr>
+          <w:b/>
+          <w:bCs/>
+        </w:rPr>
+        <w:t>–</w:t>
+      </w:r>
+      <w:r>
+        <w:rPr>
+          <w:rFonts w:hint="eastAsia"/>
+          <w:b/>
+          <w:bCs/>
+        </w:rPr>
+        <w:t xml:space="preserve">후위연산자 중복함수를 작성하면서는 </w:t>
+      </w:r>
+      <w:r>
+        <w:rPr>
+          <w:b/>
+          <w:bCs/>
+        </w:rPr>
+        <w:t xml:space="preserve">후위연산자로서 전위연산자와 비교하기위해 </w:t>
+      </w:r>
+      <w:proofErr w:type="spellStart"/>
+      <w:r>
+        <w:rPr>
+          <w:b/>
+          <w:bCs/>
+        </w:rPr>
+        <w:t>매개변수값을</w:t>
+      </w:r>
+      <w:proofErr w:type="spellEnd"/>
+      <w:r>
+        <w:rPr>
+          <w:b/>
+          <w:bCs/>
+        </w:rPr>
+        <w:t xml:space="preserve"> </w:t>
+      </w:r>
+      <w:proofErr w:type="spellStart"/>
+      <w:r>
+        <w:rPr>
+          <w:b/>
+          <w:bCs/>
+        </w:rPr>
+        <w:t>포함</w:t>
+      </w:r>
+      <w:r>
+        <w:rPr>
+          <w:rFonts w:hint="eastAsia"/>
+          <w:b/>
+          <w:bCs/>
+        </w:rPr>
+        <w:t>해야한다는</w:t>
+      </w:r>
+      <w:proofErr w:type="spellEnd"/>
+      <w:r>
+        <w:rPr>
+          <w:rFonts w:hint="eastAsia"/>
+          <w:b/>
+          <w:bCs/>
+        </w:rPr>
+        <w:t xml:space="preserve"> 점 또한 다시한번 복습할 수 있는 기회가 </w:t>
+      </w:r>
+      <w:proofErr w:type="spellStart"/>
+      <w:r>
+        <w:rPr>
+          <w:rFonts w:hint="eastAsia"/>
+          <w:b/>
+          <w:bCs/>
+        </w:rPr>
+        <w:t>된것같아</w:t>
+      </w:r>
+      <w:proofErr w:type="spellEnd"/>
+      <w:r>
+        <w:rPr>
+          <w:rFonts w:hint="eastAsia"/>
+          <w:b/>
+          <w:bCs/>
+        </w:rPr>
+        <w:t xml:space="preserve"> 매우 유익하였습니다.</w:t>
+      </w:r>
+    </w:p>
+    <w:p>
+      <w:pPr>
+        <w:rPr>
+          <w:b/>
+          <w:bCs/>
+        </w:rPr>
+      </w:pPr>
+    </w:p>
+    <w:p>
+      <w:pPr>
+        <w:rPr>
+          <w:b/>
+          <w:bCs/>
+        </w:rPr>
+      </w:pPr>
+      <w:r>
+        <w:rPr>
+          <w:rFonts w:hint="eastAsia"/>
+          <w:b/>
+          <w:bCs/>
+        </w:rPr>
+        <w:t xml:space="preserve">9-4번 문제는 </w:t>
+      </w:r>
+      <w:r>
+        <w:rPr>
+          <w:rFonts w:hint="eastAsia"/>
+          <w:b/>
+          <w:bCs/>
+        </w:rPr>
+        <w:t xml:space="preserve">8장 상속파트를 기반으로 하는 9장 가상함수와 함수 </w:t>
+      </w:r>
+      <w:proofErr w:type="spellStart"/>
+      <w:r>
+        <w:rPr>
+          <w:rFonts w:hint="eastAsia"/>
+          <w:b/>
+          <w:bCs/>
+        </w:rPr>
+        <w:t>오버라이딩에</w:t>
+      </w:r>
+      <w:proofErr w:type="spellEnd"/>
+      <w:r>
+        <w:rPr>
+          <w:rFonts w:hint="eastAsia"/>
+          <w:b/>
+          <w:bCs/>
+        </w:rPr>
+        <w:t xml:space="preserve"> 대해 다루는 파트입니다. 해당내용을 다시 한번 복습하고 문제 풀이 및 주석을 달기까지 총1시간30분정도의 시간이 소요되었습니다. 프로그램 실행과정을 살펴보자면, main()함수가 시작되면 </w:t>
+      </w:r>
+      <w:proofErr w:type="spellStart"/>
+      <w:r>
+        <w:rPr>
+          <w:b/>
+          <w:bCs/>
+        </w:rPr>
+        <w:t>hwang</w:t>
+      </w:r>
+      <w:proofErr w:type="spellEnd"/>
+      <w:r>
+        <w:rPr>
+          <w:b/>
+          <w:bCs/>
+        </w:rPr>
+        <w:t>("</w:t>
+      </w:r>
+      <w:proofErr w:type="spellStart"/>
+      <w:r>
+        <w:rPr>
+          <w:b/>
+          <w:bCs/>
+        </w:rPr>
+        <w:t>황기태</w:t>
+      </w:r>
+      <w:proofErr w:type="spellEnd"/>
+      <w:r>
+        <w:rPr>
+          <w:b/>
+          <w:bCs/>
+        </w:rPr>
+        <w:t>", 5, 100000, 7)과 park("</w:t>
+      </w:r>
+      <w:proofErr w:type="spellStart"/>
+      <w:r>
+        <w:rPr>
+          <w:b/>
+          <w:bCs/>
+        </w:rPr>
+        <w:t>박채원</w:t>
+      </w:r>
+      <w:proofErr w:type="spellEnd"/>
+      <w:r>
+        <w:rPr>
+          <w:b/>
+          <w:bCs/>
+        </w:rPr>
+        <w:t>", 5, 100000, 7) 객체</w:t>
+      </w:r>
+      <w:r>
+        <w:rPr>
+          <w:rFonts w:hint="eastAsia"/>
+          <w:b/>
+          <w:bCs/>
+        </w:rPr>
+        <w:t xml:space="preserve">가 각각 메모리에 생성되는데, 이때 자식 클래스인 Platinum생성자가 생성되기 직전 명시적으로 </w:t>
+      </w:r>
+      <w:proofErr w:type="spellStart"/>
+      <w:r>
+        <w:rPr>
+          <w:rFonts w:hint="eastAsia"/>
+          <w:b/>
+          <w:bCs/>
+        </w:rPr>
+        <w:t>호출해놓은</w:t>
+      </w:r>
+      <w:proofErr w:type="spellEnd"/>
+      <w:r>
+        <w:rPr>
+          <w:rFonts w:hint="eastAsia"/>
+          <w:b/>
+          <w:bCs/>
+        </w:rPr>
+        <w:t xml:space="preserve"> </w:t>
+      </w:r>
+      <w:proofErr w:type="spellStart"/>
+      <w:r>
+        <w:rPr>
+          <w:rFonts w:hint="eastAsia"/>
+          <w:b/>
+          <w:bCs/>
+        </w:rPr>
+        <w:t>AbstractPoint</w:t>
+      </w:r>
+      <w:proofErr w:type="spellEnd"/>
+      <w:r>
+        <w:rPr>
+          <w:rFonts w:hint="eastAsia"/>
+          <w:b/>
+          <w:bCs/>
+        </w:rPr>
+        <w:t xml:space="preserve"> 생성자가 먼저 호출되어 기본 변수인 </w:t>
+      </w:r>
+      <w:proofErr w:type="gramStart"/>
+      <w:r>
+        <w:rPr>
+          <w:rFonts w:hint="eastAsia"/>
+          <w:b/>
+          <w:bCs/>
+        </w:rPr>
+        <w:t>name,lowRatio</w:t>
+      </w:r>
+      <w:proofErr w:type="gramEnd"/>
+      <w:r>
+        <w:rPr>
+          <w:rFonts w:hint="eastAsia"/>
+          <w:b/>
+          <w:bCs/>
+        </w:rPr>
+        <w:t xml:space="preserve">,highRatio가 </w:t>
+      </w:r>
+      <w:proofErr w:type="gramStart"/>
+      <w:r>
+        <w:rPr>
+          <w:rFonts w:hint="eastAsia"/>
+          <w:b/>
+          <w:bCs/>
+        </w:rPr>
+        <w:t xml:space="preserve">할당되고, </w:t>
+      </w:r>
+      <w:r>
+        <w:rPr>
+          <w:rFonts w:hint="eastAsia"/>
+          <w:b/>
+          <w:bCs/>
+        </w:rPr>
+        <w:t xml:space="preserve"> </w:t>
+      </w:r>
+      <w:r>
+        <w:rPr>
+          <w:rFonts w:hint="eastAsia"/>
+          <w:b/>
+          <w:bCs/>
+        </w:rPr>
+        <w:t>Platinum</w:t>
+      </w:r>
+      <w:proofErr w:type="gramEnd"/>
+      <w:r>
+        <w:rPr>
+          <w:rFonts w:hint="eastAsia"/>
+          <w:b/>
+          <w:bCs/>
+        </w:rPr>
+        <w:t>생성자</w:t>
+      </w:r>
+      <w:r>
+        <w:rPr>
+          <w:rFonts w:hint="eastAsia"/>
+          <w:b/>
+          <w:bCs/>
+        </w:rPr>
+        <w:t xml:space="preserve">에서 </w:t>
+      </w:r>
+      <w:proofErr w:type="spellStart"/>
+      <w:r>
+        <w:rPr>
+          <w:rFonts w:hint="eastAsia"/>
+          <w:b/>
+          <w:bCs/>
+        </w:rPr>
+        <w:t>baseMoney</w:t>
+      </w:r>
+      <w:proofErr w:type="spellEnd"/>
+      <w:r>
+        <w:rPr>
+          <w:rFonts w:hint="eastAsia"/>
+          <w:b/>
+          <w:bCs/>
+        </w:rPr>
+        <w:t xml:space="preserve">가 최종적으로 할당됩니다. 해당과제의 설계에서 가장 주목 할부분은 </w:t>
+      </w:r>
+      <w:r>
+        <w:rPr>
+          <w:b/>
+          <w:bCs/>
+        </w:rPr>
+        <w:t>‘</w:t>
+      </w:r>
+      <w:r>
+        <w:rPr>
+          <w:rFonts w:hint="eastAsia"/>
+          <w:b/>
+          <w:bCs/>
+        </w:rPr>
+        <w:t>동적 바인딩</w:t>
+      </w:r>
+      <w:r>
+        <w:rPr>
+          <w:b/>
+          <w:bCs/>
+        </w:rPr>
+        <w:t>’</w:t>
+      </w:r>
+      <w:proofErr w:type="spellStart"/>
+      <w:r>
+        <w:rPr>
+          <w:rFonts w:hint="eastAsia"/>
+          <w:b/>
+          <w:bCs/>
+        </w:rPr>
+        <w:t>으로</w:t>
+      </w:r>
+      <w:proofErr w:type="spellEnd"/>
+      <w:r>
+        <w:rPr>
+          <w:rFonts w:hint="eastAsia"/>
+          <w:b/>
+          <w:bCs/>
+        </w:rPr>
+        <w:t>,</w:t>
+      </w:r>
+      <w:r>
+        <w:rPr>
+          <w:rFonts w:hint="eastAsia"/>
+          <w:b/>
+          <w:bCs/>
+        </w:rPr>
+        <w:t xml:space="preserve"> 부모 클래스인 </w:t>
+      </w:r>
+      <w:proofErr w:type="spellStart"/>
+      <w:r>
+        <w:rPr>
+          <w:rFonts w:hint="eastAsia"/>
+          <w:b/>
+          <w:bCs/>
+        </w:rPr>
+        <w:t>AbstractPoint</w:t>
+      </w:r>
+      <w:proofErr w:type="spellEnd"/>
+      <w:r>
+        <w:rPr>
+          <w:rFonts w:hint="eastAsia"/>
+          <w:b/>
+          <w:bCs/>
+        </w:rPr>
+        <w:t>에서 earn()과 show()함수를 virtual키워드가 붙은 순수 가</w:t>
+      </w:r>
+      <w:r>
+        <w:rPr>
+          <w:rFonts w:hint="eastAsia"/>
+          <w:b/>
+          <w:bCs/>
+        </w:rPr>
+        <w:t>상</w:t>
+      </w:r>
+      <w:r>
+        <w:rPr>
+          <w:rFonts w:hint="eastAsia"/>
+          <w:b/>
+          <w:bCs/>
+        </w:rPr>
+        <w:t xml:space="preserve"> 함수(=0)로 </w:t>
+      </w:r>
+      <w:proofErr w:type="spellStart"/>
+      <w:r>
+        <w:rPr>
+          <w:rFonts w:hint="eastAsia"/>
+          <w:b/>
+          <w:bCs/>
+        </w:rPr>
+        <w:t>선언</w:t>
+      </w:r>
+      <w:r>
+        <w:rPr>
+          <w:rFonts w:hint="eastAsia"/>
+          <w:b/>
+          <w:bCs/>
+        </w:rPr>
+        <w:t>한것이</w:t>
+      </w:r>
+      <w:proofErr w:type="spellEnd"/>
+      <w:r>
+        <w:rPr>
+          <w:rFonts w:hint="eastAsia"/>
+          <w:b/>
+          <w:bCs/>
+        </w:rPr>
+        <w:t xml:space="preserve"> 출발점입니다. 일반적인 멤버 함수는 컴파일 단계에서 호출될 함수의 주소가 결정되는 </w:t>
+      </w:r>
+      <w:r>
+        <w:rPr>
+          <w:b/>
+          <w:bCs/>
+        </w:rPr>
+        <w:t>‘</w:t>
+      </w:r>
+      <w:r>
+        <w:rPr>
+          <w:rFonts w:hint="eastAsia"/>
+          <w:b/>
+          <w:bCs/>
+        </w:rPr>
+        <w:t>정적 바인딩</w:t>
+      </w:r>
+      <w:r>
+        <w:rPr>
+          <w:b/>
+          <w:bCs/>
+        </w:rPr>
+        <w:t>’</w:t>
+      </w:r>
+      <w:r>
+        <w:rPr>
+          <w:rFonts w:hint="eastAsia"/>
+          <w:b/>
+          <w:bCs/>
+        </w:rPr>
+        <w:t xml:space="preserve">을 따르지만, 가상 함수는 프로그램이 실행되는 시점(Runtime)에 실제 객체의 타입을 확인하고 주소를 결정하는 </w:t>
+      </w:r>
+      <w:r>
+        <w:rPr>
+          <w:b/>
+          <w:bCs/>
+        </w:rPr>
+        <w:t>‘</w:t>
+      </w:r>
+      <w:r>
+        <w:rPr>
+          <w:rFonts w:hint="eastAsia"/>
+          <w:b/>
+          <w:bCs/>
+        </w:rPr>
+        <w:t>동적 바인딩</w:t>
+      </w:r>
+      <w:r>
+        <w:rPr>
+          <w:b/>
+          <w:bCs/>
+        </w:rPr>
+        <w:t>’</w:t>
+      </w:r>
+      <w:r>
+        <w:rPr>
+          <w:rFonts w:hint="eastAsia"/>
+          <w:b/>
+          <w:bCs/>
+        </w:rPr>
+        <w:t xml:space="preserve">을 </w:t>
+      </w:r>
+      <w:proofErr w:type="gramStart"/>
+      <w:r>
+        <w:rPr>
+          <w:rFonts w:hint="eastAsia"/>
+          <w:b/>
+          <w:bCs/>
+        </w:rPr>
+        <w:t>유도 합니다</w:t>
+      </w:r>
+      <w:proofErr w:type="gramEnd"/>
+      <w:r>
+        <w:rPr>
+          <w:rFonts w:hint="eastAsia"/>
+          <w:b/>
+          <w:bCs/>
+        </w:rPr>
+        <w:t xml:space="preserve">. 과제에서는 직접 부모 포인터를 선언하여 자신객체를 </w:t>
+      </w:r>
+      <w:proofErr w:type="spellStart"/>
+      <w:r>
+        <w:rPr>
+          <w:rFonts w:hint="eastAsia"/>
+          <w:b/>
+          <w:bCs/>
+        </w:rPr>
+        <w:t>가르키는</w:t>
+      </w:r>
+      <w:proofErr w:type="spellEnd"/>
+      <w:r>
+        <w:rPr>
+          <w:rFonts w:hint="eastAsia"/>
+          <w:b/>
+          <w:bCs/>
+        </w:rPr>
+        <w:t xml:space="preserve"> 업캐스팅을 사용하지는 않았지만, Platinum객체를 통해 함수를 실행할 때, 실행시점에 </w:t>
+      </w:r>
+      <w:proofErr w:type="spellStart"/>
+      <w:r>
+        <w:rPr>
+          <w:rFonts w:hint="eastAsia"/>
+          <w:b/>
+          <w:bCs/>
+        </w:rPr>
+        <w:t>동적바인딩을</w:t>
+      </w:r>
+      <w:proofErr w:type="spellEnd"/>
+      <w:r>
+        <w:rPr>
+          <w:rFonts w:hint="eastAsia"/>
+          <w:b/>
+          <w:bCs/>
+        </w:rPr>
+        <w:t xml:space="preserve"> 수행하여 실제 구현된 Platinum 클래스에 </w:t>
+      </w:r>
+      <w:proofErr w:type="spellStart"/>
+      <w:r>
+        <w:rPr>
+          <w:rFonts w:hint="eastAsia"/>
+          <w:b/>
+          <w:bCs/>
+        </w:rPr>
+        <w:t>오버라이딩된</w:t>
+      </w:r>
+      <w:proofErr w:type="spellEnd"/>
+      <w:r>
+        <w:rPr>
+          <w:rFonts w:hint="eastAsia"/>
+          <w:b/>
+          <w:bCs/>
+        </w:rPr>
+        <w:t xml:space="preserve"> 구체적인 함수를 찾아가 실행되는 과정을 거칩니다. </w:t>
+      </w:r>
+    </w:p>
+    <w:p>
+      <w:pPr>
+        <w:rPr>
+          <w:b/>
+          <w:bCs/>
+        </w:rPr>
+      </w:pPr>
+      <w:r>
+        <w:rPr>
+          <w:rFonts w:hint="eastAsia"/>
+          <w:b/>
+          <w:bCs/>
+        </w:rPr>
+        <w:t xml:space="preserve">또한, combine함수에서는 함수의 매개변수를 참조를 통해 받아오기 때문에(Platinum&amp; p) 복사본이 아닌 실제 원본객체의 포인트가 0으로 초기화되도록 </w:t>
+      </w:r>
+      <w:proofErr w:type="gramStart"/>
+      <w:r>
+        <w:rPr>
+          <w:rFonts w:hint="eastAsia"/>
+          <w:b/>
+          <w:bCs/>
+        </w:rPr>
+        <w:t>구현 하였습니다</w:t>
+      </w:r>
+      <w:proofErr w:type="gramEnd"/>
+      <w:r>
+        <w:rPr>
+          <w:rFonts w:hint="eastAsia"/>
+          <w:b/>
+          <w:bCs/>
+        </w:rPr>
+        <w:t>.</w:t>
+      </w:r>
+    </w:p>
+    <w:p>
+      <w:pPr>
+        <w:rPr>
+          <w:b/>
+          <w:bCs/>
+        </w:rPr>
+      </w:pPr>
+    </w:p>
+    <w:p>
+      <w:pPr>
+        <w:rPr>
+          <w:rFonts w:hint="eastAsia"/>
+          <w:b/>
+          <w:bCs/>
+        </w:rPr>
+      </w:pPr>
+      <w:r>
+        <w:rPr>
+          <w:rFonts w:hint="eastAsia"/>
+          <w:b/>
+          <w:bCs/>
+        </w:rPr>
+        <w:t xml:space="preserve">이번 9장4번 과제를 수행하면서 </w:t>
+      </w:r>
+      <w:proofErr w:type="spellStart"/>
+      <w:r>
+        <w:rPr>
+          <w:rFonts w:hint="eastAsia"/>
+          <w:b/>
+          <w:bCs/>
+        </w:rPr>
+        <w:t>느낀점</w:t>
+      </w:r>
+      <w:proofErr w:type="spellEnd"/>
+      <w:r>
+        <w:rPr>
+          <w:rFonts w:hint="eastAsia"/>
+          <w:b/>
+          <w:bCs/>
+        </w:rPr>
+        <w:t xml:space="preserve"> 및 </w:t>
+      </w:r>
+      <w:proofErr w:type="spellStart"/>
+      <w:r>
+        <w:rPr>
+          <w:rFonts w:hint="eastAsia"/>
+          <w:b/>
+          <w:bCs/>
+        </w:rPr>
+        <w:t>배운점은</w:t>
+      </w:r>
+      <w:proofErr w:type="spellEnd"/>
+      <w:r>
+        <w:rPr>
+          <w:rFonts w:hint="eastAsia"/>
+          <w:b/>
+          <w:bCs/>
+        </w:rPr>
+        <w:t xml:space="preserve"> </w:t>
+      </w:r>
+      <w:r>
+        <w:rPr>
+          <w:rFonts w:hint="eastAsia"/>
+          <w:b/>
+          <w:bCs/>
+        </w:rPr>
+        <w:t xml:space="preserve">프로그램의 전체적인 코드만 생각하느라 #include나 선언의 정확한 위치에 대해 깊이 고민하지 않았었는데, 헤더파일과 헤더선언에서 오류가 걸리며 제가 어디서 실수를 했고, 그 원인이 무엇인지에 대해 </w:t>
+      </w:r>
+      <w:proofErr w:type="spellStart"/>
+      <w:r>
+        <w:rPr>
+          <w:rFonts w:hint="eastAsia"/>
+          <w:b/>
+          <w:bCs/>
+        </w:rPr>
+        <w:t>깨달았다는것에</w:t>
+      </w:r>
+      <w:proofErr w:type="spellEnd"/>
+      <w:r>
+        <w:rPr>
+          <w:rFonts w:hint="eastAsia"/>
+          <w:b/>
+          <w:bCs/>
+        </w:rPr>
+        <w:t xml:space="preserve"> 큰 소득이 </w:t>
+      </w:r>
+      <w:proofErr w:type="spellStart"/>
+      <w:r>
+        <w:rPr>
+          <w:rFonts w:hint="eastAsia"/>
+          <w:b/>
+          <w:bCs/>
+        </w:rPr>
+        <w:t>있는것</w:t>
+      </w:r>
+      <w:proofErr w:type="spellEnd"/>
+      <w:r>
+        <w:rPr>
+          <w:rFonts w:hint="eastAsia"/>
+          <w:b/>
+          <w:bCs/>
+        </w:rPr>
+        <w:t xml:space="preserve"> 같습니다. 특히 상속관계를 직접 코드로 </w:t>
+      </w:r>
+      <w:proofErr w:type="gramStart"/>
+      <w:r>
+        <w:rPr>
+          <w:rFonts w:hint="eastAsia"/>
+          <w:b/>
+          <w:bCs/>
+        </w:rPr>
+        <w:t>구현 하는</w:t>
+      </w:r>
+      <w:proofErr w:type="gramEnd"/>
+      <w:r>
+        <w:rPr>
+          <w:rFonts w:hint="eastAsia"/>
+          <w:b/>
+          <w:bCs/>
+        </w:rPr>
+        <w:t xml:space="preserve"> 과정에서 자식클래스의 생성자에서 명시적으로 부모클래스를 호출하고, 어떻게 동작되는지 순서의 엄격함을 다시한번 깨닫게 되며 이번 11주차 과제3 소감문을 마치겠습니다.</w:t>
+      </w:r>
     </w:p>
     <w:p>
       <w:pPr>
@@ -3850,6 +9284,33 @@
       <w14:ligatures w14:val="none"/>
     </w:rPr>
   </w:style>
+  <w:style w:type="paragraph" w:styleId="HTML">
+    <w:name w:val="HTML Preformatted"/>
+    <w:basedOn w:val="a"/>
+    <w:link w:val="HTMLChar"/>
+    <w:uiPriority w:val="99"/>
+    <w:semiHidden/>
+    <w:unhideWhenUsed/>
+    <w:rsid w:val="005E27DD"/>
+    <w:rPr>
+      <w:rFonts w:ascii="Courier New" w:hAnsi="Courier New" w:cs="Courier New"/>
+      <w:szCs w:val="20"/>
+    </w:rPr>
+  </w:style>
+  <w:style w:type="character" w:customStyle="1" w:styleId="HTMLChar">
+    <w:name w:val="미리 서식이 지정된 HTML Char"/>
+    <w:basedOn w:val="a0"/>
+    <w:link w:val="HTML"/>
+    <w:uiPriority w:val="99"/>
+    <w:semiHidden/>
+    <w:rsid w:val="005E27DD"/>
+    <w:rPr>
+      <w:rFonts w:ascii="Courier New" w:hAnsi="Courier New" w:cs="Courier New"/>
+      <w:sz w:val="20"/>
+      <w:szCs w:val="20"/>
+      <w14:ligatures w14:val="none"/>
+    </w:rPr>
+  </w:style>
 </w:styles>
 </file>
 

--- a/객지-기말/2371214이지형_객지과제3.docx
+++ b/객지-기말/2371214이지형_객지과제3.docx
@@ -2501,7 +2501,7 @@
                     <pic:cNvPicPr/>
                   </pic:nvPicPr>
                   <pic:blipFill>
-                    <a:blip r:embed="rId7"/>
+                    <a:blip r:embed="rId8"/>
                     <a:stretch>
                       <a:fillRect/>
                     </a:stretch>
@@ -2591,7 +2591,6 @@
       <w:pPr>
         <w:ind w:left="440"/>
         <w:rPr>
-          <w:rFonts w:hint="eastAsia"/>
           <w:b/>
           <w:bCs/>
           <w:sz w:val="22"/>
@@ -2696,7 +2695,6 @@
       <w:pPr>
         <w:ind w:left="440"/>
         <w:rPr>
-          <w:rFonts w:hint="eastAsia"/>
           <w:sz w:val="22"/>
         </w:rPr>
       </w:pPr>
@@ -2920,33 +2918,18 @@
         <w:tab/>
         <w:t xml:space="preserve">int </w:t>
       </w:r>
-      <w:proofErr w:type="spellStart"/>
-      <w:r>
-        <w:rPr>
-          <w:sz w:val="22"/>
-        </w:rPr>
-        <w:t>lowRatio</w:t>
-      </w:r>
-      <w:proofErr w:type="spellEnd"/>
-      <w:r>
-        <w:rPr>
-          <w:sz w:val="22"/>
-        </w:rPr>
-        <w:t xml:space="preserve"> = 0, </w:t>
-      </w:r>
-      <w:proofErr w:type="spellStart"/>
-      <w:r>
-        <w:rPr>
-          <w:sz w:val="22"/>
-        </w:rPr>
-        <w:t>highRatio</w:t>
-      </w:r>
-      <w:proofErr w:type="spellEnd"/>
-      <w:r>
-        <w:rPr>
-          <w:sz w:val="22"/>
-        </w:rPr>
-        <w:t xml:space="preserve"> = 0</w:t>
+      <w:r>
+        <w:rPr>
+          <w:rFonts w:hint="eastAsia"/>
+          <w:sz w:val="22"/>
+        </w:rPr>
+        <w:t>r</w:t>
+      </w:r>
+      <w:r>
+        <w:rPr>
+          <w:sz w:val="22"/>
+        </w:rPr>
+        <w:t>atio = 0</w:t>
       </w:r>
       <w:proofErr w:type="gramStart"/>
       <w:r>
@@ -2960,7 +2943,20 @@
         <w:rPr>
           <w:sz w:val="22"/>
         </w:rPr>
-        <w:t>/결재금액별 차등 적용될 적립비율 변수(%) 설정</w:t>
+        <w:t>/결재금액</w:t>
+      </w:r>
+      <w:r>
+        <w:rPr>
+          <w:rFonts w:hint="eastAsia"/>
+          <w:sz w:val="22"/>
+        </w:rPr>
+        <w:t>에서 기본</w:t>
+      </w:r>
+      <w:r>
+        <w:rPr>
+          <w:sz w:val="22"/>
+        </w:rPr>
+        <w:t xml:space="preserve"> 적용될 적립비율 변수(%) 설정</w:t>
       </w:r>
     </w:p>
     <w:p>
@@ -3031,7 +3027,20 @@
         <w:rPr>
           <w:sz w:val="22"/>
         </w:rPr>
-        <w:t xml:space="preserve"> 적립비율을 초기화하는 매개변수 생성자</w:t>
+        <w:t xml:space="preserve"> </w:t>
+      </w:r>
+      <w:r>
+        <w:rPr>
+          <w:rFonts w:hint="eastAsia"/>
+          <w:sz w:val="22"/>
+        </w:rPr>
+        <w:t xml:space="preserve">기본 </w:t>
+      </w:r>
+      <w:r>
+        <w:rPr>
+          <w:sz w:val="22"/>
+        </w:rPr>
+        <w:t>적립비율을 초기화하는 매개변수 생성자</w:t>
       </w:r>
     </w:p>
     <w:p>
@@ -3069,33 +3078,31 @@
         </w:rPr>
         <w:t xml:space="preserve">string name, int </w:t>
       </w:r>
-      <w:proofErr w:type="spellStart"/>
-      <w:r>
-        <w:rPr>
-          <w:sz w:val="22"/>
-        </w:rPr>
-        <w:t>lowRatio</w:t>
-      </w:r>
-      <w:proofErr w:type="spellEnd"/>
-      <w:r>
-        <w:rPr>
-          <w:sz w:val="22"/>
-        </w:rPr>
-        <w:t xml:space="preserve">, int </w:t>
-      </w:r>
-      <w:proofErr w:type="spellStart"/>
-      <w:r>
-        <w:rPr>
-          <w:sz w:val="22"/>
-        </w:rPr>
-        <w:t>highRatio</w:t>
-      </w:r>
-      <w:proofErr w:type="spellEnd"/>
-      <w:r>
-        <w:rPr>
-          <w:sz w:val="22"/>
-        </w:rPr>
-        <w:t>);</w:t>
+      <w:r>
+        <w:rPr>
+          <w:rFonts w:hint="eastAsia"/>
+          <w:sz w:val="22"/>
+        </w:rPr>
+        <w:t>r</w:t>
+      </w:r>
+      <w:r>
+        <w:rPr>
+          <w:sz w:val="22"/>
+        </w:rPr>
+        <w:t>atio</w:t>
+      </w:r>
+      <w:r>
+        <w:rPr>
+          <w:rFonts w:hint="eastAsia"/>
+          <w:sz w:val="22"/>
+        </w:rPr>
+        <w:t>)</w:t>
+      </w:r>
+      <w:r>
+        <w:rPr>
+          <w:sz w:val="22"/>
+        </w:rPr>
+        <w:t>;</w:t>
       </w:r>
     </w:p>
     <w:p>
@@ -3303,24 +3310,22 @@
       <w:pPr>
         <w:ind w:left="440"/>
         <w:rPr>
-          <w:rFonts w:hint="eastAsia"/>
-          <w:sz w:val="22"/>
-        </w:rPr>
-      </w:pPr>
-    </w:p>
-    <w:p>
-      <w:pPr>
-        <w:ind w:left="440"/>
-        <w:rPr>
-          <w:sz w:val="22"/>
-        </w:rPr>
-      </w:pPr>
-    </w:p>
-    <w:p>
-      <w:pPr>
-        <w:ind w:left="440"/>
-        <w:rPr>
-          <w:rFonts w:hint="eastAsia"/>
+          <w:sz w:val="22"/>
+        </w:rPr>
+      </w:pPr>
+    </w:p>
+    <w:p>
+      <w:pPr>
+        <w:ind w:left="440"/>
+        <w:rPr>
+          <w:sz w:val="22"/>
+        </w:rPr>
+      </w:pPr>
+    </w:p>
+    <w:p>
+      <w:pPr>
+        <w:ind w:left="440"/>
+        <w:rPr>
           <w:b/>
           <w:bCs/>
           <w:sz w:val="22"/>
@@ -3573,9 +3578,16 @@
       <w:proofErr w:type="spellStart"/>
       <w:r>
         <w:rPr>
-          <w:sz w:val="22"/>
-        </w:rPr>
-        <w:t>차등적립률을</w:t>
+          <w:rFonts w:hint="eastAsia"/>
+          <w:sz w:val="22"/>
+        </w:rPr>
+        <w:t>기본</w:t>
+      </w:r>
+      <w:r>
+        <w:rPr>
+          <w:sz w:val="22"/>
+        </w:rPr>
+        <w:t>적립률을</w:t>
       </w:r>
       <w:proofErr w:type="spellEnd"/>
       <w:r>
@@ -3636,38 +3648,19 @@
         </w:rPr>
         <w:t xml:space="preserve">string name, int </w:t>
       </w:r>
-      <w:proofErr w:type="spellStart"/>
-      <w:proofErr w:type="gramStart"/>
-      <w:r>
-        <w:rPr>
-          <w:sz w:val="22"/>
-        </w:rPr>
-        <w:t>lowRatio,int</w:t>
-      </w:r>
-      <w:proofErr w:type="spellEnd"/>
-      <w:proofErr w:type="gramEnd"/>
-      <w:r>
-        <w:rPr>
-          <w:sz w:val="22"/>
-        </w:rPr>
-        <w:t xml:space="preserve"> </w:t>
-      </w:r>
-      <w:proofErr w:type="spellStart"/>
-      <w:proofErr w:type="gramStart"/>
-      <w:r>
-        <w:rPr>
-          <w:sz w:val="22"/>
-        </w:rPr>
-        <w:t>highRatio</w:t>
-      </w:r>
-      <w:proofErr w:type="spellEnd"/>
-      <w:r>
-        <w:rPr>
-          <w:sz w:val="22"/>
-        </w:rPr>
-        <w:t>) {</w:t>
-      </w:r>
-      <w:proofErr w:type="gramEnd"/>
+      <w:r>
+        <w:rPr>
+          <w:rFonts w:hint="eastAsia"/>
+          <w:sz w:val="22"/>
+        </w:rPr>
+        <w:t>r</w:t>
+      </w:r>
+      <w:r>
+        <w:rPr>
+          <w:sz w:val="22"/>
+        </w:rPr>
+        <w:t>atio) {</w:t>
+      </w:r>
     </w:p>
     <w:p>
       <w:pPr>
@@ -3702,7 +3695,6 @@
       <w:pPr>
         <w:ind w:left="440"/>
         <w:rPr>
-          <w:rFonts w:hint="eastAsia"/>
           <w:sz w:val="22"/>
         </w:rPr>
       </w:pPr>
@@ -3727,28 +3719,535 @@
         </w:rPr>
         <w:t>this-&gt;</w:t>
       </w:r>
-      <w:proofErr w:type="spellStart"/>
-      <w:r>
-        <w:rPr>
-          <w:sz w:val="22"/>
-        </w:rPr>
-        <w:t>lowRatio</w:t>
-      </w:r>
-      <w:proofErr w:type="spellEnd"/>
-      <w:r>
-        <w:rPr>
-          <w:sz w:val="22"/>
-        </w:rPr>
-        <w:t xml:space="preserve"> = </w:t>
-      </w:r>
-      <w:proofErr w:type="spellStart"/>
-      <w:r>
-        <w:rPr>
-          <w:sz w:val="22"/>
-        </w:rPr>
-        <w:t>lowRatio</w:t>
-      </w:r>
-      <w:proofErr w:type="spellEnd"/>
+      <w:r>
+        <w:rPr>
+          <w:rFonts w:hint="eastAsia"/>
+          <w:sz w:val="22"/>
+        </w:rPr>
+        <w:t>r</w:t>
+      </w:r>
+      <w:r>
+        <w:rPr>
+          <w:sz w:val="22"/>
+        </w:rPr>
+        <w:t xml:space="preserve">atio = </w:t>
+      </w:r>
+      <w:r>
+        <w:rPr>
+          <w:rFonts w:hint="eastAsia"/>
+          <w:sz w:val="22"/>
+        </w:rPr>
+        <w:t>r</w:t>
+      </w:r>
+      <w:r>
+        <w:rPr>
+          <w:sz w:val="22"/>
+        </w:rPr>
+        <w:t xml:space="preserve">atio; </w:t>
+      </w:r>
+    </w:p>
+    <w:p>
+      <w:pPr>
+        <w:ind w:firstLineChars="200" w:firstLine="440"/>
+        <w:rPr>
+          <w:sz w:val="22"/>
+        </w:rPr>
+      </w:pPr>
+      <w:proofErr w:type="gramStart"/>
+      <w:r>
+        <w:rPr>
+          <w:sz w:val="22"/>
+        </w:rPr>
+        <w:t>} /</w:t>
+      </w:r>
+      <w:proofErr w:type="gramEnd"/>
+      <w:r>
+        <w:rPr>
+          <w:sz w:val="22"/>
+        </w:rPr>
+        <w:t>/생성자 구현 종료</w:t>
+      </w:r>
+    </w:p>
+    <w:p>
+      <w:pPr>
+        <w:ind w:left="440"/>
+        <w:rPr>
+          <w:sz w:val="22"/>
+        </w:rPr>
+      </w:pPr>
+    </w:p>
+    <w:p>
+      <w:pPr>
+        <w:ind w:left="440"/>
+        <w:rPr>
+          <w:sz w:val="22"/>
+        </w:rPr>
+      </w:pPr>
+    </w:p>
+    <w:p>
+      <w:pPr>
+        <w:ind w:left="440"/>
+        <w:rPr>
+          <w:sz w:val="22"/>
+        </w:rPr>
+      </w:pPr>
+    </w:p>
+    <w:p>
+      <w:pPr>
+        <w:ind w:left="440"/>
+        <w:rPr>
+          <w:sz w:val="22"/>
+        </w:rPr>
+      </w:pPr>
+    </w:p>
+    <w:p>
+      <w:pPr>
+        <w:ind w:left="440"/>
+        <w:rPr>
+          <w:sz w:val="22"/>
+        </w:rPr>
+      </w:pPr>
+    </w:p>
+    <w:p>
+      <w:pPr>
+        <w:ind w:left="440"/>
+        <w:rPr>
+          <w:sz w:val="22"/>
+        </w:rPr>
+      </w:pPr>
+    </w:p>
+    <w:p>
+      <w:pPr>
+        <w:ind w:left="440"/>
+        <w:rPr>
+          <w:sz w:val="22"/>
+        </w:rPr>
+      </w:pPr>
+    </w:p>
+    <w:p>
+      <w:pPr>
+        <w:ind w:left="440"/>
+        <w:rPr>
+          <w:sz w:val="22"/>
+        </w:rPr>
+      </w:pPr>
+    </w:p>
+    <w:p>
+      <w:pPr>
+        <w:ind w:left="440"/>
+        <w:rPr>
+          <w:sz w:val="22"/>
+        </w:rPr>
+      </w:pPr>
+    </w:p>
+    <w:p>
+      <w:pPr>
+        <w:ind w:left="440"/>
+        <w:rPr>
+          <w:sz w:val="22"/>
+        </w:rPr>
+      </w:pPr>
+    </w:p>
+    <w:p>
+      <w:pPr>
+        <w:ind w:left="440"/>
+        <w:rPr>
+          <w:b/>
+          <w:bCs/>
+          <w:sz w:val="22"/>
+        </w:rPr>
+      </w:pPr>
+      <w:r>
+        <w:rPr>
+          <w:b/>
+          <w:bCs/>
+          <w:sz w:val="22"/>
+        </w:rPr>
+        <w:t>-</w:t>
+      </w:r>
+      <w:proofErr w:type="spellStart"/>
+      <w:r>
+        <w:rPr>
+          <w:rFonts w:hint="eastAsia"/>
+          <w:b/>
+          <w:bCs/>
+          <w:sz w:val="22"/>
+        </w:rPr>
+        <w:t>Platinum</w:t>
+      </w:r>
+      <w:r>
+        <w:rPr>
+          <w:b/>
+          <w:bCs/>
+          <w:sz w:val="22"/>
+        </w:rPr>
+        <w:t>.h</w:t>
+      </w:r>
+      <w:proofErr w:type="spellEnd"/>
+      <w:r>
+        <w:rPr>
+          <w:b/>
+          <w:bCs/>
+          <w:sz w:val="22"/>
+        </w:rPr>
+        <w:t>(</w:t>
+      </w:r>
+      <w:r>
+        <w:rPr>
+          <w:rFonts w:hint="eastAsia"/>
+          <w:b/>
+          <w:bCs/>
+          <w:sz w:val="22"/>
+        </w:rPr>
+        <w:t xml:space="preserve">자식클래스 </w:t>
+      </w:r>
+      <w:r>
+        <w:rPr>
+          <w:b/>
+          <w:bCs/>
+          <w:sz w:val="22"/>
+        </w:rPr>
+        <w:t>헤더파일)-</w:t>
+      </w:r>
+    </w:p>
+    <w:p>
+      <w:pPr>
+        <w:ind w:left="440"/>
+        <w:rPr>
+          <w:sz w:val="22"/>
+        </w:rPr>
+      </w:pPr>
+      <w:r>
+        <w:rPr>
+          <w:sz w:val="22"/>
+        </w:rPr>
+        <w:lastRenderedPageBreak/>
+        <w:t>#ifndef PLATINUM_</w:t>
+      </w:r>
+      <w:proofErr w:type="gramStart"/>
+      <w:r>
+        <w:rPr>
+          <w:sz w:val="22"/>
+        </w:rPr>
+        <w:t>H /</w:t>
+      </w:r>
+      <w:proofErr w:type="gramEnd"/>
+      <w:r>
+        <w:rPr>
+          <w:sz w:val="22"/>
+        </w:rPr>
+        <w:t xml:space="preserve">/PLATINUM_H가 </w:t>
+      </w:r>
+      <w:proofErr w:type="spellStart"/>
+      <w:r>
+        <w:rPr>
+          <w:sz w:val="22"/>
+        </w:rPr>
+        <w:t>정의되어있지않다면</w:t>
+      </w:r>
+      <w:proofErr w:type="spellEnd"/>
+      <w:r>
+        <w:rPr>
+          <w:sz w:val="22"/>
+        </w:rPr>
+        <w:t xml:space="preserve"> 헤더를 포함</w:t>
+      </w:r>
+    </w:p>
+    <w:p>
+      <w:pPr>
+        <w:ind w:left="440"/>
+        <w:rPr>
+          <w:sz w:val="22"/>
+        </w:rPr>
+      </w:pPr>
+      <w:r>
+        <w:rPr>
+          <w:sz w:val="22"/>
+        </w:rPr>
+        <w:t>#define PLATINUM_</w:t>
+      </w:r>
+      <w:proofErr w:type="gramStart"/>
+      <w:r>
+        <w:rPr>
+          <w:sz w:val="22"/>
+        </w:rPr>
+        <w:t>H /</w:t>
+      </w:r>
+      <w:proofErr w:type="gramEnd"/>
+      <w:r>
+        <w:rPr>
+          <w:sz w:val="22"/>
+        </w:rPr>
+        <w:t>/PLATINUM_H 헤더파일 정의</w:t>
+      </w:r>
+    </w:p>
+    <w:p>
+      <w:pPr>
+        <w:ind w:left="440"/>
+        <w:rPr>
+          <w:sz w:val="22"/>
+        </w:rPr>
+      </w:pPr>
+      <w:r>
+        <w:rPr>
+          <w:sz w:val="22"/>
+        </w:rPr>
+        <w:t>#include "</w:t>
+      </w:r>
+      <w:proofErr w:type="spellStart"/>
+      <w:r>
+        <w:rPr>
+          <w:sz w:val="22"/>
+        </w:rPr>
+        <w:t>AbstractPoint.h</w:t>
+      </w:r>
+      <w:proofErr w:type="spellEnd"/>
+      <w:proofErr w:type="gramStart"/>
+      <w:r>
+        <w:rPr>
+          <w:sz w:val="22"/>
+        </w:rPr>
+        <w:t>" /</w:t>
+      </w:r>
+      <w:proofErr w:type="gramEnd"/>
+      <w:r>
+        <w:rPr>
+          <w:sz w:val="22"/>
+        </w:rPr>
+        <w:t>/부모클래스 성질을 상속받기</w:t>
+      </w:r>
+      <w:r>
+        <w:rPr>
+          <w:rFonts w:hint="eastAsia"/>
+          <w:sz w:val="22"/>
+        </w:rPr>
+        <w:t xml:space="preserve"> </w:t>
+      </w:r>
+      <w:r>
+        <w:rPr>
+          <w:sz w:val="22"/>
+        </w:rPr>
+        <w:t xml:space="preserve">위해 </w:t>
+      </w:r>
+      <w:proofErr w:type="spellStart"/>
+      <w:r>
+        <w:rPr>
+          <w:sz w:val="22"/>
+        </w:rPr>
+        <w:t>부모헤더파일</w:t>
+      </w:r>
+      <w:proofErr w:type="spellEnd"/>
+      <w:r>
+        <w:rPr>
+          <w:sz w:val="22"/>
+        </w:rPr>
+        <w:t xml:space="preserve"> 포함</w:t>
+      </w:r>
+    </w:p>
+    <w:p>
+      <w:pPr>
+        <w:ind w:left="440"/>
+        <w:rPr>
+          <w:sz w:val="22"/>
+        </w:rPr>
+      </w:pPr>
+    </w:p>
+    <w:p>
+      <w:pPr>
+        <w:ind w:left="440"/>
+        <w:rPr>
+          <w:sz w:val="22"/>
+        </w:rPr>
+      </w:pPr>
+      <w:r>
+        <w:rPr>
+          <w:sz w:val="22"/>
+        </w:rPr>
+        <w:t>//</w:t>
+      </w:r>
+      <w:proofErr w:type="spellStart"/>
+      <w:r>
+        <w:rPr>
+          <w:sz w:val="22"/>
+        </w:rPr>
+        <w:t>AbstractPoint</w:t>
+      </w:r>
+      <w:proofErr w:type="spellEnd"/>
+      <w:r>
+        <w:rPr>
+          <w:sz w:val="22"/>
+        </w:rPr>
+        <w:t>클래스를 상속받아 고유속성을 확장한 자식클래스</w:t>
+      </w:r>
+    </w:p>
+    <w:p>
+      <w:pPr>
+        <w:ind w:left="440"/>
+        <w:rPr>
+          <w:sz w:val="22"/>
+        </w:rPr>
+      </w:pPr>
+      <w:r>
+        <w:rPr>
+          <w:sz w:val="22"/>
+        </w:rPr>
+        <w:t xml:space="preserve">class </w:t>
+      </w:r>
+      <w:proofErr w:type="gramStart"/>
+      <w:r>
+        <w:rPr>
+          <w:sz w:val="22"/>
+        </w:rPr>
+        <w:t>Platinum :</w:t>
+      </w:r>
+      <w:proofErr w:type="gramEnd"/>
+      <w:r>
+        <w:rPr>
+          <w:sz w:val="22"/>
+        </w:rPr>
+        <w:t xml:space="preserve"> public </w:t>
+      </w:r>
+      <w:proofErr w:type="spellStart"/>
+      <w:r>
+        <w:rPr>
+          <w:sz w:val="22"/>
+        </w:rPr>
+        <w:t>AbstractPoint</w:t>
+      </w:r>
+      <w:proofErr w:type="spellEnd"/>
+      <w:r>
+        <w:rPr>
+          <w:sz w:val="22"/>
+        </w:rPr>
+        <w:t xml:space="preserve"> { </w:t>
+      </w:r>
+    </w:p>
+    <w:p>
+      <w:pPr>
+        <w:ind w:left="440"/>
+        <w:rPr>
+          <w:sz w:val="22"/>
+        </w:rPr>
+      </w:pPr>
+      <w:r>
+        <w:rPr>
+          <w:sz w:val="22"/>
+        </w:rPr>
+        <w:t>protected</w:t>
+      </w:r>
+      <w:proofErr w:type="gramStart"/>
+      <w:r>
+        <w:rPr>
+          <w:sz w:val="22"/>
+        </w:rPr>
+        <w:t>: /</w:t>
+      </w:r>
+      <w:proofErr w:type="gramEnd"/>
+      <w:r>
+        <w:rPr>
+          <w:sz w:val="22"/>
+        </w:rPr>
+        <w:t>/상속관계의 하위클래스에서만 접근이 가능하도록 허용하는 접근 지정자</w:t>
+      </w:r>
+    </w:p>
+    <w:p>
+      <w:pPr>
+        <w:ind w:left="440"/>
+        <w:rPr>
+          <w:sz w:val="22"/>
+        </w:rPr>
+      </w:pPr>
+      <w:r>
+        <w:rPr>
+          <w:sz w:val="22"/>
+        </w:rPr>
+        <w:tab/>
+      </w:r>
+      <w:r>
+        <w:rPr>
+          <w:sz w:val="22"/>
+        </w:rPr>
+        <w:t>//적립율을 결정하기 위한 결재금액</w:t>
+      </w:r>
+      <w:r>
+        <w:rPr>
+          <w:rFonts w:hint="eastAsia"/>
+          <w:sz w:val="22"/>
+        </w:rPr>
+        <w:t xml:space="preserve">과 </w:t>
+      </w:r>
+      <w:proofErr w:type="spellStart"/>
+      <w:r>
+        <w:rPr>
+          <w:rFonts w:hint="eastAsia"/>
+          <w:sz w:val="22"/>
+        </w:rPr>
+        <w:t>우대적립률</w:t>
+      </w:r>
+      <w:r>
+        <w:rPr>
+          <w:sz w:val="22"/>
+        </w:rPr>
+        <w:t>을</w:t>
+      </w:r>
+      <w:proofErr w:type="spellEnd"/>
+      <w:r>
+        <w:rPr>
+          <w:sz w:val="22"/>
+        </w:rPr>
+        <w:t xml:space="preserve"> 나타내는 변수 초기화</w:t>
+      </w:r>
+    </w:p>
+    <w:p>
+      <w:pPr>
+        <w:ind w:left="440" w:firstLine="360"/>
+        <w:rPr>
+          <w:sz w:val="22"/>
+        </w:rPr>
+      </w:pPr>
+      <w:r>
+        <w:rPr>
+          <w:sz w:val="22"/>
+        </w:rPr>
+        <w:t xml:space="preserve">int </w:t>
+      </w:r>
+      <w:proofErr w:type="spellStart"/>
+      <w:r>
+        <w:rPr>
+          <w:sz w:val="22"/>
+        </w:rPr>
+        <w:t>baseMoney</w:t>
+      </w:r>
+      <w:proofErr w:type="spellEnd"/>
+      <w:r>
+        <w:rPr>
+          <w:sz w:val="22"/>
+        </w:rPr>
+        <w:t xml:space="preserve"> = 0</w:t>
+      </w:r>
+      <w:r>
+        <w:rPr>
+          <w:rFonts w:hint="eastAsia"/>
+          <w:sz w:val="22"/>
+        </w:rPr>
+        <w:t xml:space="preserve">, </w:t>
+      </w:r>
+      <w:proofErr w:type="spellStart"/>
+      <w:r>
+        <w:rPr>
+          <w:rFonts w:hint="eastAsia"/>
+          <w:sz w:val="22"/>
+        </w:rPr>
+        <w:t>highRatio</w:t>
+      </w:r>
+      <w:proofErr w:type="spellEnd"/>
+      <w:r>
+        <w:rPr>
+          <w:rFonts w:hint="eastAsia"/>
+          <w:sz w:val="22"/>
+        </w:rPr>
+        <w:t xml:space="preserve"> = 0</w:t>
+      </w:r>
       <w:r>
         <w:rPr>
           <w:sz w:val="22"/>
@@ -3758,33 +4257,847 @@
     </w:p>
     <w:p>
       <w:pPr>
-        <w:ind w:left="440" w:firstLine="360"/>
-        <w:rPr>
-          <w:sz w:val="22"/>
-        </w:rPr>
-      </w:pPr>
-      <w:r>
-        <w:rPr>
-          <w:sz w:val="22"/>
-        </w:rPr>
-        <w:t>//기준금액 초과일</w:t>
-      </w:r>
-      <w:r>
-        <w:rPr>
-          <w:rFonts w:hint="eastAsia"/>
-          <w:sz w:val="22"/>
-        </w:rPr>
-        <w:t>때</w:t>
-      </w:r>
-      <w:r>
-        <w:rPr>
-          <w:sz w:val="22"/>
-        </w:rPr>
-        <w:t xml:space="preserve"> 적용할 우대적립율을 클래스 변수에 저장</w:t>
-      </w:r>
-    </w:p>
-    <w:p>
-      <w:pPr>
+        <w:ind w:left="440"/>
+        <w:rPr>
+          <w:sz w:val="22"/>
+        </w:rPr>
+      </w:pPr>
+      <w:r>
+        <w:rPr>
+          <w:sz w:val="22"/>
+        </w:rPr>
+        <w:t>public</w:t>
+      </w:r>
+      <w:proofErr w:type="gramStart"/>
+      <w:r>
+        <w:rPr>
+          <w:sz w:val="22"/>
+        </w:rPr>
+        <w:t>: /</w:t>
+      </w:r>
+      <w:proofErr w:type="gramEnd"/>
+      <w:r>
+        <w:rPr>
+          <w:sz w:val="22"/>
+        </w:rPr>
+        <w:t xml:space="preserve">/모두가 </w:t>
+      </w:r>
+      <w:proofErr w:type="spellStart"/>
+      <w:r>
+        <w:rPr>
+          <w:sz w:val="22"/>
+        </w:rPr>
+        <w:t>접근할수</w:t>
+      </w:r>
+      <w:proofErr w:type="spellEnd"/>
+      <w:r>
+        <w:rPr>
+          <w:sz w:val="22"/>
+        </w:rPr>
+        <w:t xml:space="preserve"> 있도록 하는 public 접근 지정자</w:t>
+      </w:r>
+    </w:p>
+    <w:p>
+      <w:pPr>
+        <w:ind w:left="440"/>
+        <w:rPr>
+          <w:sz w:val="22"/>
+        </w:rPr>
+      </w:pPr>
+    </w:p>
+    <w:p>
+      <w:pPr>
+        <w:rPr>
+          <w:sz w:val="22"/>
+        </w:rPr>
+      </w:pPr>
+      <w:r>
+        <w:rPr>
+          <w:sz w:val="22"/>
+        </w:rPr>
+        <w:t xml:space="preserve">//부모클래스의 생성자를 명시적으로 </w:t>
+      </w:r>
+      <w:proofErr w:type="gramStart"/>
+      <w:r>
+        <w:rPr>
+          <w:sz w:val="22"/>
+        </w:rPr>
+        <w:t>호출</w:t>
+      </w:r>
+      <w:r>
+        <w:rPr>
+          <w:rFonts w:hint="eastAsia"/>
+          <w:sz w:val="22"/>
+        </w:rPr>
+        <w:t>,</w:t>
+      </w:r>
+      <w:r>
+        <w:rPr>
+          <w:sz w:val="22"/>
+        </w:rPr>
+        <w:t>기준금액을</w:t>
+      </w:r>
+      <w:proofErr w:type="gramEnd"/>
+      <w:r>
+        <w:rPr>
+          <w:sz w:val="22"/>
+        </w:rPr>
+        <w:t xml:space="preserve"> 설정하는 자식클래스 생성자선언</w:t>
+      </w:r>
+    </w:p>
+    <w:p>
+      <w:pPr>
+        <w:ind w:left="440"/>
+        <w:rPr>
+          <w:sz w:val="22"/>
+        </w:rPr>
+      </w:pPr>
+      <w:r>
+        <w:rPr>
+          <w:sz w:val="22"/>
+        </w:rPr>
+        <w:tab/>
+      </w:r>
+      <w:proofErr w:type="gramStart"/>
+      <w:r>
+        <w:rPr>
+          <w:sz w:val="22"/>
+        </w:rPr>
+        <w:t>Platinum(</w:t>
+      </w:r>
+      <w:proofErr w:type="gramEnd"/>
+      <w:r>
+        <w:rPr>
+          <w:sz w:val="22"/>
+        </w:rPr>
+        <w:t xml:space="preserve">string name, int </w:t>
+      </w:r>
+      <w:r>
+        <w:rPr>
+          <w:rFonts w:hint="eastAsia"/>
+          <w:sz w:val="22"/>
+        </w:rPr>
+        <w:t>r</w:t>
+      </w:r>
+      <w:r>
+        <w:rPr>
+          <w:sz w:val="22"/>
+        </w:rPr>
+        <w:t xml:space="preserve">atio, int </w:t>
+      </w:r>
+      <w:proofErr w:type="spellStart"/>
+      <w:r>
+        <w:rPr>
+          <w:sz w:val="22"/>
+        </w:rPr>
+        <w:t>baseMoney</w:t>
+      </w:r>
+      <w:proofErr w:type="spellEnd"/>
+      <w:r>
+        <w:rPr>
+          <w:sz w:val="22"/>
+        </w:rPr>
+        <w:t xml:space="preserve">, int </w:t>
+      </w:r>
+      <w:proofErr w:type="spellStart"/>
+      <w:r>
+        <w:rPr>
+          <w:sz w:val="22"/>
+        </w:rPr>
+        <w:t>highRatio</w:t>
+      </w:r>
+      <w:proofErr w:type="spellEnd"/>
+      <w:r>
+        <w:rPr>
+          <w:sz w:val="22"/>
+        </w:rPr>
+        <w:t>);</w:t>
+      </w:r>
+    </w:p>
+    <w:p>
+      <w:pPr>
+        <w:ind w:left="440" w:firstLineChars="200" w:firstLine="440"/>
+        <w:rPr>
+          <w:sz w:val="22"/>
+        </w:rPr>
+      </w:pPr>
+      <w:r>
+        <w:rPr>
+          <w:sz w:val="22"/>
+        </w:rPr>
+        <w:t xml:space="preserve">//추상클래스의 순수가상함수 </w:t>
+      </w:r>
+      <w:proofErr w:type="gramStart"/>
+      <w:r>
+        <w:rPr>
+          <w:sz w:val="22"/>
+        </w:rPr>
+        <w:t>구현,pay</w:t>
+      </w:r>
+      <w:proofErr w:type="gramEnd"/>
+      <w:r>
+        <w:rPr>
+          <w:sz w:val="22"/>
+        </w:rPr>
+        <w:t>금액에 대한 포인트 적립(</w:t>
+      </w:r>
+      <w:proofErr w:type="spellStart"/>
+      <w:r>
+        <w:rPr>
+          <w:sz w:val="22"/>
+        </w:rPr>
+        <w:t>오버라이딩</w:t>
+      </w:r>
+      <w:proofErr w:type="spellEnd"/>
+      <w:r>
+        <w:rPr>
+          <w:sz w:val="22"/>
+        </w:rPr>
+        <w:t>)</w:t>
+      </w:r>
+    </w:p>
+    <w:p>
+      <w:pPr>
+        <w:ind w:left="440"/>
+        <w:rPr>
+          <w:sz w:val="22"/>
+        </w:rPr>
+      </w:pPr>
+      <w:r>
+        <w:rPr>
+          <w:sz w:val="22"/>
+        </w:rPr>
+        <w:tab/>
+        <w:t xml:space="preserve">virtual void </w:t>
+      </w:r>
+      <w:proofErr w:type="gramStart"/>
+      <w:r>
+        <w:rPr>
+          <w:sz w:val="22"/>
+        </w:rPr>
+        <w:t>earn(</w:t>
+      </w:r>
+      <w:proofErr w:type="gramEnd"/>
+      <w:r>
+        <w:rPr>
+          <w:sz w:val="22"/>
+        </w:rPr>
+        <w:t xml:space="preserve">int pay); </w:t>
+      </w:r>
+    </w:p>
+    <w:p>
+      <w:pPr>
+        <w:ind w:left="440" w:firstLineChars="200" w:firstLine="440"/>
+        <w:rPr>
+          <w:sz w:val="22"/>
+        </w:rPr>
+      </w:pPr>
+      <w:r>
+        <w:rPr>
+          <w:sz w:val="22"/>
+        </w:rPr>
+        <w:t xml:space="preserve">//추상클래스의 순수가상함수 </w:t>
+      </w:r>
+      <w:proofErr w:type="gramStart"/>
+      <w:r>
+        <w:rPr>
+          <w:sz w:val="22"/>
+        </w:rPr>
+        <w:t>구현,현재까지의</w:t>
+      </w:r>
+      <w:proofErr w:type="gramEnd"/>
+      <w:r>
+        <w:rPr>
+          <w:sz w:val="22"/>
+        </w:rPr>
+        <w:t xml:space="preserve"> 적립금액을 출력(</w:t>
+      </w:r>
+      <w:proofErr w:type="spellStart"/>
+      <w:r>
+        <w:rPr>
+          <w:sz w:val="22"/>
+        </w:rPr>
+        <w:t>오버라이딩</w:t>
+      </w:r>
+      <w:proofErr w:type="spellEnd"/>
+      <w:r>
+        <w:rPr>
+          <w:sz w:val="22"/>
+        </w:rPr>
+        <w:t>)</w:t>
+      </w:r>
+    </w:p>
+    <w:p>
+      <w:pPr>
+        <w:ind w:left="440"/>
+        <w:rPr>
+          <w:sz w:val="22"/>
+        </w:rPr>
+      </w:pPr>
+      <w:r>
+        <w:rPr>
+          <w:sz w:val="22"/>
+        </w:rPr>
+        <w:tab/>
+        <w:t xml:space="preserve">virtual void </w:t>
+      </w:r>
+      <w:proofErr w:type="gramStart"/>
+      <w:r>
+        <w:rPr>
+          <w:sz w:val="22"/>
+        </w:rPr>
+        <w:t>show(</w:t>
+      </w:r>
+      <w:proofErr w:type="gramEnd"/>
+      <w:r>
+        <w:rPr>
+          <w:sz w:val="22"/>
+        </w:rPr>
+        <w:t xml:space="preserve">); </w:t>
+      </w:r>
+    </w:p>
+    <w:p>
+      <w:pPr>
+        <w:ind w:left="440"/>
+        <w:rPr>
+          <w:sz w:val="22"/>
+        </w:rPr>
+      </w:pPr>
+      <w:r>
+        <w:rPr>
+          <w:sz w:val="22"/>
+        </w:rPr>
+        <w:tab/>
+        <w:t xml:space="preserve">//두객체의 포인트를 한쪽으로 완전히 병합하고, </w:t>
+      </w:r>
+    </w:p>
+    <w:p>
+      <w:pPr>
+        <w:ind w:left="440" w:firstLineChars="200" w:firstLine="440"/>
+        <w:rPr>
+          <w:sz w:val="22"/>
+        </w:rPr>
+      </w:pPr>
+      <w:r>
+        <w:rPr>
+          <w:rFonts w:hint="eastAsia"/>
+          <w:sz w:val="22"/>
+        </w:rPr>
+        <w:t>//</w:t>
+      </w:r>
+      <w:proofErr w:type="spellStart"/>
+      <w:r>
+        <w:rPr>
+          <w:sz w:val="22"/>
+        </w:rPr>
+        <w:t>병합당한</w:t>
+      </w:r>
+      <w:proofErr w:type="spellEnd"/>
+      <w:r>
+        <w:rPr>
+          <w:sz w:val="22"/>
+        </w:rPr>
+        <w:t xml:space="preserve"> 객체의 포인트를 초기화 하는 함수</w:t>
+      </w:r>
+    </w:p>
+    <w:p>
+      <w:pPr>
+        <w:ind w:left="440"/>
+        <w:rPr>
+          <w:sz w:val="22"/>
+        </w:rPr>
+      </w:pPr>
+      <w:r>
+        <w:rPr>
+          <w:sz w:val="22"/>
+        </w:rPr>
+        <w:tab/>
+        <w:t xml:space="preserve">void </w:t>
+      </w:r>
+      <w:proofErr w:type="gramStart"/>
+      <w:r>
+        <w:rPr>
+          <w:sz w:val="22"/>
+        </w:rPr>
+        <w:t>combine(</w:t>
+      </w:r>
+      <w:proofErr w:type="gramEnd"/>
+      <w:r>
+        <w:rPr>
+          <w:sz w:val="22"/>
+        </w:rPr>
+        <w:t xml:space="preserve">Platinum&amp; p); </w:t>
+      </w:r>
+    </w:p>
+    <w:p>
+      <w:pPr>
+        <w:ind w:left="440"/>
+        <w:rPr>
+          <w:sz w:val="22"/>
+        </w:rPr>
+      </w:pPr>
+      <w:r>
+        <w:rPr>
+          <w:sz w:val="22"/>
+        </w:rPr>
+        <w:t>};</w:t>
+      </w:r>
+    </w:p>
+    <w:p>
+      <w:pPr>
+        <w:ind w:left="440"/>
+        <w:rPr>
+          <w:sz w:val="22"/>
+        </w:rPr>
+      </w:pPr>
+      <w:r>
+        <w:rPr>
+          <w:sz w:val="22"/>
+        </w:rPr>
+        <w:t>#</w:t>
+      </w:r>
+      <w:proofErr w:type="gramStart"/>
+      <w:r>
+        <w:rPr>
+          <w:sz w:val="22"/>
+        </w:rPr>
+        <w:t>endif /</w:t>
+      </w:r>
+      <w:proofErr w:type="gramEnd"/>
+      <w:r>
+        <w:rPr>
+          <w:sz w:val="22"/>
+        </w:rPr>
+        <w:t>/PLATINUM_H조건부 헤더파일 구역의 끝</w:t>
+      </w:r>
+    </w:p>
+    <w:p>
+      <w:pPr>
+        <w:ind w:left="440"/>
+        <w:rPr>
+          <w:sz w:val="22"/>
+        </w:rPr>
+      </w:pPr>
+    </w:p>
+    <w:p>
+      <w:pPr>
+        <w:ind w:left="440"/>
+        <w:rPr>
+          <w:b/>
+          <w:bCs/>
+          <w:sz w:val="22"/>
+        </w:rPr>
+      </w:pPr>
+      <w:r>
+        <w:rPr>
+          <w:b/>
+          <w:bCs/>
+          <w:sz w:val="22"/>
+        </w:rPr>
+        <w:t>-</w:t>
+      </w:r>
+      <w:r>
+        <w:rPr>
+          <w:rFonts w:hint="eastAsia"/>
+          <w:b/>
+          <w:bCs/>
+          <w:sz w:val="22"/>
+        </w:rPr>
+        <w:t>Platinum</w:t>
+      </w:r>
+      <w:r>
+        <w:rPr>
+          <w:b/>
+          <w:bCs/>
+          <w:sz w:val="22"/>
+        </w:rPr>
+        <w:t>.</w:t>
+      </w:r>
+      <w:r>
+        <w:rPr>
+          <w:rFonts w:hint="eastAsia"/>
+          <w:b/>
+          <w:bCs/>
+          <w:sz w:val="22"/>
+        </w:rPr>
+        <w:t>cpp</w:t>
+      </w:r>
+      <w:r>
+        <w:rPr>
+          <w:b/>
+          <w:bCs/>
+          <w:sz w:val="22"/>
+        </w:rPr>
+        <w:t>(</w:t>
+      </w:r>
+      <w:r>
+        <w:rPr>
+          <w:rFonts w:hint="eastAsia"/>
+          <w:b/>
+          <w:bCs/>
+          <w:sz w:val="22"/>
+        </w:rPr>
+        <w:t xml:space="preserve">클래스 </w:t>
+      </w:r>
+      <w:proofErr w:type="spellStart"/>
+      <w:r>
+        <w:rPr>
+          <w:rFonts w:hint="eastAsia"/>
+          <w:b/>
+          <w:bCs/>
+          <w:sz w:val="22"/>
+        </w:rPr>
+        <w:t>구현부</w:t>
+      </w:r>
+      <w:proofErr w:type="spellEnd"/>
+      <w:r>
+        <w:rPr>
+          <w:rFonts w:hint="eastAsia"/>
+          <w:b/>
+          <w:bCs/>
+          <w:sz w:val="22"/>
+        </w:rPr>
+        <w:t xml:space="preserve"> </w:t>
+      </w:r>
+      <w:r>
+        <w:rPr>
+          <w:b/>
+          <w:bCs/>
+          <w:sz w:val="22"/>
+        </w:rPr>
+        <w:t>파일)-</w:t>
+      </w:r>
+    </w:p>
+    <w:p>
+      <w:pPr>
+        <w:ind w:left="440"/>
+        <w:rPr>
+          <w:sz w:val="22"/>
+        </w:rPr>
+      </w:pPr>
+      <w:r>
+        <w:rPr>
+          <w:sz w:val="22"/>
+        </w:rPr>
+        <w:lastRenderedPageBreak/>
+        <w:t>#include &lt;iostream</w:t>
+      </w:r>
+      <w:proofErr w:type="gramStart"/>
+      <w:r>
+        <w:rPr>
+          <w:sz w:val="22"/>
+        </w:rPr>
+        <w:t>&gt; /</w:t>
+      </w:r>
+      <w:proofErr w:type="gramEnd"/>
+      <w:r>
+        <w:rPr>
+          <w:sz w:val="22"/>
+        </w:rPr>
+        <w:t>/표준 입출력기능을 활용하기위한 라이브러리</w:t>
+      </w:r>
+    </w:p>
+    <w:p>
+      <w:pPr>
+        <w:ind w:left="440"/>
+        <w:rPr>
+          <w:sz w:val="22"/>
+        </w:rPr>
+      </w:pPr>
+      <w:r>
+        <w:rPr>
+          <w:sz w:val="22"/>
+        </w:rPr>
+        <w:t>#include &lt;string</w:t>
+      </w:r>
+      <w:proofErr w:type="gramStart"/>
+      <w:r>
+        <w:rPr>
+          <w:sz w:val="22"/>
+        </w:rPr>
+        <w:t>&gt; /</w:t>
+      </w:r>
+      <w:proofErr w:type="gramEnd"/>
+      <w:r>
+        <w:rPr>
+          <w:sz w:val="22"/>
+        </w:rPr>
+        <w:t>/회원의 이름을 string형태로 처리하기 위한 헤더</w:t>
+      </w:r>
+    </w:p>
+    <w:p>
+      <w:pPr>
+        <w:ind w:left="440"/>
+        <w:rPr>
+          <w:sz w:val="22"/>
+        </w:rPr>
+      </w:pPr>
+      <w:r>
+        <w:rPr>
+          <w:sz w:val="22"/>
+        </w:rPr>
+        <w:t>using namespace std</w:t>
+      </w:r>
+      <w:proofErr w:type="gramStart"/>
+      <w:r>
+        <w:rPr>
+          <w:sz w:val="22"/>
+        </w:rPr>
+        <w:t>; /</w:t>
+      </w:r>
+      <w:proofErr w:type="gramEnd"/>
+      <w:r>
+        <w:rPr>
+          <w:sz w:val="22"/>
+        </w:rPr>
+        <w:t>/std 이름공간에 선언된 모든 이름에 std생략</w:t>
+      </w:r>
+    </w:p>
+    <w:p>
+      <w:pPr>
+        <w:ind w:left="440"/>
+        <w:rPr>
+          <w:sz w:val="22"/>
+        </w:rPr>
+      </w:pPr>
+    </w:p>
+    <w:p>
+      <w:pPr>
+        <w:ind w:left="440"/>
+        <w:rPr>
+          <w:sz w:val="22"/>
+        </w:rPr>
+      </w:pPr>
+      <w:r>
+        <w:rPr>
+          <w:sz w:val="22"/>
+        </w:rPr>
+        <w:t>#include "</w:t>
+      </w:r>
+      <w:proofErr w:type="spellStart"/>
+      <w:r>
+        <w:rPr>
+          <w:sz w:val="22"/>
+        </w:rPr>
+        <w:t>Platinum.h</w:t>
+      </w:r>
+      <w:proofErr w:type="spellEnd"/>
+      <w:proofErr w:type="gramStart"/>
+      <w:r>
+        <w:rPr>
+          <w:sz w:val="22"/>
+        </w:rPr>
+        <w:t>" /</w:t>
+      </w:r>
+      <w:proofErr w:type="gramEnd"/>
+      <w:r>
+        <w:rPr>
+          <w:sz w:val="22"/>
+        </w:rPr>
+        <w:t>/</w:t>
+      </w:r>
+      <w:proofErr w:type="spellStart"/>
+      <w:r>
+        <w:rPr>
+          <w:sz w:val="22"/>
+        </w:rPr>
+        <w:t>Platinum.h</w:t>
+      </w:r>
+      <w:proofErr w:type="spellEnd"/>
+      <w:r>
+        <w:rPr>
+          <w:sz w:val="22"/>
+        </w:rPr>
+        <w:t xml:space="preserve"> 헤더파일 호출</w:t>
+      </w:r>
+    </w:p>
+    <w:p>
+      <w:pPr>
+        <w:ind w:left="440"/>
+        <w:rPr>
+          <w:sz w:val="22"/>
+        </w:rPr>
+      </w:pPr>
+    </w:p>
+    <w:p>
+      <w:pPr>
+        <w:ind w:left="440"/>
+        <w:rPr>
+          <w:sz w:val="22"/>
+        </w:rPr>
+      </w:pPr>
+      <w:r>
+        <w:rPr>
+          <w:sz w:val="22"/>
+        </w:rPr>
+        <w:t xml:space="preserve">//부모클래스의 생성자를 명시적으로 </w:t>
+      </w:r>
+      <w:proofErr w:type="spellStart"/>
+      <w:r>
+        <w:rPr>
+          <w:sz w:val="22"/>
+        </w:rPr>
+        <w:t>호출함으로서</w:t>
+      </w:r>
+      <w:proofErr w:type="spellEnd"/>
+      <w:r>
+        <w:rPr>
+          <w:sz w:val="22"/>
+        </w:rPr>
+        <w:t xml:space="preserve"> 기본생성자의 </w:t>
+      </w:r>
+      <w:proofErr w:type="spellStart"/>
+      <w:r>
+        <w:rPr>
+          <w:sz w:val="22"/>
+        </w:rPr>
+        <w:t>묵시적삽입을</w:t>
+      </w:r>
+      <w:proofErr w:type="spellEnd"/>
+      <w:r>
+        <w:rPr>
+          <w:sz w:val="22"/>
+        </w:rPr>
+        <w:t xml:space="preserve"> 방지</w:t>
+      </w:r>
+      <w:r>
+        <w:rPr>
+          <w:rFonts w:hint="eastAsia"/>
+          <w:sz w:val="22"/>
+        </w:rPr>
+        <w:t>//</w:t>
+      </w:r>
+      <w:r>
+        <w:rPr>
+          <w:sz w:val="22"/>
+        </w:rPr>
+        <w:t>+자식클래스 생성자구현</w:t>
+      </w:r>
+    </w:p>
+    <w:p>
+      <w:pPr>
+        <w:ind w:left="440"/>
+        <w:rPr>
+          <w:sz w:val="22"/>
+        </w:rPr>
+      </w:pPr>
+      <w:proofErr w:type="gramStart"/>
+      <w:r>
+        <w:rPr>
+          <w:sz w:val="22"/>
+        </w:rPr>
+        <w:t>Platinum::Platinum(</w:t>
+      </w:r>
+      <w:proofErr w:type="gramEnd"/>
+      <w:r>
+        <w:rPr>
+          <w:sz w:val="22"/>
+        </w:rPr>
+        <w:t xml:space="preserve">string name, int </w:t>
+      </w:r>
+      <w:r>
+        <w:rPr>
+          <w:rFonts w:hint="eastAsia"/>
+          <w:sz w:val="22"/>
+        </w:rPr>
+        <w:t>r</w:t>
+      </w:r>
+      <w:r>
+        <w:rPr>
+          <w:sz w:val="22"/>
+        </w:rPr>
+        <w:t xml:space="preserve">atio, int </w:t>
+      </w:r>
+      <w:proofErr w:type="spellStart"/>
+      <w:r>
+        <w:rPr>
+          <w:sz w:val="22"/>
+        </w:rPr>
+        <w:t>baseMoney</w:t>
+      </w:r>
+      <w:proofErr w:type="spellEnd"/>
+      <w:r>
+        <w:rPr>
+          <w:sz w:val="22"/>
+        </w:rPr>
+        <w:t xml:space="preserve">, int </w:t>
+      </w:r>
+      <w:proofErr w:type="spellStart"/>
+      <w:r>
+        <w:rPr>
+          <w:sz w:val="22"/>
+        </w:rPr>
+        <w:t>highRatio</w:t>
+      </w:r>
+      <w:proofErr w:type="spellEnd"/>
+      <w:r>
+        <w:rPr>
+          <w:sz w:val="22"/>
+        </w:rPr>
+        <w:t>)</w:t>
+      </w:r>
+    </w:p>
+    <w:p>
+      <w:pPr>
+        <w:ind w:left="440"/>
+        <w:rPr>
+          <w:sz w:val="22"/>
+        </w:rPr>
+      </w:pPr>
+      <w:r>
+        <w:rPr>
+          <w:sz w:val="22"/>
+        </w:rPr>
+        <w:tab/>
+        <w:t xml:space="preserve">: </w:t>
+      </w:r>
+      <w:proofErr w:type="spellStart"/>
+      <w:proofErr w:type="gramStart"/>
+      <w:r>
+        <w:rPr>
+          <w:sz w:val="22"/>
+        </w:rPr>
+        <w:t>AbstractPoint</w:t>
+      </w:r>
+      <w:proofErr w:type="spellEnd"/>
+      <w:r>
+        <w:rPr>
+          <w:sz w:val="22"/>
+        </w:rPr>
+        <w:t>(</w:t>
+      </w:r>
+      <w:proofErr w:type="gramEnd"/>
+      <w:r>
+        <w:rPr>
+          <w:sz w:val="22"/>
+        </w:rPr>
+        <w:t xml:space="preserve">name, </w:t>
+      </w:r>
+      <w:proofErr w:type="gramStart"/>
+      <w:r>
+        <w:rPr>
+          <w:rFonts w:hint="eastAsia"/>
+          <w:sz w:val="22"/>
+        </w:rPr>
+        <w:t>r</w:t>
+      </w:r>
+      <w:r>
+        <w:rPr>
+          <w:sz w:val="22"/>
+        </w:rPr>
+        <w:t>atio) {</w:t>
+      </w:r>
+      <w:proofErr w:type="gramEnd"/>
+      <w:r>
+        <w:rPr>
+          <w:sz w:val="22"/>
+        </w:rPr>
+        <w:t xml:space="preserve"> </w:t>
+      </w:r>
+    </w:p>
+    <w:p>
+      <w:pPr>
+        <w:ind w:left="440"/>
         <w:rPr>
           <w:sz w:val="22"/>
         </w:rPr>
@@ -3801,11 +5114,92 @@
         <w:rPr>
           <w:sz w:val="22"/>
         </w:rPr>
+        <w:t>baseMoney</w:t>
+      </w:r>
+      <w:proofErr w:type="spellEnd"/>
+      <w:r>
+        <w:rPr>
+          <w:sz w:val="22"/>
+        </w:rPr>
+        <w:t xml:space="preserve"> = </w:t>
+      </w:r>
+      <w:proofErr w:type="spellStart"/>
+      <w:r>
+        <w:rPr>
+          <w:sz w:val="22"/>
+        </w:rPr>
+        <w:t>baseMoney</w:t>
+      </w:r>
+      <w:proofErr w:type="spellEnd"/>
+      <w:proofErr w:type="gramStart"/>
+      <w:r>
+        <w:rPr>
+          <w:sz w:val="22"/>
+        </w:rPr>
+        <w:t>; /</w:t>
+      </w:r>
+      <w:proofErr w:type="gramEnd"/>
+      <w:r>
+        <w:rPr>
+          <w:sz w:val="22"/>
+        </w:rPr>
+        <w:t>/</w:t>
+      </w:r>
+      <w:proofErr w:type="spellStart"/>
+      <w:r>
+        <w:rPr>
+          <w:sz w:val="22"/>
+        </w:rPr>
+        <w:t>적립률을</w:t>
+      </w:r>
+      <w:proofErr w:type="spellEnd"/>
+      <w:r>
+        <w:rPr>
+          <w:sz w:val="22"/>
+        </w:rPr>
+        <w:t xml:space="preserve"> </w:t>
+      </w:r>
+      <w:proofErr w:type="spellStart"/>
+      <w:r>
+        <w:rPr>
+          <w:sz w:val="22"/>
+        </w:rPr>
+        <w:t>결정할수</w:t>
+      </w:r>
+      <w:proofErr w:type="spellEnd"/>
+      <w:r>
+        <w:rPr>
+          <w:sz w:val="22"/>
+        </w:rPr>
+        <w:t xml:space="preserve"> 있는 지출액 저장</w:t>
+      </w:r>
+    </w:p>
+    <w:p>
+      <w:pPr>
+        <w:ind w:left="440"/>
+        <w:rPr>
+          <w:sz w:val="22"/>
+        </w:rPr>
+      </w:pPr>
+      <w:r>
+        <w:rPr>
+          <w:rFonts w:hint="eastAsia"/>
+          <w:sz w:val="22"/>
+        </w:rPr>
+        <w:t xml:space="preserve">   this-&gt;</w:t>
+      </w:r>
+      <w:proofErr w:type="spellStart"/>
+      <w:r>
+        <w:rPr>
+          <w:rFonts w:hint="eastAsia"/>
+          <w:sz w:val="22"/>
+        </w:rPr>
         <w:t>highRatio</w:t>
       </w:r>
       <w:proofErr w:type="spellEnd"/>
       <w:r>
         <w:rPr>
+          <w:rFonts w:hint="eastAsia"/>
           <w:sz w:val="22"/>
         </w:rPr>
         <w:t xml:space="preserve"> = </w:t>
@@ -3813,1060 +5207,16 @@
       <w:proofErr w:type="spellStart"/>
       <w:r>
         <w:rPr>
+          <w:rFonts w:hint="eastAsia"/>
           <w:sz w:val="22"/>
         </w:rPr>
         <w:t>highRatio</w:t>
       </w:r>
       <w:proofErr w:type="spellEnd"/>
-      <w:r>
-        <w:rPr>
-          <w:sz w:val="22"/>
-        </w:rPr>
-        <w:t xml:space="preserve">; </w:t>
-      </w:r>
-    </w:p>
-    <w:p>
-      <w:pPr>
-        <w:ind w:left="440"/>
-        <w:rPr>
-          <w:sz w:val="22"/>
-        </w:rPr>
-      </w:pPr>
-      <w:proofErr w:type="gramStart"/>
-      <w:r>
-        <w:rPr>
-          <w:sz w:val="22"/>
-        </w:rPr>
-        <w:t>} /</w:t>
-      </w:r>
-      <w:proofErr w:type="gramEnd"/>
-      <w:r>
-        <w:rPr>
-          <w:sz w:val="22"/>
-        </w:rPr>
-        <w:t>/생성자 구현 종료</w:t>
-      </w:r>
-    </w:p>
-    <w:p>
-      <w:pPr>
-        <w:ind w:left="440"/>
-        <w:rPr>
-          <w:sz w:val="22"/>
-        </w:rPr>
-      </w:pPr>
-    </w:p>
-    <w:p>
-      <w:pPr>
-        <w:ind w:left="440"/>
-        <w:rPr>
-          <w:sz w:val="22"/>
-        </w:rPr>
-      </w:pPr>
-    </w:p>
-    <w:p>
-      <w:pPr>
-        <w:ind w:left="440"/>
-        <w:rPr>
-          <w:sz w:val="22"/>
-        </w:rPr>
-      </w:pPr>
-    </w:p>
-    <w:p>
-      <w:pPr>
-        <w:ind w:left="440"/>
-        <w:rPr>
-          <w:sz w:val="22"/>
-        </w:rPr>
-      </w:pPr>
-    </w:p>
-    <w:p>
-      <w:pPr>
-        <w:ind w:left="440"/>
-        <w:rPr>
-          <w:sz w:val="22"/>
-        </w:rPr>
-      </w:pPr>
-    </w:p>
-    <w:p>
-      <w:pPr>
-        <w:ind w:left="440"/>
-        <w:rPr>
-          <w:sz w:val="22"/>
-        </w:rPr>
-      </w:pPr>
-    </w:p>
-    <w:p>
-      <w:pPr>
-        <w:ind w:left="440"/>
-        <w:rPr>
-          <w:sz w:val="22"/>
-        </w:rPr>
-      </w:pPr>
-    </w:p>
-    <w:p>
-      <w:pPr>
-        <w:ind w:left="440"/>
-        <w:rPr>
-          <w:sz w:val="22"/>
-        </w:rPr>
-      </w:pPr>
-    </w:p>
-    <w:p>
-      <w:pPr>
-        <w:ind w:left="440"/>
-        <w:rPr>
-          <w:rFonts w:hint="eastAsia"/>
-          <w:sz w:val="22"/>
-        </w:rPr>
-      </w:pPr>
-    </w:p>
-    <w:p>
-      <w:pPr>
-        <w:ind w:left="440"/>
-        <w:rPr>
-          <w:rFonts w:hint="eastAsia"/>
-          <w:b/>
-          <w:bCs/>
-          <w:sz w:val="22"/>
-        </w:rPr>
-      </w:pPr>
-      <w:r>
-        <w:rPr>
-          <w:b/>
-          <w:bCs/>
-          <w:sz w:val="22"/>
-        </w:rPr>
-        <w:lastRenderedPageBreak/>
-        <w:t>-</w:t>
-      </w:r>
-      <w:proofErr w:type="spellStart"/>
-      <w:r>
-        <w:rPr>
-          <w:rFonts w:hint="eastAsia"/>
-          <w:b/>
-          <w:bCs/>
-          <w:sz w:val="22"/>
-        </w:rPr>
-        <w:t>Platinum</w:t>
-      </w:r>
-      <w:r>
-        <w:rPr>
-          <w:b/>
-          <w:bCs/>
-          <w:sz w:val="22"/>
-        </w:rPr>
-        <w:t>.h</w:t>
-      </w:r>
-      <w:proofErr w:type="spellEnd"/>
-      <w:r>
-        <w:rPr>
-          <w:b/>
-          <w:bCs/>
-          <w:sz w:val="22"/>
-        </w:rPr>
-        <w:t>(</w:t>
-      </w:r>
-      <w:r>
-        <w:rPr>
-          <w:rFonts w:hint="eastAsia"/>
-          <w:b/>
-          <w:bCs/>
-          <w:sz w:val="22"/>
-        </w:rPr>
-        <w:t xml:space="preserve">자식클래스 </w:t>
-      </w:r>
-      <w:r>
-        <w:rPr>
-          <w:b/>
-          <w:bCs/>
-          <w:sz w:val="22"/>
-        </w:rPr>
-        <w:t>헤더파일)-</w:t>
-      </w:r>
-    </w:p>
-    <w:p>
-      <w:pPr>
-        <w:ind w:left="440"/>
-        <w:rPr>
-          <w:sz w:val="22"/>
-        </w:rPr>
-      </w:pPr>
-      <w:r>
-        <w:rPr>
-          <w:sz w:val="22"/>
-        </w:rPr>
-        <w:t>#ifndef PLATINUM_</w:t>
-      </w:r>
-      <w:proofErr w:type="gramStart"/>
-      <w:r>
-        <w:rPr>
-          <w:sz w:val="22"/>
-        </w:rPr>
-        <w:t>H /</w:t>
-      </w:r>
-      <w:proofErr w:type="gramEnd"/>
-      <w:r>
-        <w:rPr>
-          <w:sz w:val="22"/>
-        </w:rPr>
-        <w:t xml:space="preserve">/PLATINUM_H가 </w:t>
-      </w:r>
-      <w:proofErr w:type="spellStart"/>
-      <w:r>
-        <w:rPr>
-          <w:sz w:val="22"/>
-        </w:rPr>
-        <w:t>정의되어있지않다면</w:t>
-      </w:r>
-      <w:proofErr w:type="spellEnd"/>
-      <w:r>
-        <w:rPr>
-          <w:sz w:val="22"/>
-        </w:rPr>
-        <w:t xml:space="preserve"> 헤더를 포함</w:t>
-      </w:r>
-    </w:p>
-    <w:p>
-      <w:pPr>
-        <w:ind w:left="440"/>
-        <w:rPr>
-          <w:rFonts w:hint="eastAsia"/>
-          <w:sz w:val="22"/>
-        </w:rPr>
-      </w:pPr>
-      <w:r>
-        <w:rPr>
-          <w:sz w:val="22"/>
-        </w:rPr>
-        <w:t>#define PLATINUM_</w:t>
-      </w:r>
-      <w:proofErr w:type="gramStart"/>
-      <w:r>
-        <w:rPr>
-          <w:sz w:val="22"/>
-        </w:rPr>
-        <w:t>H /</w:t>
-      </w:r>
-      <w:proofErr w:type="gramEnd"/>
-      <w:r>
-        <w:rPr>
-          <w:sz w:val="22"/>
-        </w:rPr>
-        <w:t>/PLATINUM_H 헤더파일 정의</w:t>
-      </w:r>
-    </w:p>
-    <w:p>
-      <w:pPr>
-        <w:ind w:left="440"/>
-        <w:rPr>
-          <w:sz w:val="22"/>
-        </w:rPr>
-      </w:pPr>
-      <w:r>
-        <w:rPr>
-          <w:sz w:val="22"/>
-        </w:rPr>
-        <w:t>#include "</w:t>
-      </w:r>
-      <w:proofErr w:type="spellStart"/>
-      <w:r>
-        <w:rPr>
-          <w:sz w:val="22"/>
-        </w:rPr>
-        <w:t>AbstractPoint.h</w:t>
-      </w:r>
-      <w:proofErr w:type="spellEnd"/>
-      <w:proofErr w:type="gramStart"/>
-      <w:r>
-        <w:rPr>
-          <w:sz w:val="22"/>
-        </w:rPr>
-        <w:t>" /</w:t>
-      </w:r>
-      <w:proofErr w:type="gramEnd"/>
-      <w:r>
-        <w:rPr>
-          <w:sz w:val="22"/>
-        </w:rPr>
-        <w:t>/부모클래스 성질을 상속받기</w:t>
-      </w:r>
-      <w:r>
-        <w:rPr>
-          <w:rFonts w:hint="eastAsia"/>
-          <w:sz w:val="22"/>
-        </w:rPr>
-        <w:t xml:space="preserve"> </w:t>
-      </w:r>
-      <w:r>
-        <w:rPr>
-          <w:sz w:val="22"/>
-        </w:rPr>
-        <w:t xml:space="preserve">위해 </w:t>
-      </w:r>
-      <w:proofErr w:type="spellStart"/>
-      <w:r>
-        <w:rPr>
-          <w:sz w:val="22"/>
-        </w:rPr>
-        <w:t>부모헤더파일</w:t>
-      </w:r>
-      <w:proofErr w:type="spellEnd"/>
-      <w:r>
-        <w:rPr>
-          <w:sz w:val="22"/>
-        </w:rPr>
-        <w:t xml:space="preserve"> 포함</w:t>
-      </w:r>
-    </w:p>
-    <w:p>
-      <w:pPr>
-        <w:ind w:left="440"/>
-        <w:rPr>
-          <w:rFonts w:hint="eastAsia"/>
-          <w:sz w:val="22"/>
-        </w:rPr>
-      </w:pPr>
-    </w:p>
-    <w:p>
-      <w:pPr>
-        <w:ind w:left="440"/>
-        <w:rPr>
-          <w:rFonts w:hint="eastAsia"/>
-          <w:sz w:val="22"/>
-        </w:rPr>
-      </w:pPr>
-      <w:r>
-        <w:rPr>
-          <w:sz w:val="22"/>
-        </w:rPr>
-        <w:t>//</w:t>
-      </w:r>
-      <w:proofErr w:type="spellStart"/>
-      <w:r>
-        <w:rPr>
-          <w:sz w:val="22"/>
-        </w:rPr>
-        <w:t>AbstractPoint</w:t>
-      </w:r>
-      <w:proofErr w:type="spellEnd"/>
-      <w:r>
-        <w:rPr>
-          <w:sz w:val="22"/>
-        </w:rPr>
-        <w:t>클래스를 상속받아 고유속성을 확장한 자식클래스</w:t>
-      </w:r>
-    </w:p>
-    <w:p>
-      <w:pPr>
-        <w:ind w:left="440"/>
-        <w:rPr>
-          <w:rFonts w:hint="eastAsia"/>
-          <w:sz w:val="22"/>
-        </w:rPr>
-      </w:pPr>
-      <w:r>
-        <w:rPr>
-          <w:sz w:val="22"/>
-        </w:rPr>
-        <w:t xml:space="preserve">class </w:t>
-      </w:r>
-      <w:proofErr w:type="gramStart"/>
-      <w:r>
-        <w:rPr>
-          <w:sz w:val="22"/>
-        </w:rPr>
-        <w:t>Platinum :</w:t>
-      </w:r>
-      <w:proofErr w:type="gramEnd"/>
-      <w:r>
-        <w:rPr>
-          <w:sz w:val="22"/>
-        </w:rPr>
-        <w:t xml:space="preserve"> public </w:t>
-      </w:r>
-      <w:proofErr w:type="spellStart"/>
-      <w:r>
-        <w:rPr>
-          <w:sz w:val="22"/>
-        </w:rPr>
-        <w:t>AbstractPoint</w:t>
-      </w:r>
-      <w:proofErr w:type="spellEnd"/>
-      <w:r>
-        <w:rPr>
-          <w:sz w:val="22"/>
-        </w:rPr>
-        <w:t xml:space="preserve"> { </w:t>
-      </w:r>
-    </w:p>
-    <w:p>
-      <w:pPr>
-        <w:ind w:left="440"/>
-        <w:rPr>
-          <w:sz w:val="22"/>
-        </w:rPr>
-      </w:pPr>
-      <w:r>
-        <w:rPr>
-          <w:sz w:val="22"/>
-        </w:rPr>
-        <w:t>protected</w:t>
-      </w:r>
-      <w:proofErr w:type="gramStart"/>
-      <w:r>
-        <w:rPr>
-          <w:sz w:val="22"/>
-        </w:rPr>
-        <w:t>: /</w:t>
-      </w:r>
-      <w:proofErr w:type="gramEnd"/>
-      <w:r>
-        <w:rPr>
-          <w:sz w:val="22"/>
-        </w:rPr>
-        <w:t>/상속관계의 하위클래스에서만 접근이 가능하도록 허용하는 접근 지정자</w:t>
-      </w:r>
-    </w:p>
-    <w:p>
-      <w:pPr>
-        <w:ind w:left="440"/>
-        <w:rPr>
-          <w:rFonts w:hint="eastAsia"/>
-          <w:sz w:val="22"/>
-        </w:rPr>
-      </w:pPr>
-      <w:r>
-        <w:rPr>
-          <w:sz w:val="22"/>
-        </w:rPr>
-        <w:tab/>
-      </w:r>
-      <w:r>
-        <w:rPr>
-          <w:sz w:val="22"/>
-        </w:rPr>
-        <w:t>//적립율을 결정하기 위한 결재금액을 나타내는 변수선언 및 초기화</w:t>
-      </w:r>
-    </w:p>
-    <w:p>
-      <w:pPr>
-        <w:ind w:left="440" w:firstLine="360"/>
-        <w:rPr>
-          <w:sz w:val="22"/>
-        </w:rPr>
-      </w:pPr>
-      <w:r>
-        <w:rPr>
-          <w:sz w:val="22"/>
-        </w:rPr>
-        <w:t xml:space="preserve">int </w:t>
-      </w:r>
-      <w:proofErr w:type="spellStart"/>
-      <w:r>
-        <w:rPr>
-          <w:sz w:val="22"/>
-        </w:rPr>
-        <w:t>baseMoney</w:t>
-      </w:r>
-      <w:proofErr w:type="spellEnd"/>
-      <w:r>
-        <w:rPr>
-          <w:sz w:val="22"/>
-        </w:rPr>
-        <w:t xml:space="preserve"> = 0; </w:t>
-      </w:r>
-    </w:p>
-    <w:p>
-      <w:pPr>
-        <w:ind w:left="440"/>
-        <w:rPr>
-          <w:sz w:val="22"/>
-        </w:rPr>
-      </w:pPr>
-      <w:r>
-        <w:rPr>
-          <w:sz w:val="22"/>
-        </w:rPr>
-        <w:t>public</w:t>
-      </w:r>
-      <w:proofErr w:type="gramStart"/>
-      <w:r>
-        <w:rPr>
-          <w:sz w:val="22"/>
-        </w:rPr>
-        <w:t>: /</w:t>
-      </w:r>
-      <w:proofErr w:type="gramEnd"/>
-      <w:r>
-        <w:rPr>
-          <w:sz w:val="22"/>
-        </w:rPr>
-        <w:t xml:space="preserve">/모두가 </w:t>
-      </w:r>
-      <w:proofErr w:type="spellStart"/>
-      <w:r>
-        <w:rPr>
-          <w:sz w:val="22"/>
-        </w:rPr>
-        <w:t>접근할수</w:t>
-      </w:r>
-      <w:proofErr w:type="spellEnd"/>
-      <w:r>
-        <w:rPr>
-          <w:sz w:val="22"/>
-        </w:rPr>
-        <w:t xml:space="preserve"> 있도록 하는 public 접근 지정자</w:t>
-      </w:r>
-    </w:p>
-    <w:p>
-      <w:pPr>
-        <w:ind w:left="440"/>
-        <w:rPr>
-          <w:sz w:val="22"/>
-        </w:rPr>
-      </w:pPr>
-    </w:p>
-    <w:p>
-      <w:pPr>
-        <w:rPr>
-          <w:sz w:val="22"/>
-        </w:rPr>
-      </w:pPr>
-      <w:r>
-        <w:rPr>
-          <w:sz w:val="22"/>
-        </w:rPr>
-        <w:t xml:space="preserve">//부모클래스의 생성자를 명시적으로 </w:t>
-      </w:r>
-      <w:proofErr w:type="gramStart"/>
-      <w:r>
-        <w:rPr>
-          <w:sz w:val="22"/>
-        </w:rPr>
-        <w:t>호출</w:t>
-      </w:r>
-      <w:r>
-        <w:rPr>
-          <w:rFonts w:hint="eastAsia"/>
-          <w:sz w:val="22"/>
-        </w:rPr>
-        <w:t>,</w:t>
-      </w:r>
-      <w:r>
-        <w:rPr>
-          <w:sz w:val="22"/>
-        </w:rPr>
-        <w:t>기준금액을</w:t>
-      </w:r>
-      <w:proofErr w:type="gramEnd"/>
-      <w:r>
-        <w:rPr>
-          <w:sz w:val="22"/>
-        </w:rPr>
-        <w:t xml:space="preserve"> 설정하는 자식클래스 생성자선언</w:t>
-      </w:r>
-    </w:p>
-    <w:p>
-      <w:pPr>
-        <w:ind w:left="440"/>
-        <w:rPr>
-          <w:sz w:val="22"/>
-        </w:rPr>
-      </w:pPr>
-      <w:r>
-        <w:rPr>
-          <w:sz w:val="22"/>
-        </w:rPr>
-        <w:tab/>
-      </w:r>
-      <w:proofErr w:type="gramStart"/>
-      <w:r>
-        <w:rPr>
-          <w:sz w:val="22"/>
-        </w:rPr>
-        <w:t>Platinum(</w:t>
-      </w:r>
-      <w:proofErr w:type="gramEnd"/>
-      <w:r>
-        <w:rPr>
-          <w:sz w:val="22"/>
-        </w:rPr>
-        <w:t xml:space="preserve">string name, int </w:t>
-      </w:r>
-      <w:proofErr w:type="spellStart"/>
-      <w:r>
-        <w:rPr>
-          <w:sz w:val="22"/>
-        </w:rPr>
-        <w:t>lowRatio</w:t>
-      </w:r>
-      <w:proofErr w:type="spellEnd"/>
-      <w:r>
-        <w:rPr>
-          <w:sz w:val="22"/>
-        </w:rPr>
-        <w:t xml:space="preserve">, int </w:t>
-      </w:r>
-      <w:proofErr w:type="spellStart"/>
-      <w:r>
-        <w:rPr>
-          <w:sz w:val="22"/>
-        </w:rPr>
-        <w:t>baseMoney</w:t>
-      </w:r>
-      <w:proofErr w:type="spellEnd"/>
-      <w:r>
-        <w:rPr>
-          <w:sz w:val="22"/>
-        </w:rPr>
-        <w:t xml:space="preserve">, int </w:t>
-      </w:r>
-      <w:proofErr w:type="spellStart"/>
-      <w:r>
-        <w:rPr>
-          <w:sz w:val="22"/>
-        </w:rPr>
-        <w:t>highRatio</w:t>
-      </w:r>
-      <w:proofErr w:type="spellEnd"/>
-      <w:r>
-        <w:rPr>
-          <w:sz w:val="22"/>
-        </w:rPr>
-        <w:t>);</w:t>
-      </w:r>
-    </w:p>
-    <w:p>
-      <w:pPr>
-        <w:ind w:left="440" w:firstLineChars="200" w:firstLine="440"/>
-        <w:rPr>
-          <w:rFonts w:hint="eastAsia"/>
-          <w:sz w:val="22"/>
-        </w:rPr>
-      </w:pPr>
-      <w:r>
-        <w:rPr>
-          <w:sz w:val="22"/>
-        </w:rPr>
-        <w:t xml:space="preserve">//추상클래스의 순수가상함수 </w:t>
-      </w:r>
-      <w:proofErr w:type="gramStart"/>
-      <w:r>
-        <w:rPr>
-          <w:sz w:val="22"/>
-        </w:rPr>
-        <w:t>구현,pay</w:t>
-      </w:r>
-      <w:proofErr w:type="gramEnd"/>
-      <w:r>
-        <w:rPr>
-          <w:sz w:val="22"/>
-        </w:rPr>
-        <w:t>금액에 대한 포인트 적립(</w:t>
-      </w:r>
-      <w:proofErr w:type="spellStart"/>
-      <w:r>
-        <w:rPr>
-          <w:sz w:val="22"/>
-        </w:rPr>
-        <w:t>오버라이딩</w:t>
-      </w:r>
-      <w:proofErr w:type="spellEnd"/>
-      <w:r>
-        <w:rPr>
-          <w:sz w:val="22"/>
-        </w:rPr>
-        <w:t>)</w:t>
-      </w:r>
-    </w:p>
-    <w:p>
-      <w:pPr>
-        <w:ind w:left="440"/>
-        <w:rPr>
-          <w:sz w:val="22"/>
-        </w:rPr>
-      </w:pPr>
-      <w:r>
-        <w:rPr>
-          <w:sz w:val="22"/>
-        </w:rPr>
-        <w:tab/>
-        <w:t xml:space="preserve">virtual void </w:t>
-      </w:r>
-      <w:proofErr w:type="gramStart"/>
-      <w:r>
-        <w:rPr>
-          <w:sz w:val="22"/>
-        </w:rPr>
-        <w:t>earn(</w:t>
-      </w:r>
-      <w:proofErr w:type="gramEnd"/>
-      <w:r>
-        <w:rPr>
-          <w:sz w:val="22"/>
-        </w:rPr>
-        <w:t xml:space="preserve">int pay); </w:t>
-      </w:r>
-    </w:p>
-    <w:p>
-      <w:pPr>
-        <w:ind w:left="440" w:firstLineChars="200" w:firstLine="440"/>
-        <w:rPr>
-          <w:rFonts w:hint="eastAsia"/>
-          <w:sz w:val="22"/>
-        </w:rPr>
-      </w:pPr>
-      <w:r>
-        <w:rPr>
-          <w:sz w:val="22"/>
-        </w:rPr>
-        <w:t xml:space="preserve">//추상클래스의 순수가상함수 </w:t>
-      </w:r>
-      <w:proofErr w:type="gramStart"/>
-      <w:r>
-        <w:rPr>
-          <w:sz w:val="22"/>
-        </w:rPr>
-        <w:t>구현,현재까지의</w:t>
-      </w:r>
-      <w:proofErr w:type="gramEnd"/>
-      <w:r>
-        <w:rPr>
-          <w:sz w:val="22"/>
-        </w:rPr>
-        <w:t xml:space="preserve"> 적립금액을 출력(</w:t>
-      </w:r>
-      <w:proofErr w:type="spellStart"/>
-      <w:r>
-        <w:rPr>
-          <w:sz w:val="22"/>
-        </w:rPr>
-        <w:t>오버라이딩</w:t>
-      </w:r>
-      <w:proofErr w:type="spellEnd"/>
-      <w:r>
-        <w:rPr>
-          <w:sz w:val="22"/>
-        </w:rPr>
-        <w:t>)</w:t>
-      </w:r>
-    </w:p>
-    <w:p>
-      <w:pPr>
-        <w:ind w:left="440"/>
-        <w:rPr>
-          <w:sz w:val="22"/>
-        </w:rPr>
-      </w:pPr>
-      <w:r>
-        <w:rPr>
-          <w:sz w:val="22"/>
-        </w:rPr>
-        <w:tab/>
-        <w:t xml:space="preserve">virtual void </w:t>
-      </w:r>
-      <w:proofErr w:type="gramStart"/>
-      <w:r>
-        <w:rPr>
-          <w:sz w:val="22"/>
-        </w:rPr>
-        <w:t>show(</w:t>
-      </w:r>
-      <w:proofErr w:type="gramEnd"/>
-      <w:r>
-        <w:rPr>
-          <w:sz w:val="22"/>
-        </w:rPr>
-        <w:t xml:space="preserve">); </w:t>
-      </w:r>
-    </w:p>
-    <w:p>
-      <w:pPr>
-        <w:ind w:left="440"/>
-        <w:rPr>
-          <w:sz w:val="22"/>
-        </w:rPr>
-      </w:pPr>
-      <w:r>
-        <w:rPr>
-          <w:sz w:val="22"/>
-        </w:rPr>
-        <w:tab/>
-        <w:t xml:space="preserve">//두객체의 포인트를 한쪽으로 완전히 병합하고, </w:t>
-      </w:r>
-    </w:p>
-    <w:p>
-      <w:pPr>
-        <w:ind w:left="440" w:firstLineChars="200" w:firstLine="440"/>
-        <w:rPr>
-          <w:sz w:val="22"/>
-        </w:rPr>
-      </w:pPr>
-      <w:r>
-        <w:rPr>
-          <w:rFonts w:hint="eastAsia"/>
-          <w:sz w:val="22"/>
-        </w:rPr>
-        <w:t>//</w:t>
-      </w:r>
-      <w:proofErr w:type="spellStart"/>
-      <w:r>
-        <w:rPr>
-          <w:sz w:val="22"/>
-        </w:rPr>
-        <w:t>병합당한</w:t>
-      </w:r>
-      <w:proofErr w:type="spellEnd"/>
-      <w:r>
-        <w:rPr>
-          <w:sz w:val="22"/>
-        </w:rPr>
-        <w:t xml:space="preserve"> 객체의 포인트를 초기화 하는 함수</w:t>
-      </w:r>
-    </w:p>
-    <w:p>
-      <w:pPr>
-        <w:ind w:left="440"/>
-        <w:rPr>
-          <w:sz w:val="22"/>
-        </w:rPr>
-      </w:pPr>
-      <w:r>
-        <w:rPr>
-          <w:sz w:val="22"/>
-        </w:rPr>
-        <w:tab/>
-        <w:t xml:space="preserve">void </w:t>
-      </w:r>
-      <w:proofErr w:type="gramStart"/>
-      <w:r>
-        <w:rPr>
-          <w:sz w:val="22"/>
-        </w:rPr>
-        <w:t>combine(</w:t>
-      </w:r>
-      <w:proofErr w:type="gramEnd"/>
-      <w:r>
-        <w:rPr>
-          <w:sz w:val="22"/>
-        </w:rPr>
-        <w:t xml:space="preserve">Platinum&amp; p); </w:t>
-      </w:r>
-    </w:p>
-    <w:p>
-      <w:pPr>
-        <w:ind w:left="440"/>
-        <w:rPr>
-          <w:sz w:val="22"/>
-        </w:rPr>
-      </w:pPr>
-      <w:r>
-        <w:rPr>
-          <w:sz w:val="22"/>
-        </w:rPr>
-        <w:t>};</w:t>
-      </w:r>
-    </w:p>
-    <w:p>
-      <w:pPr>
-        <w:ind w:left="440"/>
-        <w:rPr>
-          <w:sz w:val="22"/>
-        </w:rPr>
-      </w:pPr>
-      <w:r>
-        <w:rPr>
-          <w:sz w:val="22"/>
-        </w:rPr>
-        <w:t>#</w:t>
-      </w:r>
-      <w:proofErr w:type="gramStart"/>
-      <w:r>
-        <w:rPr>
-          <w:sz w:val="22"/>
-        </w:rPr>
-        <w:t>endif /</w:t>
-      </w:r>
-      <w:proofErr w:type="gramEnd"/>
-      <w:r>
-        <w:rPr>
-          <w:sz w:val="22"/>
-        </w:rPr>
-        <w:t>/PLATINUM_H조건부 헤더파일 구역의 끝</w:t>
-      </w:r>
-    </w:p>
-    <w:p>
-      <w:pPr>
-        <w:ind w:left="440"/>
-        <w:rPr>
-          <w:rFonts w:hint="eastAsia"/>
-          <w:sz w:val="22"/>
-        </w:rPr>
-      </w:pPr>
-    </w:p>
-    <w:p>
-      <w:pPr>
-        <w:ind w:left="440"/>
-        <w:rPr>
-          <w:rFonts w:hint="eastAsia"/>
-          <w:b/>
-          <w:bCs/>
-          <w:sz w:val="22"/>
-        </w:rPr>
-      </w:pPr>
-      <w:r>
-        <w:rPr>
-          <w:b/>
-          <w:bCs/>
-          <w:sz w:val="22"/>
-        </w:rPr>
-        <w:lastRenderedPageBreak/>
-        <w:t>-</w:t>
-      </w:r>
-      <w:r>
-        <w:rPr>
-          <w:rFonts w:hint="eastAsia"/>
-          <w:b/>
-          <w:bCs/>
-          <w:sz w:val="22"/>
-        </w:rPr>
-        <w:t>Platinum</w:t>
-      </w:r>
-      <w:r>
-        <w:rPr>
-          <w:b/>
-          <w:bCs/>
-          <w:sz w:val="22"/>
-        </w:rPr>
-        <w:t>.</w:t>
-      </w:r>
-      <w:r>
-        <w:rPr>
-          <w:rFonts w:hint="eastAsia"/>
-          <w:b/>
-          <w:bCs/>
-          <w:sz w:val="22"/>
-        </w:rPr>
-        <w:t>cpp</w:t>
-      </w:r>
-      <w:r>
-        <w:rPr>
-          <w:b/>
-          <w:bCs/>
-          <w:sz w:val="22"/>
-        </w:rPr>
-        <w:t>(</w:t>
-      </w:r>
-      <w:r>
-        <w:rPr>
-          <w:rFonts w:hint="eastAsia"/>
-          <w:b/>
-          <w:bCs/>
-          <w:sz w:val="22"/>
-        </w:rPr>
-        <w:t xml:space="preserve">클래스 </w:t>
-      </w:r>
-      <w:proofErr w:type="spellStart"/>
-      <w:r>
-        <w:rPr>
-          <w:rFonts w:hint="eastAsia"/>
-          <w:b/>
-          <w:bCs/>
-          <w:sz w:val="22"/>
-        </w:rPr>
-        <w:t>구현부</w:t>
-      </w:r>
-      <w:proofErr w:type="spellEnd"/>
-      <w:r>
-        <w:rPr>
-          <w:rFonts w:hint="eastAsia"/>
-          <w:b/>
-          <w:bCs/>
-          <w:sz w:val="22"/>
-        </w:rPr>
-        <w:t xml:space="preserve"> </w:t>
-      </w:r>
-      <w:r>
-        <w:rPr>
-          <w:b/>
-          <w:bCs/>
-          <w:sz w:val="22"/>
-        </w:rPr>
-        <w:t>파일)-</w:t>
-      </w:r>
-    </w:p>
-    <w:p>
-      <w:pPr>
-        <w:ind w:left="440"/>
-        <w:rPr>
-          <w:sz w:val="22"/>
-        </w:rPr>
-      </w:pPr>
-      <w:r>
-        <w:rPr>
-          <w:sz w:val="22"/>
-        </w:rPr>
-        <w:t>#include &lt;iostream</w:t>
-      </w:r>
-      <w:proofErr w:type="gramStart"/>
-      <w:r>
-        <w:rPr>
-          <w:sz w:val="22"/>
-        </w:rPr>
-        <w:t>&gt; /</w:t>
-      </w:r>
-      <w:proofErr w:type="gramEnd"/>
-      <w:r>
-        <w:rPr>
-          <w:sz w:val="22"/>
-        </w:rPr>
-        <w:t>/표준 입출력기능을 활용하기위한 라이브러리</w:t>
-      </w:r>
-    </w:p>
-    <w:p>
-      <w:pPr>
-        <w:ind w:left="440"/>
-        <w:rPr>
-          <w:sz w:val="22"/>
-        </w:rPr>
-      </w:pPr>
-      <w:r>
-        <w:rPr>
-          <w:sz w:val="22"/>
-        </w:rPr>
-        <w:t>#include &lt;string</w:t>
-      </w:r>
-      <w:proofErr w:type="gramStart"/>
-      <w:r>
-        <w:rPr>
-          <w:sz w:val="22"/>
-        </w:rPr>
-        <w:t>&gt; /</w:t>
-      </w:r>
-      <w:proofErr w:type="gramEnd"/>
-      <w:r>
-        <w:rPr>
-          <w:sz w:val="22"/>
-        </w:rPr>
-        <w:t>/회원의 이름을 string형태로 처리하기 위한 헤더</w:t>
-      </w:r>
-    </w:p>
-    <w:p>
-      <w:pPr>
-        <w:ind w:left="440"/>
-        <w:rPr>
-          <w:sz w:val="22"/>
-        </w:rPr>
-      </w:pPr>
-      <w:r>
-        <w:rPr>
-          <w:sz w:val="22"/>
-        </w:rPr>
-        <w:t>using namespace std</w:t>
-      </w:r>
-      <w:proofErr w:type="gramStart"/>
-      <w:r>
-        <w:rPr>
+      <w:proofErr w:type="gramStart"/>
+      <w:r>
+        <w:rPr>
+          <w:rFonts w:hint="eastAsia"/>
           <w:sz w:val="22"/>
         </w:rPr>
         <w:t>; /</w:t>
@@ -4874,50 +5224,7 @@
       <w:proofErr w:type="gramEnd"/>
       <w:r>
         <w:rPr>
-          <w:sz w:val="22"/>
-        </w:rPr>
-        <w:t>/std 이름공간에 선언된 모든 이름에 std생략</w:t>
-      </w:r>
-    </w:p>
-    <w:p>
-      <w:pPr>
-        <w:ind w:left="440"/>
-        <w:rPr>
-          <w:sz w:val="22"/>
-        </w:rPr>
-      </w:pPr>
-    </w:p>
-    <w:p>
-      <w:pPr>
-        <w:ind w:left="440"/>
-        <w:rPr>
-          <w:sz w:val="22"/>
-        </w:rPr>
-      </w:pPr>
-      <w:r>
-        <w:rPr>
-          <w:sz w:val="22"/>
-        </w:rPr>
-        <w:t>#include "</w:t>
-      </w:r>
-      <w:proofErr w:type="spellStart"/>
-      <w:r>
-        <w:rPr>
-          <w:sz w:val="22"/>
-        </w:rPr>
-        <w:t>Platinum.h</w:t>
-      </w:r>
-      <w:proofErr w:type="spellEnd"/>
-      <w:proofErr w:type="gramStart"/>
-      <w:r>
-        <w:rPr>
-          <w:sz w:val="22"/>
-        </w:rPr>
-        <w:t>" /</w:t>
-      </w:r>
-      <w:proofErr w:type="gramEnd"/>
-      <w:r>
-        <w:rPr>
+          <w:rFonts w:hint="eastAsia"/>
           <w:sz w:val="22"/>
         </w:rPr>
         <w:t>/</w:t>
@@ -4925,295 +5232,18 @@
       <w:proofErr w:type="spellStart"/>
       <w:r>
         <w:rPr>
-          <w:sz w:val="22"/>
-        </w:rPr>
-        <w:t>Platinum.h</w:t>
-      </w:r>
-      <w:proofErr w:type="spellEnd"/>
-      <w:r>
-        <w:rPr>
-          <w:sz w:val="22"/>
-        </w:rPr>
-        <w:t xml:space="preserve"> 헤더파일 호출</w:t>
-      </w:r>
-    </w:p>
-    <w:p>
-      <w:pPr>
-        <w:ind w:left="440"/>
-        <w:rPr>
-          <w:sz w:val="22"/>
-        </w:rPr>
-      </w:pPr>
-    </w:p>
-    <w:p>
-      <w:pPr>
-        <w:ind w:left="440"/>
-        <w:rPr>
-          <w:sz w:val="22"/>
-        </w:rPr>
-      </w:pPr>
-      <w:r>
-        <w:rPr>
-          <w:sz w:val="22"/>
-        </w:rPr>
-        <w:t xml:space="preserve">//부모클래스의 생성자를 명시적으로 </w:t>
-      </w:r>
-      <w:proofErr w:type="spellStart"/>
-      <w:r>
-        <w:rPr>
-          <w:sz w:val="22"/>
-        </w:rPr>
-        <w:t>호출함으로서</w:t>
-      </w:r>
-      <w:proofErr w:type="spellEnd"/>
-      <w:r>
-        <w:rPr>
-          <w:sz w:val="22"/>
-        </w:rPr>
-        <w:t xml:space="preserve"> 기본생성자의 </w:t>
-      </w:r>
-      <w:proofErr w:type="spellStart"/>
-      <w:r>
-        <w:rPr>
-          <w:sz w:val="22"/>
-        </w:rPr>
-        <w:t>묵시적삽입을</w:t>
-      </w:r>
-      <w:proofErr w:type="spellEnd"/>
-      <w:r>
-        <w:rPr>
-          <w:sz w:val="22"/>
-        </w:rPr>
-        <w:t xml:space="preserve"> 방지</w:t>
-      </w:r>
-      <w:r>
-        <w:rPr>
-          <w:rFonts w:hint="eastAsia"/>
-          <w:sz w:val="22"/>
-        </w:rPr>
-        <w:t>//</w:t>
-      </w:r>
-      <w:r>
-        <w:rPr>
-          <w:sz w:val="22"/>
-        </w:rPr>
-        <w:t>+자식클래스 생성자구현</w:t>
-      </w:r>
-    </w:p>
-    <w:p>
-      <w:pPr>
-        <w:ind w:left="440"/>
-        <w:rPr>
-          <w:sz w:val="22"/>
-        </w:rPr>
-      </w:pPr>
-      <w:proofErr w:type="gramStart"/>
-      <w:r>
-        <w:rPr>
-          <w:sz w:val="22"/>
-        </w:rPr>
-        <w:t>Platinum::Platinum(</w:t>
-      </w:r>
-      <w:proofErr w:type="gramEnd"/>
-      <w:r>
-        <w:rPr>
-          <w:sz w:val="22"/>
-        </w:rPr>
-        <w:t xml:space="preserve">string name, int </w:t>
-      </w:r>
-      <w:proofErr w:type="spellStart"/>
-      <w:r>
-        <w:rPr>
-          <w:sz w:val="22"/>
-        </w:rPr>
-        <w:t>lowRatio</w:t>
-      </w:r>
-      <w:proofErr w:type="spellEnd"/>
-      <w:r>
-        <w:rPr>
-          <w:sz w:val="22"/>
-        </w:rPr>
-        <w:t xml:space="preserve">, int </w:t>
-      </w:r>
-      <w:proofErr w:type="spellStart"/>
-      <w:r>
-        <w:rPr>
-          <w:sz w:val="22"/>
-        </w:rPr>
-        <w:t>baseMoney</w:t>
-      </w:r>
-      <w:proofErr w:type="spellEnd"/>
-      <w:r>
-        <w:rPr>
-          <w:sz w:val="22"/>
-        </w:rPr>
-        <w:t xml:space="preserve">, int </w:t>
-      </w:r>
-      <w:proofErr w:type="spellStart"/>
-      <w:r>
-        <w:rPr>
-          <w:sz w:val="22"/>
-        </w:rPr>
-        <w:t>highRatio</w:t>
-      </w:r>
-      <w:proofErr w:type="spellEnd"/>
-      <w:r>
-        <w:rPr>
-          <w:sz w:val="22"/>
-        </w:rPr>
-        <w:t>)</w:t>
-      </w:r>
-    </w:p>
-    <w:p>
-      <w:pPr>
-        <w:ind w:left="440"/>
-        <w:rPr>
-          <w:sz w:val="22"/>
-        </w:rPr>
-      </w:pPr>
-      <w:r>
-        <w:rPr>
-          <w:sz w:val="22"/>
-        </w:rPr>
-        <w:tab/>
-        <w:t xml:space="preserve">: </w:t>
-      </w:r>
-      <w:proofErr w:type="spellStart"/>
-      <w:proofErr w:type="gramStart"/>
-      <w:r>
-        <w:rPr>
-          <w:sz w:val="22"/>
-        </w:rPr>
-        <w:t>AbstractPoint</w:t>
-      </w:r>
-      <w:proofErr w:type="spellEnd"/>
-      <w:r>
-        <w:rPr>
-          <w:sz w:val="22"/>
-        </w:rPr>
-        <w:t>(</w:t>
-      </w:r>
-      <w:proofErr w:type="gramEnd"/>
-      <w:r>
-        <w:rPr>
-          <w:sz w:val="22"/>
-        </w:rPr>
-        <w:t xml:space="preserve">name, </w:t>
-      </w:r>
-      <w:proofErr w:type="spellStart"/>
-      <w:r>
-        <w:rPr>
-          <w:sz w:val="22"/>
-        </w:rPr>
-        <w:t>lowRatio</w:t>
-      </w:r>
-      <w:proofErr w:type="spellEnd"/>
-      <w:r>
-        <w:rPr>
-          <w:sz w:val="22"/>
-        </w:rPr>
-        <w:t xml:space="preserve">, </w:t>
-      </w:r>
-      <w:proofErr w:type="spellStart"/>
-      <w:proofErr w:type="gramStart"/>
-      <w:r>
-        <w:rPr>
-          <w:sz w:val="22"/>
-        </w:rPr>
-        <w:t>highRatio</w:t>
-      </w:r>
-      <w:proofErr w:type="spellEnd"/>
-      <w:r>
-        <w:rPr>
-          <w:sz w:val="22"/>
-        </w:rPr>
-        <w:t>) {</w:t>
-      </w:r>
-      <w:proofErr w:type="gramEnd"/>
-      <w:r>
-        <w:rPr>
-          <w:sz w:val="22"/>
-        </w:rPr>
-        <w:t xml:space="preserve"> </w:t>
-      </w:r>
-    </w:p>
-    <w:p>
-      <w:pPr>
-        <w:ind w:left="440"/>
-        <w:rPr>
-          <w:sz w:val="22"/>
-        </w:rPr>
-      </w:pPr>
-      <w:r>
-        <w:rPr>
-          <w:sz w:val="22"/>
-        </w:rPr>
-        <w:tab/>
-        <w:t>this-&gt;</w:t>
-      </w:r>
-      <w:proofErr w:type="spellStart"/>
-      <w:r>
-        <w:rPr>
-          <w:sz w:val="22"/>
-        </w:rPr>
-        <w:t>baseMoney</w:t>
-      </w:r>
-      <w:proofErr w:type="spellEnd"/>
-      <w:r>
-        <w:rPr>
-          <w:sz w:val="22"/>
-        </w:rPr>
-        <w:t xml:space="preserve"> = </w:t>
-      </w:r>
-      <w:proofErr w:type="spellStart"/>
-      <w:r>
-        <w:rPr>
-          <w:sz w:val="22"/>
-        </w:rPr>
-        <w:t>baseMoney</w:t>
-      </w:r>
-      <w:proofErr w:type="spellEnd"/>
-      <w:proofErr w:type="gramStart"/>
-      <w:r>
-        <w:rPr>
-          <w:sz w:val="22"/>
-        </w:rPr>
-        <w:t>; /</w:t>
-      </w:r>
-      <w:proofErr w:type="gramEnd"/>
-      <w:r>
-        <w:rPr>
-          <w:sz w:val="22"/>
-        </w:rPr>
-        <w:t>/</w:t>
-      </w:r>
-      <w:proofErr w:type="spellStart"/>
-      <w:r>
-        <w:rPr>
-          <w:sz w:val="22"/>
-        </w:rPr>
-        <w:t>적립률을</w:t>
-      </w:r>
-      <w:proofErr w:type="spellEnd"/>
-      <w:r>
-        <w:rPr>
-          <w:sz w:val="22"/>
-        </w:rPr>
-        <w:t xml:space="preserve"> </w:t>
-      </w:r>
-      <w:proofErr w:type="spellStart"/>
-      <w:r>
-        <w:rPr>
-          <w:sz w:val="22"/>
-        </w:rPr>
-        <w:t>결정할수</w:t>
-      </w:r>
-      <w:proofErr w:type="spellEnd"/>
-      <w:r>
-        <w:rPr>
-          <w:sz w:val="22"/>
-        </w:rPr>
-        <w:t xml:space="preserve"> 있는 지출액 저장</w:t>
+          <w:rFonts w:hint="eastAsia"/>
+          <w:sz w:val="22"/>
+        </w:rPr>
+        <w:t>우대적립률을</w:t>
+      </w:r>
+      <w:proofErr w:type="spellEnd"/>
+      <w:r>
+        <w:rPr>
+          <w:rFonts w:hint="eastAsia"/>
+          <w:sz w:val="22"/>
+        </w:rPr>
+        <w:t xml:space="preserve"> 클래스 변수에 저장</w:t>
       </w:r>
     </w:p>
     <w:p>
@@ -5412,7 +5442,6 @@
       <w:pPr>
         <w:ind w:left="440"/>
         <w:rPr>
-          <w:rFonts w:hint="eastAsia"/>
           <w:sz w:val="22"/>
         </w:rPr>
       </w:pPr>
@@ -5533,7 +5562,6 @@
       <w:pPr>
         <w:ind w:left="440"/>
         <w:rPr>
-          <w:rFonts w:hint="eastAsia"/>
           <w:sz w:val="22"/>
         </w:rPr>
       </w:pPr>
@@ -5576,19 +5604,18 @@
         <w:tab/>
         <w:t xml:space="preserve">point += (pay * </w:t>
       </w:r>
-      <w:proofErr w:type="spellStart"/>
-      <w:r>
-        <w:rPr>
-          <w:sz w:val="22"/>
-        </w:rPr>
-        <w:t>lowRatio</w:t>
-      </w:r>
-      <w:proofErr w:type="spellEnd"/>
-      <w:r>
-        <w:rPr>
-          <w:sz w:val="22"/>
-        </w:rPr>
-        <w:t xml:space="preserve">) / 100; </w:t>
+      <w:r>
+        <w:rPr>
+          <w:rFonts w:hint="eastAsia"/>
+          <w:sz w:val="22"/>
+        </w:rPr>
+        <w:t>r</w:t>
+      </w:r>
+      <w:r>
+        <w:rPr>
+          <w:sz w:val="22"/>
+        </w:rPr>
+        <w:t xml:space="preserve">atio) / 100; </w:t>
       </w:r>
     </w:p>
     <w:p>
@@ -5617,7 +5644,6 @@
       <w:pPr>
         <w:ind w:left="440"/>
         <w:rPr>
-          <w:rFonts w:hint="eastAsia"/>
           <w:sz w:val="22"/>
         </w:rPr>
       </w:pPr>
@@ -5692,7 +5718,6 @@
       <w:pPr>
         <w:ind w:left="220" w:hangingChars="100" w:hanging="220"/>
         <w:rPr>
-          <w:rFonts w:hint="eastAsia"/>
           <w:sz w:val="22"/>
         </w:rPr>
       </w:pPr>
@@ -5946,7 +5971,6 @@
       <w:pPr>
         <w:ind w:left="440"/>
         <w:rPr>
-          <w:rFonts w:hint="eastAsia"/>
           <w:sz w:val="22"/>
         </w:rPr>
       </w:pPr>
@@ -6856,7 +6880,6 @@
       <w:pPr>
         <w:ind w:left="440"/>
         <w:rPr>
-          <w:rFonts w:hint="eastAsia"/>
           <w:sz w:val="22"/>
         </w:rPr>
       </w:pPr>
@@ -6899,12 +6922,12 @@
       <w:pPr>
         <w:ind w:left="440"/>
         <w:rPr>
-          <w:rFonts w:hint="eastAsia"/>
-          <w:sz w:val="22"/>
-        </w:rPr>
-      </w:pPr>
-      <w:r>
-        <w:rPr>
+          <w:sz w:val="22"/>
+        </w:rPr>
+      </w:pPr>
+      <w:r>
+        <w:rPr>
+          <w:noProof/>
           <w:sz w:val="22"/>
         </w:rPr>
         <w:drawing>
@@ -6923,7 +6946,7 @@
                     <pic:cNvPicPr/>
                   </pic:nvPicPr>
                   <pic:blipFill>
-                    <a:blip r:embed="rId8"/>
+                    <a:blip r:embed="rId9"/>
                     <a:stretch>
                       <a:fillRect/>
                     </a:stretch>
@@ -7662,23 +7685,41 @@
         </w:rPr>
         <w:t xml:space="preserve"> 생성자가 먼저 호출되어 기본 변수인 </w:t>
       </w:r>
-      <w:proofErr w:type="gramStart"/>
-      <w:r>
-        <w:rPr>
-          <w:rFonts w:hint="eastAsia"/>
-          <w:b/>
-          <w:bCs/>
-        </w:rPr>
-        <w:t>name,lowRatio</w:t>
-      </w:r>
-      <w:proofErr w:type="gramEnd"/>
-      <w:r>
-        <w:rPr>
-          <w:rFonts w:hint="eastAsia"/>
-          <w:b/>
-          <w:bCs/>
-        </w:rPr>
-        <w:t xml:space="preserve">,highRatio가 </w:t>
+      <w:proofErr w:type="spellStart"/>
+      <w:proofErr w:type="gramStart"/>
+      <w:r>
+        <w:rPr>
+          <w:rFonts w:hint="eastAsia"/>
+          <w:b/>
+          <w:bCs/>
+        </w:rPr>
+        <w:t>name,</w:t>
+      </w:r>
+      <w:r>
+        <w:rPr>
+          <w:rFonts w:hint="eastAsia"/>
+          <w:b/>
+          <w:bCs/>
+        </w:rPr>
+        <w:t>r</w:t>
+      </w:r>
+      <w:r>
+        <w:rPr>
+          <w:rFonts w:hint="eastAsia"/>
+          <w:b/>
+          <w:bCs/>
+        </w:rPr>
+        <w:t>atio</w:t>
+      </w:r>
+      <w:proofErr w:type="spellEnd"/>
+      <w:proofErr w:type="gramEnd"/>
+      <w:r>
+        <w:rPr>
+          <w:rFonts w:hint="eastAsia"/>
+          <w:b/>
+          <w:bCs/>
+        </w:rPr>
+        <w:t xml:space="preserve">가 </w:t>
       </w:r>
       <w:proofErr w:type="gramStart"/>
       <w:r>
@@ -7712,17 +7753,10 @@
           <w:b/>
           <w:bCs/>
         </w:rPr>
-        <w:t>생성자</w:t>
-      </w:r>
-      <w:r>
-        <w:rPr>
-          <w:rFonts w:hint="eastAsia"/>
-          <w:b/>
-          <w:bCs/>
-        </w:rPr>
-        <w:t xml:space="preserve">에서 </w:t>
-      </w:r>
-      <w:proofErr w:type="spellStart"/>
+        <w:t xml:space="preserve">생성자에서 </w:t>
+      </w:r>
+      <w:proofErr w:type="spellStart"/>
+      <w:proofErr w:type="gramStart"/>
       <w:r>
         <w:rPr>
           <w:rFonts w:hint="eastAsia"/>
@@ -7731,7 +7765,16 @@
         </w:rPr>
         <w:t>baseMoney</w:t>
       </w:r>
-      <w:proofErr w:type="spellEnd"/>
+      <w:r>
+        <w:rPr>
+          <w:rFonts w:hint="eastAsia"/>
+          <w:b/>
+          <w:bCs/>
+        </w:rPr>
+        <w:t>,highRatio</w:t>
+      </w:r>
+      <w:proofErr w:type="spellEnd"/>
+      <w:proofErr w:type="gramEnd"/>
       <w:r>
         <w:rPr>
           <w:rFonts w:hint="eastAsia"/>
@@ -8026,7 +8069,6 @@
     <w:p>
       <w:pPr>
         <w:rPr>
-          <w:rFonts w:hint="eastAsia"/>
           <w:b/>
           <w:bCs/>
         </w:rPr>
@@ -8141,7 +8183,6 @@
     <w:p>
       <w:pPr>
         <w:rPr>
-          <w:rFonts w:hint="eastAsia"/>
           <w:b/>
           <w:bCs/>
         </w:rPr>
@@ -8920,6 +8961,7 @@
   <w:style w:type="character" w:default="1" w:styleId="a0">
     <w:name w:val="Default Paragraph Font"/>
     <w:uiPriority w:val="1"/>
+    <w:semiHidden/>
     <w:unhideWhenUsed/>
   </w:style>
   <w:style w:type="table" w:default="1" w:styleId="a1">
@@ -9627,4 +9669,16 @@
     </a:ext>
   </a:extLst>
 </a:theme>
+</file>
+
+<file path=customXml/item1.xml><?xml version="1.0" encoding="utf-8"?>
+<b:Sources xmlns:b="http://schemas.openxmlformats.org/officeDocument/2006/bibliography" xmlns="http://schemas.openxmlformats.org/officeDocument/2006/bibliography" SelectedStyle="\APASixthEditionOfficeOnline.xsl" StyleName="APA" Version="6"/>
+</file>
+
+<file path=customXml/itemProps1.xml><?xml version="1.0" encoding="utf-8"?>
+<ds:datastoreItem xmlns:ds="http://schemas.openxmlformats.org/officeDocument/2006/customXml" ds:itemID="{62F24026-F421-42F7-93FB-1AF95DCD3D35}">
+  <ds:schemaRefs>
+    <ds:schemaRef ds:uri="http://schemas.openxmlformats.org/officeDocument/2006/bibliography"/>
+  </ds:schemaRefs>
+</ds:datastoreItem>
 </file>